--- a/LAB_2/LAB2.docx
+++ b/LAB_2/LAB2.docx
@@ -1245,7 +1245,7 @@
           <w:r>
             <w:fldChar w:fldCharType="separate"/>
           </w:r>
-          <w:hyperlink w:anchor="_Toc230013316" w:history="1">
+          <w:hyperlink w:anchor="_Toc230028550" w:history="1">
             <w:r>
               <w:rPr>
                 <w:rStyle w:val="Hyperlink"/>
@@ -1269,7 +1269,7 @@
               <w:rPr>
                 <w:webHidden/>
               </w:rPr>
-              <w:instrText xml:space="preserve"> PAGEREF _Toc230013316 \h </w:instrText>
+              <w:instrText xml:space="preserve"> PAGEREF _Toc230028550 \h </w:instrText>
             </w:r>
             <w:r>
               <w:rPr>
@@ -1313,27 +1313,13 @@
               <w14:ligatures w14:val="standardContextual"/>
             </w:rPr>
           </w:pPr>
-          <w:hyperlink w:anchor="_Toc230013317" w:history="1">
+          <w:hyperlink w:anchor="_Toc230028551" w:history="1">
             <w:r>
               <w:rPr>
                 <w:rStyle w:val="Hyperlink"/>
                 <w:rFonts w:eastAsia="Times New Roman"/>
               </w:rPr>
-              <w:t>1. A5.</w:t>
-            </w:r>
-            <w:r>
-              <w:rPr>
-                <w:rStyle w:val="Hyperlink"/>
-                <w:rFonts w:eastAsia="Times New Roman"/>
-              </w:rPr>
-              <w:t xml:space="preserve"> </w:t>
-            </w:r>
-            <w:r>
-              <w:rPr>
-                <w:rStyle w:val="Hyperlink"/>
-                <w:rFonts w:eastAsia="Times New Roman"/>
-              </w:rPr>
-              <w:t>Перенос последнего элемента в начало</w:t>
+              <w:t>1. A5. Перенос последнего элемента в начало</w:t>
             </w:r>
             <w:r>
               <w:rPr>
@@ -1351,7 +1337,7 @@
               <w:rPr>
                 <w:webHidden/>
               </w:rPr>
-              <w:instrText xml:space="preserve"> PAGEREF _Toc230013317 \h </w:instrText>
+              <w:instrText xml:space="preserve"> PAGEREF _Toc230028551 \h </w:instrText>
             </w:r>
             <w:r>
               <w:rPr>
@@ -1395,7 +1381,7 @@
               <w14:ligatures w14:val="standardContextual"/>
             </w:rPr>
           </w:pPr>
-          <w:hyperlink w:anchor="_Toc230013318" w:history="1">
+          <w:hyperlink w:anchor="_Toc230028552" w:history="1">
             <w:r>
               <w:rPr>
                 <w:rStyle w:val="Hyperlink"/>
@@ -1419,7 +1405,7 @@
               <w:rPr>
                 <w:webHidden/>
               </w:rPr>
-              <w:instrText xml:space="preserve"> PAGEREF _Toc230013318 \h </w:instrText>
+              <w:instrText xml:space="preserve"> PAGEREF _Toc230028552 \h </w:instrText>
             </w:r>
             <w:r>
               <w:rPr>
@@ -1463,7 +1449,7 @@
               <w14:ligatures w14:val="standardContextual"/>
             </w:rPr>
           </w:pPr>
-          <w:hyperlink w:anchor="_Toc230013319" w:history="1">
+          <w:hyperlink w:anchor="_Toc230028553" w:history="1">
             <w:r>
               <w:rPr>
                 <w:rStyle w:val="Hyperlink"/>
@@ -1487,7 +1473,7 @@
               <w:rPr>
                 <w:webHidden/>
               </w:rPr>
-              <w:instrText xml:space="preserve"> PAGEREF _Toc230013319 \h </w:instrText>
+              <w:instrText xml:space="preserve"> PAGEREF _Toc230028553 \h </w:instrText>
             </w:r>
             <w:r>
               <w:rPr>
@@ -1531,7 +1517,7 @@
               <w14:ligatures w14:val="standardContextual"/>
             </w:rPr>
           </w:pPr>
-          <w:hyperlink w:anchor="_Toc230013320" w:history="1">
+          <w:hyperlink w:anchor="_Toc230028554" w:history="1">
             <w:r>
               <w:rPr>
                 <w:rStyle w:val="Hyperlink"/>
@@ -1555,7 +1541,7 @@
               <w:rPr>
                 <w:webHidden/>
               </w:rPr>
-              <w:instrText xml:space="preserve"> PAGEREF _Toc230013320 \h </w:instrText>
+              <w:instrText xml:space="preserve"> PAGEREF _Toc230028554 \h </w:instrText>
             </w:r>
             <w:r>
               <w:rPr>
@@ -1599,27 +1585,13 @@
               <w14:ligatures w14:val="standardContextual"/>
             </w:rPr>
           </w:pPr>
-          <w:hyperlink w:anchor="_Toc230013321" w:history="1">
+          <w:hyperlink w:anchor="_Toc230028555" w:history="1">
             <w:r>
               <w:rPr>
                 <w:rStyle w:val="Hyperlink"/>
                 <w:rFonts w:eastAsia="Times New Roman"/>
               </w:rPr>
-              <w:t>5. E5. Сложение пол</w:t>
-            </w:r>
-            <w:r>
-              <w:rPr>
-                <w:rStyle w:val="Hyperlink"/>
-                <w:rFonts w:eastAsia="Times New Roman"/>
-              </w:rPr>
-              <w:t>и</w:t>
-            </w:r>
-            <w:r>
-              <w:rPr>
-                <w:rStyle w:val="Hyperlink"/>
-                <w:rFonts w:eastAsia="Times New Roman"/>
-              </w:rPr>
-              <w:t>номов</w:t>
+              <w:t>5. E5. Сложение полиномов</w:t>
             </w:r>
             <w:r>
               <w:rPr>
@@ -1637,7 +1609,7 @@
               <w:rPr>
                 <w:webHidden/>
               </w:rPr>
-              <w:instrText xml:space="preserve"> PAGEREF _Toc230013321 \h </w:instrText>
+              <w:instrText xml:space="preserve"> PAGEREF _Toc230028555 \h </w:instrText>
             </w:r>
             <w:r>
               <w:rPr>
@@ -1681,7 +1653,74 @@
               <w14:ligatures w14:val="standardContextual"/>
             </w:rPr>
           </w:pPr>
-          <w:hyperlink w:anchor="_Toc230013322" w:history="1">
+          <w:hyperlink w:anchor="_Toc230028556" w:history="1">
+            <w:r>
+              <w:rPr>
+                <w:rStyle w:val="Hyperlink"/>
+              </w:rPr>
+              <w:t>ПОЛНЫЙ КОД</w:t>
+            </w:r>
+            <w:r>
+              <w:rPr>
+                <w:webHidden/>
+              </w:rPr>
+              <w:tab/>
+            </w:r>
+            <w:r>
+              <w:rPr>
+                <w:webHidden/>
+              </w:rPr>
+              <w:fldChar w:fldCharType="begin"/>
+            </w:r>
+            <w:r>
+              <w:rPr>
+                <w:webHidden/>
+              </w:rPr>
+              <w:instrText xml:space="preserve"> PAGEREF _Toc230028556 \h </w:instrText>
+            </w:r>
+            <w:r>
+              <w:rPr>
+                <w:webHidden/>
+              </w:rPr>
+            </w:r>
+            <w:r>
+              <w:rPr>
+                <w:webHidden/>
+              </w:rPr>
+              <w:fldChar w:fldCharType="separate"/>
+            </w:r>
+            <w:r>
+              <w:rPr>
+                <w:webHidden/>
+              </w:rPr>
+              <w:t>10</w:t>
+            </w:r>
+            <w:r>
+              <w:rPr>
+                <w:webHidden/>
+              </w:rPr>
+              <w:fldChar w:fldCharType="end"/>
+            </w:r>
+          </w:hyperlink>
+        </w:p>
+        <w:p>
+          <w:pPr>
+            <w:pStyle w:val="TOC1"/>
+            <w:tabs>
+              <w:tab w:val="right" w:leader="dot" w:pos="9346"/>
+            </w:tabs>
+            <w:rPr>
+              <w:rFonts w:asciiTheme="minorHAnsi" w:eastAsiaTheme="minorEastAsia" w:hAnsiTheme="minorHAnsi" w:cstheme="minorBidi"/>
+              <w:caps w:val="0"/>
+              <w:color w:val="auto"/>
+              <w:kern w:val="2"/>
+              <w:sz w:val="24"/>
+              <w:szCs w:val="24"/>
+              <w:lang w:val="en-US"/>
+              <w14:ligatures w14:val="standardContextual"/>
+            </w:rPr>
+          </w:pPr>
+          <w:hyperlink w:anchor="_Toc230028557" w:history="1">
             <w:r>
               <w:rPr>
                 <w:rStyle w:val="Hyperlink"/>
@@ -1705,7 +1744,7 @@
               <w:rPr>
                 <w:webHidden/>
               </w:rPr>
-              <w:instrText xml:space="preserve"> PAGEREF _Toc230013322 \h </w:instrText>
+              <w:instrText xml:space="preserve"> PAGEREF _Toc230028557 \h </w:instrText>
             </w:r>
             <w:r>
               <w:rPr>
@@ -1722,7 +1761,7 @@
               <w:rPr>
                 <w:webHidden/>
               </w:rPr>
-              <w:t>9</w:t>
+              <w:t>14</w:t>
             </w:r>
             <w:r>
               <w:rPr>
@@ -1782,7 +1821,7 @@
           <w:numId w:val="0"/>
         </w:numPr>
       </w:pPr>
-      <w:bookmarkStart w:id="0" w:name="_Toc230013316"/>
+      <w:bookmarkStart w:id="0" w:name="_Toc230028550"/>
       <w:r>
         <w:rPr>
           <w:rFonts w:eastAsia="Times New Roman"/>
@@ -1822,7 +1861,7 @@
           <w:szCs w:val="28"/>
         </w:rPr>
       </w:pPr>
-      <w:bookmarkStart w:id="1" w:name="_Toc230013317"/>
+      <w:bookmarkStart w:id="1" w:name="_Toc230028551"/>
       <w:r>
         <w:rPr>
           <w:rFonts w:eastAsia="Times New Roman"/>
@@ -2306,7 +2345,7 @@
           <w:szCs w:val="28"/>
         </w:rPr>
       </w:pPr>
-      <w:bookmarkStart w:id="2" w:name="_Toc230013318"/>
+      <w:bookmarkStart w:id="2" w:name="_Toc230028552"/>
       <w:r>
         <w:rPr>
           <w:rFonts w:eastAsia="Times New Roman"/>
@@ -2658,60 +2697,22 @@
         <w:rPr>
           <w:sz w:val="26"/>
           <w:szCs w:val="26"/>
-        </w:rPr>
-      </w:pPr>
-      <w:r>
-        <w:rPr>
-          <w:sz w:val="26"/>
-          <w:szCs w:val="26"/>
-        </w:rPr>
-        <w:t xml:space="preserve"># </w:t>
-      </w:r>
-      <w:proofErr w:type="spellStart"/>
-      <w:r>
-        <w:rPr>
-          <w:sz w:val="26"/>
-          <w:szCs w:val="26"/>
-        </w:rPr>
-        <w:t>Тест</w:t>
-      </w:r>
-      <w:proofErr w:type="spellEnd"/>
-      <w:r>
-        <w:rPr>
-          <w:sz w:val="26"/>
-          <w:szCs w:val="26"/>
-        </w:rPr>
-        <w:t xml:space="preserve"> </w:t>
-      </w:r>
-      <w:proofErr w:type="spellStart"/>
-      <w:r>
-        <w:rPr>
-          <w:sz w:val="26"/>
-          <w:szCs w:val="26"/>
-        </w:rPr>
-        <w:t>из</w:t>
-      </w:r>
-      <w:proofErr w:type="spellEnd"/>
-      <w:r>
-        <w:rPr>
-          <w:sz w:val="26"/>
-          <w:szCs w:val="26"/>
-        </w:rPr>
-        <w:t xml:space="preserve"> </w:t>
-      </w:r>
-      <w:proofErr w:type="spellStart"/>
-      <w:r>
-        <w:rPr>
-          <w:sz w:val="26"/>
-          <w:szCs w:val="26"/>
-        </w:rPr>
-        <w:t>задания</w:t>
-      </w:r>
-      <w:proofErr w:type="spellEnd"/>
-      <w:r>
-        <w:rPr>
-          <w:sz w:val="26"/>
-          <w:szCs w:val="26"/>
+          <w:lang w:val="ru-RU"/>
+        </w:rPr>
+      </w:pPr>
+      <w:r>
+        <w:rPr>
+          <w:sz w:val="26"/>
+          <w:szCs w:val="26"/>
+          <w:lang w:val="ru-RU"/>
+        </w:rPr>
+        <w:t># Тест из задания</w:t>
+      </w:r>
+      <w:r>
+        <w:rPr>
+          <w:sz w:val="26"/>
+          <w:szCs w:val="26"/>
+          <w:lang w:val="ru-RU"/>
         </w:rPr>
         <w:br/>
       </w:r>
@@ -2728,17 +2729,26 @@
         <w:rPr>
           <w:sz w:val="26"/>
           <w:szCs w:val="26"/>
+          <w:lang w:val="ru-RU"/>
         </w:rPr>
         <w:t xml:space="preserve"> = </w:t>
       </w:r>
-      <w:proofErr w:type="spellStart"/>
-      <w:r>
-        <w:rPr>
-          <w:sz w:val="26"/>
-          <w:szCs w:val="26"/>
-        </w:rPr>
-        <w:t>create_</w:t>
-      </w:r>
+      <w:r>
+        <w:rPr>
+          <w:sz w:val="26"/>
+          <w:szCs w:val="26"/>
+        </w:rPr>
+        <w:t>create</w:t>
+      </w:r>
+      <w:r>
+        <w:rPr>
+          <w:sz w:val="26"/>
+          <w:szCs w:val="26"/>
+          <w:lang w:val="ru-RU"/>
+        </w:rPr>
+        <w:t>_</w:t>
+      </w:r>
+      <w:proofErr w:type="spellStart"/>
       <w:proofErr w:type="gramStart"/>
       <w:r>
         <w:rPr>
@@ -2752,6 +2762,7 @@
         <w:rPr>
           <w:sz w:val="26"/>
           <w:szCs w:val="26"/>
+          <w:lang w:val="ru-RU"/>
         </w:rPr>
         <w:t>(</w:t>
       </w:r>
@@ -2760,6 +2771,7 @@
         <w:rPr>
           <w:sz w:val="26"/>
           <w:szCs w:val="26"/>
+          <w:lang w:val="ru-RU"/>
         </w:rPr>
         <w:t>6)</w:t>
       </w:r>
@@ -2767,25 +2779,10 @@
         <w:rPr>
           <w:sz w:val="26"/>
           <w:szCs w:val="26"/>
+          <w:lang w:val="ru-RU"/>
         </w:rPr>
         <w:br/>
-        <w:t xml:space="preserve"># </w:t>
-      </w:r>
-      <w:proofErr w:type="spellStart"/>
-      <w:r>
-        <w:rPr>
-          <w:sz w:val="26"/>
-          <w:szCs w:val="26"/>
-        </w:rPr>
-        <w:t>Ввод</w:t>
-      </w:r>
-      <w:proofErr w:type="spellEnd"/>
-      <w:r>
-        <w:rPr>
-          <w:sz w:val="26"/>
-          <w:szCs w:val="26"/>
-        </w:rPr>
-        <w:t>: [5, 3, 9, 9, 1, 7]</w:t>
+        <w:t># Ввод: [5, 3, 9, 9, 1, 7]</w:t>
       </w:r>
     </w:p>
     <w:p>
@@ -3089,7 +3086,7 @@
           <w:szCs w:val="28"/>
         </w:rPr>
       </w:pPr>
-      <w:bookmarkStart w:id="3" w:name="_Toc230013319"/>
+      <w:bookmarkStart w:id="3" w:name="_Toc230028553"/>
       <w:r>
         <w:rPr>
           <w:rFonts w:eastAsia="Times New Roman"/>
@@ -3661,7 +3658,7 @@
           <w:szCs w:val="28"/>
         </w:rPr>
       </w:pPr>
-      <w:bookmarkStart w:id="4" w:name="_Toc230013320"/>
+      <w:bookmarkStart w:id="4" w:name="_Toc230028554"/>
       <w:r>
         <w:rPr>
           <w:rFonts w:eastAsia="Times New Roman"/>
@@ -4320,7 +4317,6 @@
         <w:rPr>
           <w:sz w:val="26"/>
           <w:szCs w:val="26"/>
-          <w:lang w:val="ru-RU"/>
         </w:rPr>
         <w:t>4</w:t>
       </w:r>
@@ -4450,7 +4446,7 @@
           <w:szCs w:val="28"/>
         </w:rPr>
       </w:pPr>
-      <w:bookmarkStart w:id="5" w:name="_Toc230013321"/>
+      <w:bookmarkStart w:id="5" w:name="_Toc230028555"/>
       <w:r>
         <w:rPr>
           <w:rFonts w:eastAsia="Times New Roman"/>
@@ -6993,6 +6989,13 @@
           <w:szCs w:val="28"/>
         </w:rPr>
       </w:pPr>
+      <w:r>
+        <w:rPr>
+          <w:sz w:val="28"/>
+          <w:szCs w:val="28"/>
+        </w:rPr>
+        <w:br w:type="page"/>
+      </w:r>
     </w:p>
     <w:p>
       <w:pPr>
@@ -7001,11 +7004,6337 @@
           <w:ilvl w:val="0"/>
           <w:numId w:val="0"/>
         </w:numPr>
-        <w:rPr>
+      </w:pPr>
+      <w:bookmarkStart w:id="6" w:name="_Toc230028556"/>
+      <w:r>
+        <w:lastRenderedPageBreak/>
+        <w:t>ПОЛНЫЙ КОД</w:t>
+      </w:r>
+      <w:bookmarkEnd w:id="6"/>
+    </w:p>
+    <w:p>
+      <w:pPr>
+        <w:rPr>
+          <w:rFonts w:ascii="Consolas" w:hAnsi="Consolas" w:cs="Consolas"/>
+          <w:sz w:val="20"/>
+          <w:szCs w:val="20"/>
+        </w:rPr>
+      </w:pPr>
+      <w:r>
+        <w:rPr>
+          <w:rFonts w:ascii="Consolas" w:hAnsi="Consolas" w:cs="Consolas"/>
+          <w:sz w:val="20"/>
+          <w:szCs w:val="20"/>
+        </w:rPr>
+        <w:t>class Node:</w:t>
+      </w:r>
+    </w:p>
+    <w:p>
+      <w:pPr>
+        <w:rPr>
+          <w:rFonts w:ascii="Consolas" w:hAnsi="Consolas" w:cs="Consolas"/>
+          <w:sz w:val="20"/>
+          <w:szCs w:val="20"/>
+        </w:rPr>
+      </w:pPr>
+      <w:r>
+        <w:rPr>
+          <w:rFonts w:ascii="Consolas" w:hAnsi="Consolas" w:cs="Consolas"/>
+          <w:sz w:val="20"/>
+          <w:szCs w:val="20"/>
+        </w:rPr>
+        <w:t xml:space="preserve">    def __</w:t>
+      </w:r>
+      <w:proofErr w:type="spellStart"/>
+      <w:r>
+        <w:rPr>
+          <w:rFonts w:ascii="Consolas" w:hAnsi="Consolas" w:cs="Consolas"/>
+          <w:sz w:val="20"/>
+          <w:szCs w:val="20"/>
+        </w:rPr>
+        <w:t>init</w:t>
+      </w:r>
+      <w:proofErr w:type="spellEnd"/>
+      <w:r>
+        <w:rPr>
+          <w:rFonts w:ascii="Consolas" w:hAnsi="Consolas" w:cs="Consolas"/>
+          <w:sz w:val="20"/>
+          <w:szCs w:val="20"/>
+        </w:rPr>
+        <w:t>_</w:t>
+      </w:r>
+      <w:proofErr w:type="gramStart"/>
+      <w:r>
+        <w:rPr>
+          <w:rFonts w:ascii="Consolas" w:hAnsi="Consolas" w:cs="Consolas"/>
+          <w:sz w:val="20"/>
+          <w:szCs w:val="20"/>
+        </w:rPr>
+        <w:t>_(</w:t>
+      </w:r>
+      <w:proofErr w:type="gramEnd"/>
+      <w:r>
+        <w:rPr>
+          <w:rFonts w:ascii="Consolas" w:hAnsi="Consolas" w:cs="Consolas"/>
+          <w:sz w:val="20"/>
+          <w:szCs w:val="20"/>
+        </w:rPr>
+        <w:t>self, data):</w:t>
+      </w:r>
+    </w:p>
+    <w:p>
+      <w:pPr>
+        <w:rPr>
+          <w:rFonts w:ascii="Consolas" w:hAnsi="Consolas" w:cs="Consolas"/>
+          <w:sz w:val="20"/>
+          <w:szCs w:val="20"/>
+        </w:rPr>
+      </w:pPr>
+      <w:r>
+        <w:rPr>
+          <w:rFonts w:ascii="Consolas" w:hAnsi="Consolas" w:cs="Consolas"/>
+          <w:sz w:val="20"/>
+          <w:szCs w:val="20"/>
+        </w:rPr>
+        <w:t xml:space="preserve">        </w:t>
+      </w:r>
+      <w:proofErr w:type="spellStart"/>
+      <w:r>
+        <w:rPr>
+          <w:rFonts w:ascii="Consolas" w:hAnsi="Consolas" w:cs="Consolas"/>
+          <w:sz w:val="20"/>
+          <w:szCs w:val="20"/>
+        </w:rPr>
+        <w:t>self.data</w:t>
+      </w:r>
+      <w:proofErr w:type="spellEnd"/>
+      <w:r>
+        <w:rPr>
+          <w:rFonts w:ascii="Consolas" w:hAnsi="Consolas" w:cs="Consolas"/>
+          <w:sz w:val="20"/>
+          <w:szCs w:val="20"/>
+        </w:rPr>
+        <w:t xml:space="preserve"> = data</w:t>
+      </w:r>
+    </w:p>
+    <w:p>
+      <w:pPr>
+        <w:rPr>
+          <w:rFonts w:ascii="Consolas" w:hAnsi="Consolas" w:cs="Consolas"/>
+          <w:sz w:val="20"/>
+          <w:szCs w:val="20"/>
+        </w:rPr>
+      </w:pPr>
+      <w:r>
+        <w:rPr>
+          <w:rFonts w:ascii="Consolas" w:hAnsi="Consolas" w:cs="Consolas"/>
+          <w:sz w:val="20"/>
+          <w:szCs w:val="20"/>
+        </w:rPr>
+        <w:t xml:space="preserve">        </w:t>
+      </w:r>
+      <w:proofErr w:type="spellStart"/>
+      <w:proofErr w:type="gramStart"/>
+      <w:r>
+        <w:rPr>
+          <w:rFonts w:ascii="Consolas" w:hAnsi="Consolas" w:cs="Consolas"/>
+          <w:sz w:val="20"/>
+          <w:szCs w:val="20"/>
+        </w:rPr>
+        <w:t>self.next</w:t>
+      </w:r>
+      <w:proofErr w:type="spellEnd"/>
+      <w:proofErr w:type="gramEnd"/>
+      <w:r>
+        <w:rPr>
+          <w:rFonts w:ascii="Consolas" w:hAnsi="Consolas" w:cs="Consolas"/>
+          <w:sz w:val="20"/>
+          <w:szCs w:val="20"/>
+        </w:rPr>
+        <w:t xml:space="preserve"> = None</w:t>
+      </w:r>
+    </w:p>
+    <w:p>
+      <w:pPr>
+        <w:rPr>
+          <w:rFonts w:ascii="Consolas" w:hAnsi="Consolas" w:cs="Consolas"/>
+          <w:sz w:val="20"/>
+          <w:szCs w:val="20"/>
+        </w:rPr>
+      </w:pPr>
+    </w:p>
+    <w:p>
+      <w:pPr>
+        <w:rPr>
+          <w:rFonts w:ascii="Consolas" w:hAnsi="Consolas" w:cs="Consolas"/>
+          <w:sz w:val="20"/>
+          <w:szCs w:val="20"/>
+        </w:rPr>
+      </w:pPr>
+      <w:r>
+        <w:rPr>
+          <w:rFonts w:ascii="Consolas" w:hAnsi="Consolas" w:cs="Consolas"/>
+          <w:sz w:val="20"/>
+          <w:szCs w:val="20"/>
+        </w:rPr>
+        <w:t>class LinkedList:</w:t>
+      </w:r>
+    </w:p>
+    <w:p>
+      <w:pPr>
+        <w:rPr>
+          <w:rFonts w:ascii="Consolas" w:hAnsi="Consolas" w:cs="Consolas"/>
+          <w:sz w:val="20"/>
+          <w:szCs w:val="20"/>
+        </w:rPr>
+      </w:pPr>
+      <w:r>
+        <w:rPr>
+          <w:rFonts w:ascii="Consolas" w:hAnsi="Consolas" w:cs="Consolas"/>
+          <w:sz w:val="20"/>
+          <w:szCs w:val="20"/>
+        </w:rPr>
+        <w:t xml:space="preserve">    def __</w:t>
+      </w:r>
+      <w:proofErr w:type="spellStart"/>
+      <w:r>
+        <w:rPr>
+          <w:rFonts w:ascii="Consolas" w:hAnsi="Consolas" w:cs="Consolas"/>
+          <w:sz w:val="20"/>
+          <w:szCs w:val="20"/>
+        </w:rPr>
+        <w:t>init</w:t>
+      </w:r>
+      <w:proofErr w:type="spellEnd"/>
+      <w:r>
+        <w:rPr>
+          <w:rFonts w:ascii="Consolas" w:hAnsi="Consolas" w:cs="Consolas"/>
+          <w:sz w:val="20"/>
+          <w:szCs w:val="20"/>
+        </w:rPr>
+        <w:t>__(self):</w:t>
+      </w:r>
+    </w:p>
+    <w:p>
+      <w:pPr>
+        <w:rPr>
+          <w:rFonts w:ascii="Consolas" w:hAnsi="Consolas" w:cs="Consolas"/>
+          <w:sz w:val="20"/>
+          <w:szCs w:val="20"/>
+        </w:rPr>
+      </w:pPr>
+      <w:r>
+        <w:rPr>
+          <w:rFonts w:ascii="Consolas" w:hAnsi="Consolas" w:cs="Consolas"/>
+          <w:sz w:val="20"/>
+          <w:szCs w:val="20"/>
+        </w:rPr>
+        <w:t xml:space="preserve">        </w:t>
+      </w:r>
+      <w:proofErr w:type="spellStart"/>
+      <w:proofErr w:type="gramStart"/>
+      <w:r>
+        <w:rPr>
+          <w:rFonts w:ascii="Consolas" w:hAnsi="Consolas" w:cs="Consolas"/>
+          <w:sz w:val="20"/>
+          <w:szCs w:val="20"/>
+        </w:rPr>
+        <w:t>self.head</w:t>
+      </w:r>
+      <w:proofErr w:type="spellEnd"/>
+      <w:proofErr w:type="gramEnd"/>
+      <w:r>
+        <w:rPr>
+          <w:rFonts w:ascii="Consolas" w:hAnsi="Consolas" w:cs="Consolas"/>
+          <w:sz w:val="20"/>
+          <w:szCs w:val="20"/>
+        </w:rPr>
+        <w:t xml:space="preserve"> = None</w:t>
+      </w:r>
+    </w:p>
+    <w:p>
+      <w:pPr>
+        <w:rPr>
+          <w:rFonts w:ascii="Consolas" w:hAnsi="Consolas" w:cs="Consolas"/>
+          <w:sz w:val="20"/>
+          <w:szCs w:val="20"/>
+        </w:rPr>
+      </w:pPr>
+      <w:r>
+        <w:rPr>
+          <w:rFonts w:ascii="Consolas" w:hAnsi="Consolas" w:cs="Consolas"/>
+          <w:sz w:val="20"/>
+          <w:szCs w:val="20"/>
+        </w:rPr>
+        <w:t xml:space="preserve">    </w:t>
+      </w:r>
+    </w:p>
+    <w:p>
+      <w:pPr>
+        <w:rPr>
+          <w:rFonts w:ascii="Consolas" w:hAnsi="Consolas" w:cs="Consolas"/>
+          <w:sz w:val="20"/>
+          <w:szCs w:val="20"/>
+        </w:rPr>
+      </w:pPr>
+      <w:r>
+        <w:rPr>
+          <w:rFonts w:ascii="Consolas" w:hAnsi="Consolas" w:cs="Consolas"/>
+          <w:sz w:val="20"/>
+          <w:szCs w:val="20"/>
+        </w:rPr>
+        <w:t xml:space="preserve">    def </w:t>
+      </w:r>
+      <w:proofErr w:type="spellStart"/>
+      <w:r>
+        <w:rPr>
+          <w:rFonts w:ascii="Consolas" w:hAnsi="Consolas" w:cs="Consolas"/>
+          <w:sz w:val="20"/>
+          <w:szCs w:val="20"/>
+        </w:rPr>
+        <w:t>push_</w:t>
+      </w:r>
+      <w:proofErr w:type="gramStart"/>
+      <w:r>
+        <w:rPr>
+          <w:rFonts w:ascii="Consolas" w:hAnsi="Consolas" w:cs="Consolas"/>
+          <w:sz w:val="20"/>
+          <w:szCs w:val="20"/>
+        </w:rPr>
+        <w:t>front</w:t>
+      </w:r>
+      <w:proofErr w:type="spellEnd"/>
+      <w:r>
+        <w:rPr>
+          <w:rFonts w:ascii="Consolas" w:hAnsi="Consolas" w:cs="Consolas"/>
+          <w:sz w:val="20"/>
+          <w:szCs w:val="20"/>
+        </w:rPr>
+        <w:t>(</w:t>
+      </w:r>
+      <w:proofErr w:type="gramEnd"/>
+      <w:r>
+        <w:rPr>
+          <w:rFonts w:ascii="Consolas" w:hAnsi="Consolas" w:cs="Consolas"/>
+          <w:sz w:val="20"/>
+          <w:szCs w:val="20"/>
+        </w:rPr>
+        <w:t>self, data):</w:t>
+      </w:r>
+    </w:p>
+    <w:p>
+      <w:pPr>
+        <w:rPr>
+          <w:rFonts w:ascii="Consolas" w:hAnsi="Consolas" w:cs="Consolas"/>
+          <w:sz w:val="20"/>
+          <w:szCs w:val="20"/>
+        </w:rPr>
+      </w:pPr>
+      <w:r>
+        <w:rPr>
+          <w:rFonts w:ascii="Consolas" w:hAnsi="Consolas" w:cs="Consolas"/>
+          <w:sz w:val="20"/>
+          <w:szCs w:val="20"/>
+        </w:rPr>
+        <w:t xml:space="preserve">        </w:t>
+      </w:r>
+      <w:proofErr w:type="spellStart"/>
+      <w:r>
+        <w:rPr>
+          <w:rFonts w:ascii="Consolas" w:hAnsi="Consolas" w:cs="Consolas"/>
+          <w:sz w:val="20"/>
+          <w:szCs w:val="20"/>
+        </w:rPr>
+        <w:t>new_node</w:t>
+      </w:r>
+      <w:proofErr w:type="spellEnd"/>
+      <w:r>
+        <w:rPr>
+          <w:rFonts w:ascii="Consolas" w:hAnsi="Consolas" w:cs="Consolas"/>
+          <w:sz w:val="20"/>
+          <w:szCs w:val="20"/>
+        </w:rPr>
+        <w:t xml:space="preserve"> = Node(data)</w:t>
+      </w:r>
+    </w:p>
+    <w:p>
+      <w:pPr>
+        <w:rPr>
+          <w:rFonts w:ascii="Consolas" w:hAnsi="Consolas" w:cs="Consolas"/>
+          <w:sz w:val="20"/>
+          <w:szCs w:val="20"/>
+        </w:rPr>
+      </w:pPr>
+      <w:r>
+        <w:rPr>
+          <w:rFonts w:ascii="Consolas" w:hAnsi="Consolas" w:cs="Consolas"/>
+          <w:sz w:val="20"/>
+          <w:szCs w:val="20"/>
+        </w:rPr>
+        <w:t xml:space="preserve">        </w:t>
+      </w:r>
+      <w:proofErr w:type="spellStart"/>
+      <w:r>
+        <w:rPr>
+          <w:rFonts w:ascii="Consolas" w:hAnsi="Consolas" w:cs="Consolas"/>
+          <w:sz w:val="20"/>
+          <w:szCs w:val="20"/>
+        </w:rPr>
+        <w:t>new_</w:t>
+      </w:r>
+      <w:proofErr w:type="gramStart"/>
+      <w:r>
+        <w:rPr>
+          <w:rFonts w:ascii="Consolas" w:hAnsi="Consolas" w:cs="Consolas"/>
+          <w:sz w:val="20"/>
+          <w:szCs w:val="20"/>
+        </w:rPr>
+        <w:t>node.next</w:t>
+      </w:r>
+      <w:proofErr w:type="spellEnd"/>
+      <w:proofErr w:type="gramEnd"/>
+      <w:r>
+        <w:rPr>
+          <w:rFonts w:ascii="Consolas" w:hAnsi="Consolas" w:cs="Consolas"/>
+          <w:sz w:val="20"/>
+          <w:szCs w:val="20"/>
+        </w:rPr>
+        <w:t xml:space="preserve"> = </w:t>
+      </w:r>
+      <w:proofErr w:type="spellStart"/>
+      <w:r>
+        <w:rPr>
+          <w:rFonts w:ascii="Consolas" w:hAnsi="Consolas" w:cs="Consolas"/>
+          <w:sz w:val="20"/>
+          <w:szCs w:val="20"/>
+        </w:rPr>
+        <w:t>self.head</w:t>
+      </w:r>
+      <w:proofErr w:type="spellEnd"/>
+    </w:p>
+    <w:p>
+      <w:pPr>
+        <w:rPr>
+          <w:rFonts w:ascii="Consolas" w:hAnsi="Consolas" w:cs="Consolas"/>
+          <w:sz w:val="20"/>
+          <w:szCs w:val="20"/>
+        </w:rPr>
+      </w:pPr>
+      <w:r>
+        <w:rPr>
+          <w:rFonts w:ascii="Consolas" w:hAnsi="Consolas" w:cs="Consolas"/>
+          <w:sz w:val="20"/>
+          <w:szCs w:val="20"/>
+        </w:rPr>
+        <w:t xml:space="preserve">        </w:t>
+      </w:r>
+      <w:proofErr w:type="spellStart"/>
+      <w:proofErr w:type="gramStart"/>
+      <w:r>
+        <w:rPr>
+          <w:rFonts w:ascii="Consolas" w:hAnsi="Consolas" w:cs="Consolas"/>
+          <w:sz w:val="20"/>
+          <w:szCs w:val="20"/>
+        </w:rPr>
+        <w:t>self.head</w:t>
+      </w:r>
+      <w:proofErr w:type="spellEnd"/>
+      <w:proofErr w:type="gramEnd"/>
+      <w:r>
+        <w:rPr>
+          <w:rFonts w:ascii="Consolas" w:hAnsi="Consolas" w:cs="Consolas"/>
+          <w:sz w:val="20"/>
+          <w:szCs w:val="20"/>
+        </w:rPr>
+        <w:t xml:space="preserve"> = </w:t>
+      </w:r>
+      <w:proofErr w:type="spellStart"/>
+      <w:r>
+        <w:rPr>
+          <w:rFonts w:ascii="Consolas" w:hAnsi="Consolas" w:cs="Consolas"/>
+          <w:sz w:val="20"/>
+          <w:szCs w:val="20"/>
+        </w:rPr>
+        <w:t>new_node</w:t>
+      </w:r>
+      <w:proofErr w:type="spellEnd"/>
+    </w:p>
+    <w:p>
+      <w:pPr>
+        <w:rPr>
+          <w:rFonts w:ascii="Consolas" w:hAnsi="Consolas" w:cs="Consolas"/>
+          <w:sz w:val="20"/>
+          <w:szCs w:val="20"/>
+        </w:rPr>
+      </w:pPr>
+    </w:p>
+    <w:p>
+      <w:pPr>
+        <w:rPr>
+          <w:rFonts w:ascii="Consolas" w:hAnsi="Consolas" w:cs="Consolas"/>
+          <w:sz w:val="20"/>
+          <w:szCs w:val="20"/>
+        </w:rPr>
+      </w:pPr>
+      <w:r>
+        <w:rPr>
+          <w:rFonts w:ascii="Consolas" w:hAnsi="Consolas" w:cs="Consolas"/>
+          <w:sz w:val="20"/>
+          <w:szCs w:val="20"/>
+        </w:rPr>
+        <w:t xml:space="preserve">    def </w:t>
+      </w:r>
+      <w:proofErr w:type="spellStart"/>
+      <w:r>
+        <w:rPr>
+          <w:rFonts w:ascii="Consolas" w:hAnsi="Consolas" w:cs="Consolas"/>
+          <w:sz w:val="20"/>
+          <w:szCs w:val="20"/>
+        </w:rPr>
+        <w:t>push_</w:t>
+      </w:r>
+      <w:proofErr w:type="gramStart"/>
+      <w:r>
+        <w:rPr>
+          <w:rFonts w:ascii="Consolas" w:hAnsi="Consolas" w:cs="Consolas"/>
+          <w:sz w:val="20"/>
+          <w:szCs w:val="20"/>
+        </w:rPr>
+        <w:t>back</w:t>
+      </w:r>
+      <w:proofErr w:type="spellEnd"/>
+      <w:r>
+        <w:rPr>
+          <w:rFonts w:ascii="Consolas" w:hAnsi="Consolas" w:cs="Consolas"/>
+          <w:sz w:val="20"/>
+          <w:szCs w:val="20"/>
+        </w:rPr>
+        <w:t>(</w:t>
+      </w:r>
+      <w:proofErr w:type="gramEnd"/>
+      <w:r>
+        <w:rPr>
+          <w:rFonts w:ascii="Consolas" w:hAnsi="Consolas" w:cs="Consolas"/>
+          <w:sz w:val="20"/>
+          <w:szCs w:val="20"/>
+        </w:rPr>
+        <w:t>self, data):</w:t>
+      </w:r>
+    </w:p>
+    <w:p>
+      <w:pPr>
+        <w:rPr>
+          <w:rFonts w:ascii="Consolas" w:hAnsi="Consolas" w:cs="Consolas"/>
+          <w:sz w:val="20"/>
+          <w:szCs w:val="20"/>
+        </w:rPr>
+      </w:pPr>
+      <w:r>
+        <w:rPr>
+          <w:rFonts w:ascii="Consolas" w:hAnsi="Consolas" w:cs="Consolas"/>
+          <w:sz w:val="20"/>
+          <w:szCs w:val="20"/>
+        </w:rPr>
+        <w:t xml:space="preserve">        </w:t>
+      </w:r>
+      <w:proofErr w:type="spellStart"/>
+      <w:r>
+        <w:rPr>
+          <w:rFonts w:ascii="Consolas" w:hAnsi="Consolas" w:cs="Consolas"/>
+          <w:sz w:val="20"/>
+          <w:szCs w:val="20"/>
+        </w:rPr>
+        <w:t>new_node</w:t>
+      </w:r>
+      <w:proofErr w:type="spellEnd"/>
+      <w:r>
+        <w:rPr>
+          <w:rFonts w:ascii="Consolas" w:hAnsi="Consolas" w:cs="Consolas"/>
+          <w:sz w:val="20"/>
+          <w:szCs w:val="20"/>
+        </w:rPr>
+        <w:t xml:space="preserve"> = Node(data)</w:t>
+      </w:r>
+    </w:p>
+    <w:p>
+      <w:pPr>
+        <w:rPr>
+          <w:rFonts w:ascii="Consolas" w:hAnsi="Consolas" w:cs="Consolas"/>
+          <w:sz w:val="20"/>
+          <w:szCs w:val="20"/>
+        </w:rPr>
+      </w:pPr>
+      <w:r>
+        <w:rPr>
+          <w:rFonts w:ascii="Consolas" w:hAnsi="Consolas" w:cs="Consolas"/>
+          <w:sz w:val="20"/>
+          <w:szCs w:val="20"/>
+        </w:rPr>
+        <w:t xml:space="preserve">        if not </w:t>
+      </w:r>
+      <w:proofErr w:type="spellStart"/>
+      <w:proofErr w:type="gramStart"/>
+      <w:r>
+        <w:rPr>
+          <w:rFonts w:ascii="Consolas" w:hAnsi="Consolas" w:cs="Consolas"/>
+          <w:sz w:val="20"/>
+          <w:szCs w:val="20"/>
+        </w:rPr>
+        <w:t>self.head</w:t>
+      </w:r>
+      <w:proofErr w:type="spellEnd"/>
+      <w:proofErr w:type="gramEnd"/>
+      <w:r>
+        <w:rPr>
+          <w:rFonts w:ascii="Consolas" w:hAnsi="Consolas" w:cs="Consolas"/>
+          <w:sz w:val="20"/>
+          <w:szCs w:val="20"/>
+        </w:rPr>
+        <w:t>:</w:t>
+      </w:r>
+    </w:p>
+    <w:p>
+      <w:pPr>
+        <w:rPr>
+          <w:rFonts w:ascii="Consolas" w:hAnsi="Consolas" w:cs="Consolas"/>
+          <w:sz w:val="20"/>
+          <w:szCs w:val="20"/>
+        </w:rPr>
+      </w:pPr>
+      <w:r>
+        <w:rPr>
+          <w:rFonts w:ascii="Consolas" w:hAnsi="Consolas" w:cs="Consolas"/>
+          <w:sz w:val="20"/>
+          <w:szCs w:val="20"/>
+        </w:rPr>
+        <w:t xml:space="preserve">            </w:t>
+      </w:r>
+      <w:proofErr w:type="spellStart"/>
+      <w:proofErr w:type="gramStart"/>
+      <w:r>
+        <w:rPr>
+          <w:rFonts w:ascii="Consolas" w:hAnsi="Consolas" w:cs="Consolas"/>
+          <w:sz w:val="20"/>
+          <w:szCs w:val="20"/>
+        </w:rPr>
+        <w:t>self.head</w:t>
+      </w:r>
+      <w:proofErr w:type="spellEnd"/>
+      <w:proofErr w:type="gramEnd"/>
+      <w:r>
+        <w:rPr>
+          <w:rFonts w:ascii="Consolas" w:hAnsi="Consolas" w:cs="Consolas"/>
+          <w:sz w:val="20"/>
+          <w:szCs w:val="20"/>
+        </w:rPr>
+        <w:t xml:space="preserve"> = </w:t>
+      </w:r>
+      <w:proofErr w:type="spellStart"/>
+      <w:r>
+        <w:rPr>
+          <w:rFonts w:ascii="Consolas" w:hAnsi="Consolas" w:cs="Consolas"/>
+          <w:sz w:val="20"/>
+          <w:szCs w:val="20"/>
+        </w:rPr>
+        <w:t>new_node</w:t>
+      </w:r>
+      <w:proofErr w:type="spellEnd"/>
+    </w:p>
+    <w:p>
+      <w:pPr>
+        <w:rPr>
+          <w:rFonts w:ascii="Consolas" w:hAnsi="Consolas" w:cs="Consolas"/>
+          <w:sz w:val="20"/>
+          <w:szCs w:val="20"/>
+        </w:rPr>
+      </w:pPr>
+      <w:r>
+        <w:rPr>
+          <w:rFonts w:ascii="Consolas" w:hAnsi="Consolas" w:cs="Consolas"/>
+          <w:sz w:val="20"/>
+          <w:szCs w:val="20"/>
+        </w:rPr>
+        <w:t xml:space="preserve">            return</w:t>
+      </w:r>
+    </w:p>
+    <w:p>
+      <w:pPr>
+        <w:rPr>
+          <w:rFonts w:ascii="Consolas" w:hAnsi="Consolas" w:cs="Consolas"/>
+          <w:sz w:val="20"/>
+          <w:szCs w:val="20"/>
+        </w:rPr>
+      </w:pPr>
+      <w:r>
+        <w:rPr>
+          <w:rFonts w:ascii="Consolas" w:hAnsi="Consolas" w:cs="Consolas"/>
+          <w:sz w:val="20"/>
+          <w:szCs w:val="20"/>
+        </w:rPr>
+        <w:t xml:space="preserve">        </w:t>
+      </w:r>
+    </w:p>
+    <w:p>
+      <w:pPr>
+        <w:rPr>
+          <w:rFonts w:ascii="Consolas" w:hAnsi="Consolas" w:cs="Consolas"/>
+          <w:sz w:val="20"/>
+          <w:szCs w:val="20"/>
+        </w:rPr>
+      </w:pPr>
+      <w:r>
+        <w:rPr>
+          <w:rFonts w:ascii="Consolas" w:hAnsi="Consolas" w:cs="Consolas"/>
+          <w:sz w:val="20"/>
+          <w:szCs w:val="20"/>
+        </w:rPr>
+        <w:t xml:space="preserve">        cur = </w:t>
+      </w:r>
+      <w:proofErr w:type="spellStart"/>
+      <w:proofErr w:type="gramStart"/>
+      <w:r>
+        <w:rPr>
+          <w:rFonts w:ascii="Consolas" w:hAnsi="Consolas" w:cs="Consolas"/>
+          <w:sz w:val="20"/>
+          <w:szCs w:val="20"/>
+        </w:rPr>
+        <w:t>self.head</w:t>
+      </w:r>
+      <w:proofErr w:type="spellEnd"/>
+      <w:proofErr w:type="gramEnd"/>
+    </w:p>
+    <w:p>
+      <w:pPr>
+        <w:rPr>
+          <w:rFonts w:ascii="Consolas" w:hAnsi="Consolas" w:cs="Consolas"/>
+          <w:sz w:val="20"/>
+          <w:szCs w:val="20"/>
+        </w:rPr>
+      </w:pPr>
+      <w:r>
+        <w:rPr>
+          <w:rFonts w:ascii="Consolas" w:hAnsi="Consolas" w:cs="Consolas"/>
+          <w:sz w:val="20"/>
+          <w:szCs w:val="20"/>
+        </w:rPr>
+        <w:t xml:space="preserve">        while </w:t>
+      </w:r>
+      <w:proofErr w:type="spellStart"/>
+      <w:proofErr w:type="gramStart"/>
+      <w:r>
+        <w:rPr>
+          <w:rFonts w:ascii="Consolas" w:hAnsi="Consolas" w:cs="Consolas"/>
+          <w:sz w:val="20"/>
+          <w:szCs w:val="20"/>
+        </w:rPr>
+        <w:t>cur.next</w:t>
+      </w:r>
+      <w:proofErr w:type="spellEnd"/>
+      <w:proofErr w:type="gramEnd"/>
+      <w:r>
+        <w:rPr>
+          <w:rFonts w:ascii="Consolas" w:hAnsi="Consolas" w:cs="Consolas"/>
+          <w:sz w:val="20"/>
+          <w:szCs w:val="20"/>
+        </w:rPr>
+        <w:t>:</w:t>
+      </w:r>
+    </w:p>
+    <w:p>
+      <w:pPr>
+        <w:rPr>
+          <w:rFonts w:ascii="Consolas" w:hAnsi="Consolas" w:cs="Consolas"/>
+          <w:sz w:val="20"/>
+          <w:szCs w:val="20"/>
+        </w:rPr>
+      </w:pPr>
+      <w:r>
+        <w:rPr>
+          <w:rFonts w:ascii="Consolas" w:hAnsi="Consolas" w:cs="Consolas"/>
+          <w:sz w:val="20"/>
+          <w:szCs w:val="20"/>
+        </w:rPr>
+        <w:t xml:space="preserve">            cur = </w:t>
+      </w:r>
+      <w:proofErr w:type="spellStart"/>
+      <w:proofErr w:type="gramStart"/>
+      <w:r>
+        <w:rPr>
+          <w:rFonts w:ascii="Consolas" w:hAnsi="Consolas" w:cs="Consolas"/>
+          <w:sz w:val="20"/>
+          <w:szCs w:val="20"/>
+        </w:rPr>
+        <w:t>cur.next</w:t>
+      </w:r>
+      <w:proofErr w:type="spellEnd"/>
+      <w:proofErr w:type="gramEnd"/>
+    </w:p>
+    <w:p>
+      <w:pPr>
+        <w:rPr>
+          <w:rFonts w:ascii="Consolas" w:hAnsi="Consolas" w:cs="Consolas"/>
+          <w:sz w:val="20"/>
+          <w:szCs w:val="20"/>
+        </w:rPr>
+      </w:pPr>
+    </w:p>
+    <w:p>
+      <w:pPr>
+        <w:rPr>
+          <w:rFonts w:ascii="Consolas" w:hAnsi="Consolas" w:cs="Consolas"/>
+          <w:sz w:val="20"/>
+          <w:szCs w:val="20"/>
+        </w:rPr>
+      </w:pPr>
+      <w:r>
+        <w:rPr>
+          <w:rFonts w:ascii="Consolas" w:hAnsi="Consolas" w:cs="Consolas"/>
+          <w:sz w:val="20"/>
+          <w:szCs w:val="20"/>
+        </w:rPr>
+        <w:t xml:space="preserve">        </w:t>
+      </w:r>
+      <w:proofErr w:type="spellStart"/>
+      <w:proofErr w:type="gramStart"/>
+      <w:r>
+        <w:rPr>
+          <w:rFonts w:ascii="Consolas" w:hAnsi="Consolas" w:cs="Consolas"/>
+          <w:sz w:val="20"/>
+          <w:szCs w:val="20"/>
+        </w:rPr>
+        <w:t>cur.next</w:t>
+      </w:r>
+      <w:proofErr w:type="spellEnd"/>
+      <w:proofErr w:type="gramEnd"/>
+      <w:r>
+        <w:rPr>
+          <w:rFonts w:ascii="Consolas" w:hAnsi="Consolas" w:cs="Consolas"/>
+          <w:sz w:val="20"/>
+          <w:szCs w:val="20"/>
+        </w:rPr>
+        <w:t xml:space="preserve"> = </w:t>
+      </w:r>
+      <w:proofErr w:type="spellStart"/>
+      <w:r>
+        <w:rPr>
+          <w:rFonts w:ascii="Consolas" w:hAnsi="Consolas" w:cs="Consolas"/>
+          <w:sz w:val="20"/>
+          <w:szCs w:val="20"/>
+        </w:rPr>
+        <w:t>new_node</w:t>
+      </w:r>
+      <w:proofErr w:type="spellEnd"/>
+    </w:p>
+    <w:p>
+      <w:pPr>
+        <w:rPr>
+          <w:rFonts w:ascii="Consolas" w:hAnsi="Consolas" w:cs="Consolas"/>
+          <w:sz w:val="20"/>
+          <w:szCs w:val="20"/>
+        </w:rPr>
+      </w:pPr>
+    </w:p>
+    <w:p>
+      <w:pPr>
+        <w:rPr>
+          <w:rFonts w:ascii="Consolas" w:hAnsi="Consolas" w:cs="Consolas"/>
+          <w:sz w:val="20"/>
+          <w:szCs w:val="20"/>
+        </w:rPr>
+      </w:pPr>
+      <w:r>
+        <w:rPr>
+          <w:rFonts w:ascii="Consolas" w:hAnsi="Consolas" w:cs="Consolas"/>
+          <w:sz w:val="20"/>
+          <w:szCs w:val="20"/>
+        </w:rPr>
+        <w:t xml:space="preserve">    def </w:t>
+      </w:r>
+      <w:proofErr w:type="gramStart"/>
+      <w:r>
+        <w:rPr>
+          <w:rFonts w:ascii="Consolas" w:hAnsi="Consolas" w:cs="Consolas"/>
+          <w:sz w:val="20"/>
+          <w:szCs w:val="20"/>
+        </w:rPr>
+        <w:t>find(</w:t>
+      </w:r>
+      <w:proofErr w:type="gramEnd"/>
+      <w:r>
+        <w:rPr>
+          <w:rFonts w:ascii="Consolas" w:hAnsi="Consolas" w:cs="Consolas"/>
+          <w:sz w:val="20"/>
+          <w:szCs w:val="20"/>
+        </w:rPr>
+        <w:t>self, data):</w:t>
+      </w:r>
+    </w:p>
+    <w:p>
+      <w:pPr>
+        <w:rPr>
+          <w:rFonts w:ascii="Consolas" w:hAnsi="Consolas" w:cs="Consolas"/>
+          <w:sz w:val="20"/>
+          <w:szCs w:val="20"/>
+        </w:rPr>
+      </w:pPr>
+      <w:r>
+        <w:rPr>
+          <w:rFonts w:ascii="Consolas" w:hAnsi="Consolas" w:cs="Consolas"/>
+          <w:sz w:val="20"/>
+          <w:szCs w:val="20"/>
+        </w:rPr>
+        <w:t xml:space="preserve">        cur = </w:t>
+      </w:r>
+      <w:proofErr w:type="spellStart"/>
+      <w:proofErr w:type="gramStart"/>
+      <w:r>
+        <w:rPr>
+          <w:rFonts w:ascii="Consolas" w:hAnsi="Consolas" w:cs="Consolas"/>
+          <w:sz w:val="20"/>
+          <w:szCs w:val="20"/>
+        </w:rPr>
+        <w:t>self.head</w:t>
+      </w:r>
+      <w:proofErr w:type="spellEnd"/>
+      <w:proofErr w:type="gramEnd"/>
+    </w:p>
+    <w:p>
+      <w:pPr>
+        <w:rPr>
+          <w:rFonts w:ascii="Consolas" w:hAnsi="Consolas" w:cs="Consolas"/>
+          <w:sz w:val="20"/>
+          <w:szCs w:val="20"/>
+        </w:rPr>
+      </w:pPr>
+      <w:r>
+        <w:rPr>
+          <w:rFonts w:ascii="Consolas" w:hAnsi="Consolas" w:cs="Consolas"/>
+          <w:sz w:val="20"/>
+          <w:szCs w:val="20"/>
+        </w:rPr>
+        <w:t xml:space="preserve">        while cur:</w:t>
+      </w:r>
+    </w:p>
+    <w:p>
+      <w:pPr>
+        <w:rPr>
+          <w:rFonts w:ascii="Consolas" w:hAnsi="Consolas" w:cs="Consolas"/>
+          <w:sz w:val="20"/>
+          <w:szCs w:val="20"/>
+        </w:rPr>
+      </w:pPr>
+      <w:r>
+        <w:rPr>
+          <w:rFonts w:ascii="Consolas" w:hAnsi="Consolas" w:cs="Consolas"/>
+          <w:sz w:val="20"/>
+          <w:szCs w:val="20"/>
+        </w:rPr>
+        <w:t xml:space="preserve">            if </w:t>
+      </w:r>
+      <w:proofErr w:type="spellStart"/>
+      <w:r>
+        <w:rPr>
+          <w:rFonts w:ascii="Consolas" w:hAnsi="Consolas" w:cs="Consolas"/>
+          <w:sz w:val="20"/>
+          <w:szCs w:val="20"/>
+        </w:rPr>
+        <w:t>cur.data</w:t>
+      </w:r>
+      <w:proofErr w:type="spellEnd"/>
+      <w:r>
+        <w:rPr>
+          <w:rFonts w:ascii="Consolas" w:hAnsi="Consolas" w:cs="Consolas"/>
+          <w:sz w:val="20"/>
+          <w:szCs w:val="20"/>
+        </w:rPr>
+        <w:t xml:space="preserve"> == data:</w:t>
+      </w:r>
+    </w:p>
+    <w:p>
+      <w:pPr>
+        <w:rPr>
+          <w:rFonts w:ascii="Consolas" w:hAnsi="Consolas" w:cs="Consolas"/>
+          <w:sz w:val="20"/>
+          <w:szCs w:val="20"/>
+        </w:rPr>
+      </w:pPr>
+      <w:r>
+        <w:rPr>
+          <w:rFonts w:ascii="Consolas" w:hAnsi="Consolas" w:cs="Consolas"/>
+          <w:sz w:val="20"/>
+          <w:szCs w:val="20"/>
+        </w:rPr>
+        <w:t xml:space="preserve">                return True</w:t>
+      </w:r>
+    </w:p>
+    <w:p>
+      <w:pPr>
+        <w:rPr>
+          <w:rFonts w:ascii="Consolas" w:hAnsi="Consolas" w:cs="Consolas"/>
+          <w:sz w:val="20"/>
+          <w:szCs w:val="20"/>
+        </w:rPr>
+      </w:pPr>
+      <w:r>
+        <w:rPr>
+          <w:rFonts w:ascii="Consolas" w:hAnsi="Consolas" w:cs="Consolas"/>
+          <w:sz w:val="20"/>
+          <w:szCs w:val="20"/>
+        </w:rPr>
+        <w:t xml:space="preserve">            cur = </w:t>
+      </w:r>
+      <w:proofErr w:type="spellStart"/>
+      <w:proofErr w:type="gramStart"/>
+      <w:r>
+        <w:rPr>
+          <w:rFonts w:ascii="Consolas" w:hAnsi="Consolas" w:cs="Consolas"/>
+          <w:sz w:val="20"/>
+          <w:szCs w:val="20"/>
+        </w:rPr>
+        <w:t>cur.next</w:t>
+      </w:r>
+      <w:proofErr w:type="spellEnd"/>
+      <w:proofErr w:type="gramEnd"/>
+    </w:p>
+    <w:p>
+      <w:pPr>
+        <w:rPr>
+          <w:rFonts w:ascii="Consolas" w:hAnsi="Consolas" w:cs="Consolas"/>
+          <w:sz w:val="20"/>
+          <w:szCs w:val="20"/>
+        </w:rPr>
+      </w:pPr>
+      <w:r>
+        <w:rPr>
+          <w:rFonts w:ascii="Consolas" w:hAnsi="Consolas" w:cs="Consolas"/>
+          <w:sz w:val="20"/>
+          <w:szCs w:val="20"/>
+        </w:rPr>
+        <w:t xml:space="preserve">        return False</w:t>
+      </w:r>
+    </w:p>
+    <w:p>
+      <w:pPr>
+        <w:rPr>
+          <w:rFonts w:ascii="Consolas" w:hAnsi="Consolas" w:cs="Consolas"/>
+          <w:sz w:val="20"/>
+          <w:szCs w:val="20"/>
+        </w:rPr>
+      </w:pPr>
+    </w:p>
+    <w:p>
+      <w:pPr>
+        <w:rPr>
+          <w:rFonts w:ascii="Consolas" w:hAnsi="Consolas" w:cs="Consolas"/>
+          <w:sz w:val="20"/>
+          <w:szCs w:val="20"/>
+        </w:rPr>
+      </w:pPr>
+      <w:r>
+        <w:rPr>
+          <w:rFonts w:ascii="Consolas" w:hAnsi="Consolas" w:cs="Consolas"/>
+          <w:sz w:val="20"/>
+          <w:szCs w:val="20"/>
+        </w:rPr>
+        <w:t xml:space="preserve">    def </w:t>
+      </w:r>
+      <w:proofErr w:type="spellStart"/>
+      <w:r>
+        <w:rPr>
+          <w:rFonts w:ascii="Consolas" w:hAnsi="Consolas" w:cs="Consolas"/>
+          <w:sz w:val="20"/>
+          <w:szCs w:val="20"/>
+        </w:rPr>
+        <w:t>pop_front</w:t>
+      </w:r>
+      <w:proofErr w:type="spellEnd"/>
+      <w:r>
+        <w:rPr>
+          <w:rFonts w:ascii="Consolas" w:hAnsi="Consolas" w:cs="Consolas"/>
+          <w:sz w:val="20"/>
+          <w:szCs w:val="20"/>
+        </w:rPr>
+        <w:t>(self):</w:t>
+      </w:r>
+    </w:p>
+    <w:p>
+      <w:pPr>
+        <w:rPr>
+          <w:rFonts w:ascii="Consolas" w:hAnsi="Consolas" w:cs="Consolas"/>
+          <w:sz w:val="20"/>
+          <w:szCs w:val="20"/>
+        </w:rPr>
+      </w:pPr>
+      <w:r>
+        <w:rPr>
+          <w:rFonts w:ascii="Consolas" w:hAnsi="Consolas" w:cs="Consolas"/>
+          <w:sz w:val="20"/>
+          <w:szCs w:val="20"/>
+        </w:rPr>
+        <w:t xml:space="preserve">        if not </w:t>
+      </w:r>
+      <w:proofErr w:type="spellStart"/>
+      <w:proofErr w:type="gramStart"/>
+      <w:r>
+        <w:rPr>
+          <w:rFonts w:ascii="Consolas" w:hAnsi="Consolas" w:cs="Consolas"/>
+          <w:sz w:val="20"/>
+          <w:szCs w:val="20"/>
+        </w:rPr>
+        <w:t>self.head</w:t>
+      </w:r>
+      <w:proofErr w:type="spellEnd"/>
+      <w:proofErr w:type="gramEnd"/>
+      <w:r>
+        <w:rPr>
+          <w:rFonts w:ascii="Consolas" w:hAnsi="Consolas" w:cs="Consolas"/>
+          <w:sz w:val="20"/>
+          <w:szCs w:val="20"/>
+        </w:rPr>
+        <w:t xml:space="preserve">: </w:t>
+      </w:r>
+    </w:p>
+    <w:p>
+      <w:pPr>
+        <w:rPr>
+          <w:rFonts w:ascii="Consolas" w:hAnsi="Consolas" w:cs="Consolas"/>
+          <w:sz w:val="20"/>
+          <w:szCs w:val="20"/>
+        </w:rPr>
+      </w:pPr>
+      <w:r>
+        <w:rPr>
+          <w:rFonts w:ascii="Consolas" w:hAnsi="Consolas" w:cs="Consolas"/>
+          <w:sz w:val="20"/>
+          <w:szCs w:val="20"/>
+        </w:rPr>
+        <w:t xml:space="preserve">            return None</w:t>
+      </w:r>
+    </w:p>
+    <w:p>
+      <w:pPr>
+        <w:rPr>
+          <w:rFonts w:ascii="Consolas" w:hAnsi="Consolas" w:cs="Consolas"/>
+          <w:sz w:val="20"/>
+          <w:szCs w:val="20"/>
+        </w:rPr>
+      </w:pPr>
+      <w:r>
+        <w:rPr>
+          <w:rFonts w:ascii="Consolas" w:hAnsi="Consolas" w:cs="Consolas"/>
+          <w:sz w:val="20"/>
+          <w:szCs w:val="20"/>
+        </w:rPr>
+        <w:t xml:space="preserve">        </w:t>
+      </w:r>
+    </w:p>
+    <w:p>
+      <w:pPr>
+        <w:rPr>
+          <w:rFonts w:ascii="Consolas" w:hAnsi="Consolas" w:cs="Consolas"/>
+          <w:sz w:val="20"/>
+          <w:szCs w:val="20"/>
+        </w:rPr>
+      </w:pPr>
+      <w:r>
+        <w:rPr>
+          <w:rFonts w:ascii="Consolas" w:hAnsi="Consolas" w:cs="Consolas"/>
+          <w:sz w:val="20"/>
+          <w:szCs w:val="20"/>
+        </w:rPr>
+        <w:t xml:space="preserve">        </w:t>
+      </w:r>
+      <w:proofErr w:type="spellStart"/>
+      <w:r>
+        <w:rPr>
+          <w:rFonts w:ascii="Consolas" w:hAnsi="Consolas" w:cs="Consolas"/>
+          <w:sz w:val="20"/>
+          <w:szCs w:val="20"/>
+        </w:rPr>
+        <w:t>removed_data</w:t>
+      </w:r>
+      <w:proofErr w:type="spellEnd"/>
+      <w:r>
+        <w:rPr>
+          <w:rFonts w:ascii="Consolas" w:hAnsi="Consolas" w:cs="Consolas"/>
+          <w:sz w:val="20"/>
+          <w:szCs w:val="20"/>
+        </w:rPr>
+        <w:t xml:space="preserve"> = </w:t>
+      </w:r>
+      <w:proofErr w:type="spellStart"/>
+      <w:proofErr w:type="gramStart"/>
+      <w:r>
+        <w:rPr>
+          <w:rFonts w:ascii="Consolas" w:hAnsi="Consolas" w:cs="Consolas"/>
+          <w:sz w:val="20"/>
+          <w:szCs w:val="20"/>
+        </w:rPr>
+        <w:t>self.head</w:t>
+      </w:r>
+      <w:proofErr w:type="gramEnd"/>
+      <w:r>
+        <w:rPr>
+          <w:rFonts w:ascii="Consolas" w:hAnsi="Consolas" w:cs="Consolas"/>
+          <w:sz w:val="20"/>
+          <w:szCs w:val="20"/>
+        </w:rPr>
+        <w:t>.data</w:t>
+      </w:r>
+      <w:proofErr w:type="spellEnd"/>
+    </w:p>
+    <w:p>
+      <w:pPr>
+        <w:rPr>
+          <w:rFonts w:ascii="Consolas" w:hAnsi="Consolas" w:cs="Consolas"/>
+          <w:sz w:val="20"/>
+          <w:szCs w:val="20"/>
+        </w:rPr>
+      </w:pPr>
+      <w:r>
+        <w:rPr>
+          <w:rFonts w:ascii="Consolas" w:hAnsi="Consolas" w:cs="Consolas"/>
+          <w:sz w:val="20"/>
+          <w:szCs w:val="20"/>
+        </w:rPr>
+        <w:t xml:space="preserve">        </w:t>
+      </w:r>
+      <w:proofErr w:type="spellStart"/>
+      <w:proofErr w:type="gramStart"/>
+      <w:r>
+        <w:rPr>
+          <w:rFonts w:ascii="Consolas" w:hAnsi="Consolas" w:cs="Consolas"/>
+          <w:sz w:val="20"/>
+          <w:szCs w:val="20"/>
+        </w:rPr>
+        <w:t>self.head</w:t>
+      </w:r>
+      <w:proofErr w:type="spellEnd"/>
+      <w:proofErr w:type="gramEnd"/>
+      <w:r>
+        <w:rPr>
+          <w:rFonts w:ascii="Consolas" w:hAnsi="Consolas" w:cs="Consolas"/>
+          <w:sz w:val="20"/>
+          <w:szCs w:val="20"/>
+        </w:rPr>
+        <w:t xml:space="preserve"> = </w:t>
+      </w:r>
+      <w:proofErr w:type="spellStart"/>
+      <w:r>
+        <w:rPr>
+          <w:rFonts w:ascii="Consolas" w:hAnsi="Consolas" w:cs="Consolas"/>
+          <w:sz w:val="20"/>
+          <w:szCs w:val="20"/>
+        </w:rPr>
+        <w:t>self.head.next</w:t>
+      </w:r>
+      <w:proofErr w:type="spellEnd"/>
+    </w:p>
+    <w:p>
+      <w:pPr>
+        <w:rPr>
+          <w:rFonts w:ascii="Consolas" w:hAnsi="Consolas" w:cs="Consolas"/>
+          <w:sz w:val="20"/>
+          <w:szCs w:val="20"/>
+        </w:rPr>
+      </w:pPr>
+      <w:r>
+        <w:rPr>
+          <w:rFonts w:ascii="Consolas" w:hAnsi="Consolas" w:cs="Consolas"/>
+          <w:sz w:val="20"/>
+          <w:szCs w:val="20"/>
+        </w:rPr>
+        <w:t xml:space="preserve">        return </w:t>
+      </w:r>
+      <w:proofErr w:type="spellStart"/>
+      <w:r>
+        <w:rPr>
+          <w:rFonts w:ascii="Consolas" w:hAnsi="Consolas" w:cs="Consolas"/>
+          <w:sz w:val="20"/>
+          <w:szCs w:val="20"/>
+        </w:rPr>
+        <w:t>removed_data</w:t>
+      </w:r>
+      <w:proofErr w:type="spellEnd"/>
+    </w:p>
+    <w:p>
+      <w:pPr>
+        <w:rPr>
+          <w:rFonts w:ascii="Consolas" w:hAnsi="Consolas" w:cs="Consolas"/>
+          <w:sz w:val="20"/>
+          <w:szCs w:val="20"/>
+        </w:rPr>
+      </w:pPr>
+      <w:r>
+        <w:rPr>
+          <w:rFonts w:ascii="Consolas" w:hAnsi="Consolas" w:cs="Consolas"/>
+          <w:sz w:val="20"/>
+          <w:szCs w:val="20"/>
+        </w:rPr>
+        <w:t xml:space="preserve">    </w:t>
+      </w:r>
+    </w:p>
+    <w:p>
+      <w:pPr>
+        <w:rPr>
+          <w:rFonts w:ascii="Consolas" w:hAnsi="Consolas" w:cs="Consolas"/>
+          <w:sz w:val="20"/>
+          <w:szCs w:val="20"/>
+        </w:rPr>
+      </w:pPr>
+      <w:r>
+        <w:rPr>
+          <w:rFonts w:ascii="Consolas" w:hAnsi="Consolas" w:cs="Consolas"/>
+          <w:sz w:val="20"/>
+          <w:szCs w:val="20"/>
+        </w:rPr>
+        <w:t xml:space="preserve">    def </w:t>
+      </w:r>
+      <w:proofErr w:type="spellStart"/>
+      <w:r>
+        <w:rPr>
+          <w:rFonts w:ascii="Consolas" w:hAnsi="Consolas" w:cs="Consolas"/>
+          <w:sz w:val="20"/>
+          <w:szCs w:val="20"/>
+        </w:rPr>
+        <w:t>pop_back</w:t>
+      </w:r>
+      <w:proofErr w:type="spellEnd"/>
+      <w:r>
+        <w:rPr>
+          <w:rFonts w:ascii="Consolas" w:hAnsi="Consolas" w:cs="Consolas"/>
+          <w:sz w:val="20"/>
+          <w:szCs w:val="20"/>
+        </w:rPr>
+        <w:t>(self):</w:t>
+      </w:r>
+    </w:p>
+    <w:p>
+      <w:pPr>
+        <w:rPr>
+          <w:rFonts w:ascii="Consolas" w:hAnsi="Consolas" w:cs="Consolas"/>
+          <w:sz w:val="20"/>
+          <w:szCs w:val="20"/>
+        </w:rPr>
+      </w:pPr>
+      <w:r>
+        <w:rPr>
+          <w:rFonts w:ascii="Consolas" w:hAnsi="Consolas" w:cs="Consolas"/>
+          <w:sz w:val="20"/>
+          <w:szCs w:val="20"/>
+        </w:rPr>
+        <w:t xml:space="preserve">        if not </w:t>
+      </w:r>
+      <w:proofErr w:type="spellStart"/>
+      <w:proofErr w:type="gramStart"/>
+      <w:r>
+        <w:rPr>
+          <w:rFonts w:ascii="Consolas" w:hAnsi="Consolas" w:cs="Consolas"/>
+          <w:sz w:val="20"/>
+          <w:szCs w:val="20"/>
+        </w:rPr>
+        <w:t>self.head</w:t>
+      </w:r>
+      <w:proofErr w:type="spellEnd"/>
+      <w:proofErr w:type="gramEnd"/>
+      <w:r>
+        <w:rPr>
+          <w:rFonts w:ascii="Consolas" w:hAnsi="Consolas" w:cs="Consolas"/>
+          <w:sz w:val="20"/>
+          <w:szCs w:val="20"/>
+        </w:rPr>
+        <w:t>:</w:t>
+      </w:r>
+    </w:p>
+    <w:p>
+      <w:pPr>
+        <w:rPr>
+          <w:rFonts w:ascii="Consolas" w:hAnsi="Consolas" w:cs="Consolas"/>
+          <w:sz w:val="20"/>
+          <w:szCs w:val="20"/>
+        </w:rPr>
+      </w:pPr>
+      <w:r>
+        <w:rPr>
+          <w:rFonts w:ascii="Consolas" w:hAnsi="Consolas" w:cs="Consolas"/>
+          <w:sz w:val="20"/>
+          <w:szCs w:val="20"/>
+        </w:rPr>
+        <w:t xml:space="preserve">            return None</w:t>
+      </w:r>
+    </w:p>
+    <w:p>
+      <w:pPr>
+        <w:rPr>
+          <w:rFonts w:ascii="Consolas" w:hAnsi="Consolas" w:cs="Consolas"/>
+          <w:sz w:val="20"/>
+          <w:szCs w:val="20"/>
+        </w:rPr>
+      </w:pPr>
+    </w:p>
+    <w:p>
+      <w:pPr>
+        <w:rPr>
+          <w:rFonts w:ascii="Consolas" w:hAnsi="Consolas" w:cs="Consolas"/>
+          <w:sz w:val="20"/>
+          <w:szCs w:val="20"/>
+        </w:rPr>
+      </w:pPr>
+      <w:r>
+        <w:rPr>
+          <w:rFonts w:ascii="Consolas" w:hAnsi="Consolas" w:cs="Consolas"/>
+          <w:sz w:val="20"/>
+          <w:szCs w:val="20"/>
+        </w:rPr>
+        <w:t xml:space="preserve">        # </w:t>
+      </w:r>
+      <w:proofErr w:type="spellStart"/>
+      <w:r>
+        <w:rPr>
+          <w:rFonts w:ascii="Consolas" w:hAnsi="Consolas" w:cs="Consolas"/>
+          <w:sz w:val="20"/>
+          <w:szCs w:val="20"/>
+        </w:rPr>
+        <w:t>если</w:t>
+      </w:r>
+      <w:proofErr w:type="spellEnd"/>
+      <w:r>
+        <w:rPr>
+          <w:rFonts w:ascii="Consolas" w:hAnsi="Consolas" w:cs="Consolas"/>
+          <w:sz w:val="20"/>
+          <w:szCs w:val="20"/>
+        </w:rPr>
+        <w:t xml:space="preserve"> </w:t>
+      </w:r>
+      <w:proofErr w:type="spellStart"/>
+      <w:r>
+        <w:rPr>
+          <w:rFonts w:ascii="Consolas" w:hAnsi="Consolas" w:cs="Consolas"/>
+          <w:sz w:val="20"/>
+          <w:szCs w:val="20"/>
+        </w:rPr>
+        <w:t>один</w:t>
+      </w:r>
+      <w:proofErr w:type="spellEnd"/>
+      <w:r>
+        <w:rPr>
+          <w:rFonts w:ascii="Consolas" w:hAnsi="Consolas" w:cs="Consolas"/>
+          <w:sz w:val="20"/>
+          <w:szCs w:val="20"/>
+        </w:rPr>
+        <w:t xml:space="preserve"> </w:t>
+      </w:r>
+      <w:proofErr w:type="spellStart"/>
+      <w:r>
+        <w:rPr>
+          <w:rFonts w:ascii="Consolas" w:hAnsi="Consolas" w:cs="Consolas"/>
+          <w:sz w:val="20"/>
+          <w:szCs w:val="20"/>
+        </w:rPr>
+        <w:t>элемент</w:t>
+      </w:r>
+      <w:proofErr w:type="spellEnd"/>
+    </w:p>
+    <w:p>
+      <w:pPr>
+        <w:rPr>
+          <w:rFonts w:ascii="Consolas" w:hAnsi="Consolas" w:cs="Consolas"/>
+          <w:sz w:val="20"/>
+          <w:szCs w:val="20"/>
+        </w:rPr>
+      </w:pPr>
+      <w:r>
+        <w:rPr>
+          <w:rFonts w:ascii="Consolas" w:hAnsi="Consolas" w:cs="Consolas"/>
+          <w:sz w:val="20"/>
+          <w:szCs w:val="20"/>
+        </w:rPr>
+        <w:t xml:space="preserve">        if not </w:t>
+      </w:r>
+      <w:proofErr w:type="spellStart"/>
+      <w:proofErr w:type="gramStart"/>
+      <w:r>
+        <w:rPr>
+          <w:rFonts w:ascii="Consolas" w:hAnsi="Consolas" w:cs="Consolas"/>
+          <w:sz w:val="20"/>
+          <w:szCs w:val="20"/>
+        </w:rPr>
+        <w:t>self.head</w:t>
+      </w:r>
+      <w:proofErr w:type="gramEnd"/>
+      <w:r>
+        <w:rPr>
+          <w:rFonts w:ascii="Consolas" w:hAnsi="Consolas" w:cs="Consolas"/>
+          <w:sz w:val="20"/>
+          <w:szCs w:val="20"/>
+        </w:rPr>
+        <w:t>.next</w:t>
+      </w:r>
+      <w:proofErr w:type="spellEnd"/>
+      <w:r>
+        <w:rPr>
+          <w:rFonts w:ascii="Consolas" w:hAnsi="Consolas" w:cs="Consolas"/>
+          <w:sz w:val="20"/>
+          <w:szCs w:val="20"/>
+        </w:rPr>
+        <w:t>:</w:t>
+      </w:r>
+    </w:p>
+    <w:p>
+      <w:pPr>
+        <w:rPr>
+          <w:rFonts w:ascii="Consolas" w:hAnsi="Consolas" w:cs="Consolas"/>
+          <w:sz w:val="20"/>
+          <w:szCs w:val="20"/>
+        </w:rPr>
+      </w:pPr>
+      <w:r>
+        <w:rPr>
+          <w:rFonts w:ascii="Consolas" w:hAnsi="Consolas" w:cs="Consolas"/>
+          <w:sz w:val="20"/>
+          <w:szCs w:val="20"/>
+        </w:rPr>
+        <w:t xml:space="preserve">            </w:t>
+      </w:r>
+      <w:proofErr w:type="spellStart"/>
+      <w:r>
+        <w:rPr>
+          <w:rFonts w:ascii="Consolas" w:hAnsi="Consolas" w:cs="Consolas"/>
+          <w:sz w:val="20"/>
+          <w:szCs w:val="20"/>
+        </w:rPr>
+        <w:t>removed_data</w:t>
+      </w:r>
+      <w:proofErr w:type="spellEnd"/>
+      <w:r>
+        <w:rPr>
+          <w:rFonts w:ascii="Consolas" w:hAnsi="Consolas" w:cs="Consolas"/>
+          <w:sz w:val="20"/>
+          <w:szCs w:val="20"/>
+        </w:rPr>
+        <w:t xml:space="preserve"> = </w:t>
+      </w:r>
+      <w:proofErr w:type="spellStart"/>
+      <w:proofErr w:type="gramStart"/>
+      <w:r>
+        <w:rPr>
+          <w:rFonts w:ascii="Consolas" w:hAnsi="Consolas" w:cs="Consolas"/>
+          <w:sz w:val="20"/>
+          <w:szCs w:val="20"/>
+        </w:rPr>
+        <w:t>self.head</w:t>
+      </w:r>
+      <w:proofErr w:type="gramEnd"/>
+      <w:r>
+        <w:rPr>
+          <w:rFonts w:ascii="Consolas" w:hAnsi="Consolas" w:cs="Consolas"/>
+          <w:sz w:val="20"/>
+          <w:szCs w:val="20"/>
+        </w:rPr>
+        <w:t>.data</w:t>
+      </w:r>
+      <w:proofErr w:type="spellEnd"/>
+    </w:p>
+    <w:p>
+      <w:pPr>
+        <w:rPr>
+          <w:rFonts w:ascii="Consolas" w:hAnsi="Consolas" w:cs="Consolas"/>
+          <w:sz w:val="20"/>
+          <w:szCs w:val="20"/>
+        </w:rPr>
+      </w:pPr>
+      <w:r>
+        <w:rPr>
+          <w:rFonts w:ascii="Consolas" w:hAnsi="Consolas" w:cs="Consolas"/>
+          <w:sz w:val="20"/>
+          <w:szCs w:val="20"/>
+        </w:rPr>
+        <w:t xml:space="preserve">            </w:t>
+      </w:r>
+      <w:proofErr w:type="spellStart"/>
+      <w:proofErr w:type="gramStart"/>
+      <w:r>
+        <w:rPr>
+          <w:rFonts w:ascii="Consolas" w:hAnsi="Consolas" w:cs="Consolas"/>
+          <w:sz w:val="20"/>
+          <w:szCs w:val="20"/>
+        </w:rPr>
+        <w:t>self.head</w:t>
+      </w:r>
+      <w:proofErr w:type="spellEnd"/>
+      <w:proofErr w:type="gramEnd"/>
+      <w:r>
+        <w:rPr>
+          <w:rFonts w:ascii="Consolas" w:hAnsi="Consolas" w:cs="Consolas"/>
+          <w:sz w:val="20"/>
+          <w:szCs w:val="20"/>
+        </w:rPr>
+        <w:t xml:space="preserve"> = None</w:t>
+      </w:r>
+    </w:p>
+    <w:p>
+      <w:pPr>
+        <w:rPr>
+          <w:rFonts w:ascii="Consolas" w:hAnsi="Consolas" w:cs="Consolas"/>
+          <w:sz w:val="20"/>
+          <w:szCs w:val="20"/>
+        </w:rPr>
+      </w:pPr>
+      <w:r>
+        <w:rPr>
+          <w:rFonts w:ascii="Consolas" w:hAnsi="Consolas" w:cs="Consolas"/>
+          <w:sz w:val="20"/>
+          <w:szCs w:val="20"/>
+        </w:rPr>
+        <w:t xml:space="preserve">            return </w:t>
+      </w:r>
+      <w:proofErr w:type="spellStart"/>
+      <w:r>
+        <w:rPr>
+          <w:rFonts w:ascii="Consolas" w:hAnsi="Consolas" w:cs="Consolas"/>
+          <w:sz w:val="20"/>
+          <w:szCs w:val="20"/>
+        </w:rPr>
+        <w:t>removed_data</w:t>
+      </w:r>
+      <w:proofErr w:type="spellEnd"/>
+    </w:p>
+    <w:p>
+      <w:pPr>
+        <w:rPr>
+          <w:rFonts w:ascii="Consolas" w:hAnsi="Consolas" w:cs="Consolas"/>
+          <w:sz w:val="20"/>
+          <w:szCs w:val="20"/>
+        </w:rPr>
+      </w:pPr>
+      <w:r>
+        <w:rPr>
+          <w:rFonts w:ascii="Consolas" w:hAnsi="Consolas" w:cs="Consolas"/>
+          <w:sz w:val="20"/>
+          <w:szCs w:val="20"/>
+        </w:rPr>
+        <w:t xml:space="preserve">        </w:t>
+      </w:r>
+    </w:p>
+    <w:p>
+      <w:pPr>
+        <w:rPr>
+          <w:rFonts w:ascii="Consolas" w:hAnsi="Consolas" w:cs="Consolas"/>
+          <w:sz w:val="20"/>
+          <w:szCs w:val="20"/>
+        </w:rPr>
+      </w:pPr>
+      <w:r>
+        <w:rPr>
+          <w:rFonts w:ascii="Consolas" w:hAnsi="Consolas" w:cs="Consolas"/>
+          <w:sz w:val="20"/>
+          <w:szCs w:val="20"/>
+        </w:rPr>
+        <w:t xml:space="preserve">        cur = </w:t>
+      </w:r>
+      <w:proofErr w:type="spellStart"/>
+      <w:proofErr w:type="gramStart"/>
+      <w:r>
+        <w:rPr>
+          <w:rFonts w:ascii="Consolas" w:hAnsi="Consolas" w:cs="Consolas"/>
+          <w:sz w:val="20"/>
+          <w:szCs w:val="20"/>
+        </w:rPr>
+        <w:t>self.head</w:t>
+      </w:r>
+      <w:proofErr w:type="spellEnd"/>
+      <w:proofErr w:type="gramEnd"/>
+    </w:p>
+    <w:p>
+      <w:pPr>
+        <w:rPr>
+          <w:rFonts w:ascii="Consolas" w:hAnsi="Consolas" w:cs="Consolas"/>
+          <w:sz w:val="20"/>
+          <w:szCs w:val="20"/>
+        </w:rPr>
+      </w:pPr>
+      <w:r>
+        <w:rPr>
+          <w:rFonts w:ascii="Consolas" w:hAnsi="Consolas" w:cs="Consolas"/>
+          <w:sz w:val="20"/>
+          <w:szCs w:val="20"/>
+        </w:rPr>
+        <w:t xml:space="preserve">        while </w:t>
+      </w:r>
+      <w:proofErr w:type="spellStart"/>
+      <w:proofErr w:type="gramStart"/>
+      <w:r>
+        <w:rPr>
+          <w:rFonts w:ascii="Consolas" w:hAnsi="Consolas" w:cs="Consolas"/>
+          <w:sz w:val="20"/>
+          <w:szCs w:val="20"/>
+        </w:rPr>
+        <w:t>cur.next</w:t>
+      </w:r>
+      <w:proofErr w:type="gramEnd"/>
+      <w:r>
+        <w:rPr>
+          <w:rFonts w:ascii="Consolas" w:hAnsi="Consolas" w:cs="Consolas"/>
+          <w:sz w:val="20"/>
+          <w:szCs w:val="20"/>
+        </w:rPr>
+        <w:t>.next</w:t>
+      </w:r>
+      <w:proofErr w:type="spellEnd"/>
+      <w:r>
+        <w:rPr>
+          <w:rFonts w:ascii="Consolas" w:hAnsi="Consolas" w:cs="Consolas"/>
+          <w:sz w:val="20"/>
+          <w:szCs w:val="20"/>
+        </w:rPr>
+        <w:t>:</w:t>
+      </w:r>
+    </w:p>
+    <w:p>
+      <w:pPr>
+        <w:rPr>
+          <w:rFonts w:ascii="Consolas" w:hAnsi="Consolas" w:cs="Consolas"/>
+          <w:sz w:val="20"/>
+          <w:szCs w:val="20"/>
+        </w:rPr>
+      </w:pPr>
+      <w:r>
+        <w:rPr>
+          <w:rFonts w:ascii="Consolas" w:hAnsi="Consolas" w:cs="Consolas"/>
+          <w:sz w:val="20"/>
+          <w:szCs w:val="20"/>
+        </w:rPr>
+        <w:t xml:space="preserve">            cur = </w:t>
+      </w:r>
+      <w:proofErr w:type="spellStart"/>
+      <w:proofErr w:type="gramStart"/>
+      <w:r>
+        <w:rPr>
+          <w:rFonts w:ascii="Consolas" w:hAnsi="Consolas" w:cs="Consolas"/>
+          <w:sz w:val="20"/>
+          <w:szCs w:val="20"/>
+        </w:rPr>
+        <w:t>cur.next</w:t>
+      </w:r>
+      <w:proofErr w:type="spellEnd"/>
+      <w:proofErr w:type="gramEnd"/>
+    </w:p>
+    <w:p>
+      <w:pPr>
+        <w:rPr>
+          <w:rFonts w:ascii="Consolas" w:hAnsi="Consolas" w:cs="Consolas"/>
+          <w:sz w:val="20"/>
+          <w:szCs w:val="20"/>
+        </w:rPr>
+      </w:pPr>
+      <w:r>
+        <w:rPr>
+          <w:rFonts w:ascii="Consolas" w:hAnsi="Consolas" w:cs="Consolas"/>
+          <w:sz w:val="20"/>
+          <w:szCs w:val="20"/>
+        </w:rPr>
+        <w:t xml:space="preserve">        </w:t>
+      </w:r>
+      <w:proofErr w:type="spellStart"/>
+      <w:r>
+        <w:rPr>
+          <w:rFonts w:ascii="Consolas" w:hAnsi="Consolas" w:cs="Consolas"/>
+          <w:sz w:val="20"/>
+          <w:szCs w:val="20"/>
+        </w:rPr>
+        <w:t>removed_data</w:t>
+      </w:r>
+      <w:proofErr w:type="spellEnd"/>
+      <w:r>
+        <w:rPr>
+          <w:rFonts w:ascii="Consolas" w:hAnsi="Consolas" w:cs="Consolas"/>
+          <w:sz w:val="20"/>
+          <w:szCs w:val="20"/>
+        </w:rPr>
+        <w:t xml:space="preserve"> = </w:t>
+      </w:r>
+      <w:proofErr w:type="spellStart"/>
+      <w:proofErr w:type="gramStart"/>
+      <w:r>
+        <w:rPr>
+          <w:rFonts w:ascii="Consolas" w:hAnsi="Consolas" w:cs="Consolas"/>
+          <w:sz w:val="20"/>
+          <w:szCs w:val="20"/>
+        </w:rPr>
+        <w:t>cur.next</w:t>
+      </w:r>
+      <w:proofErr w:type="gramEnd"/>
+      <w:r>
+        <w:rPr>
+          <w:rFonts w:ascii="Consolas" w:hAnsi="Consolas" w:cs="Consolas"/>
+          <w:sz w:val="20"/>
+          <w:szCs w:val="20"/>
+        </w:rPr>
+        <w:t>.data</w:t>
+      </w:r>
+      <w:proofErr w:type="spellEnd"/>
+    </w:p>
+    <w:p>
+      <w:pPr>
+        <w:rPr>
+          <w:rFonts w:ascii="Consolas" w:hAnsi="Consolas" w:cs="Consolas"/>
+          <w:sz w:val="20"/>
+          <w:szCs w:val="20"/>
+        </w:rPr>
+      </w:pPr>
+      <w:r>
+        <w:rPr>
+          <w:rFonts w:ascii="Consolas" w:hAnsi="Consolas" w:cs="Consolas"/>
+          <w:sz w:val="20"/>
+          <w:szCs w:val="20"/>
+        </w:rPr>
+        <w:t xml:space="preserve">        </w:t>
+      </w:r>
+      <w:proofErr w:type="spellStart"/>
+      <w:proofErr w:type="gramStart"/>
+      <w:r>
+        <w:rPr>
+          <w:rFonts w:ascii="Consolas" w:hAnsi="Consolas" w:cs="Consolas"/>
+          <w:sz w:val="20"/>
+          <w:szCs w:val="20"/>
+        </w:rPr>
+        <w:t>cur.next</w:t>
+      </w:r>
+      <w:proofErr w:type="spellEnd"/>
+      <w:proofErr w:type="gramEnd"/>
+      <w:r>
+        <w:rPr>
+          <w:rFonts w:ascii="Consolas" w:hAnsi="Consolas" w:cs="Consolas"/>
+          <w:sz w:val="20"/>
+          <w:szCs w:val="20"/>
+        </w:rPr>
+        <w:t xml:space="preserve"> = None</w:t>
+      </w:r>
+    </w:p>
+    <w:p>
+      <w:pPr>
+        <w:rPr>
+          <w:rFonts w:ascii="Consolas" w:hAnsi="Consolas" w:cs="Consolas"/>
+          <w:sz w:val="20"/>
+          <w:szCs w:val="20"/>
+        </w:rPr>
+      </w:pPr>
+      <w:r>
+        <w:rPr>
+          <w:rFonts w:ascii="Consolas" w:hAnsi="Consolas" w:cs="Consolas"/>
+          <w:sz w:val="20"/>
+          <w:szCs w:val="20"/>
+        </w:rPr>
+        <w:t xml:space="preserve">        return </w:t>
+      </w:r>
+      <w:proofErr w:type="spellStart"/>
+      <w:r>
+        <w:rPr>
+          <w:rFonts w:ascii="Consolas" w:hAnsi="Consolas" w:cs="Consolas"/>
+          <w:sz w:val="20"/>
+          <w:szCs w:val="20"/>
+        </w:rPr>
+        <w:t>removed_data</w:t>
+      </w:r>
+      <w:proofErr w:type="spellEnd"/>
+    </w:p>
+    <w:p>
+      <w:pPr>
+        <w:rPr>
+          <w:rFonts w:ascii="Consolas" w:hAnsi="Consolas" w:cs="Consolas"/>
+          <w:sz w:val="20"/>
+          <w:szCs w:val="20"/>
+        </w:rPr>
+      </w:pPr>
+      <w:r>
+        <w:rPr>
+          <w:rFonts w:ascii="Consolas" w:hAnsi="Consolas" w:cs="Consolas"/>
+          <w:sz w:val="20"/>
+          <w:szCs w:val="20"/>
+        </w:rPr>
+        <w:t xml:space="preserve">    def </w:t>
+      </w:r>
+      <w:proofErr w:type="spellStart"/>
+      <w:r>
+        <w:rPr>
+          <w:rFonts w:ascii="Consolas" w:hAnsi="Consolas" w:cs="Consolas"/>
+          <w:sz w:val="20"/>
+          <w:szCs w:val="20"/>
+        </w:rPr>
+        <w:t>print_list</w:t>
+      </w:r>
+      <w:proofErr w:type="spellEnd"/>
+      <w:r>
+        <w:rPr>
+          <w:rFonts w:ascii="Consolas" w:hAnsi="Consolas" w:cs="Consolas"/>
+          <w:sz w:val="20"/>
+          <w:szCs w:val="20"/>
+        </w:rPr>
+        <w:t>(self):</w:t>
+      </w:r>
+    </w:p>
+    <w:p>
+      <w:pPr>
+        <w:rPr>
+          <w:rFonts w:ascii="Consolas" w:hAnsi="Consolas" w:cs="Consolas"/>
+          <w:sz w:val="20"/>
+          <w:szCs w:val="20"/>
+        </w:rPr>
+      </w:pPr>
+      <w:r>
+        <w:rPr>
+          <w:rFonts w:ascii="Consolas" w:hAnsi="Consolas" w:cs="Consolas"/>
+          <w:sz w:val="20"/>
+          <w:szCs w:val="20"/>
+        </w:rPr>
+        <w:lastRenderedPageBreak/>
+        <w:t xml:space="preserve">        cur = </w:t>
+      </w:r>
+      <w:proofErr w:type="spellStart"/>
+      <w:proofErr w:type="gramStart"/>
+      <w:r>
+        <w:rPr>
+          <w:rFonts w:ascii="Consolas" w:hAnsi="Consolas" w:cs="Consolas"/>
+          <w:sz w:val="20"/>
+          <w:szCs w:val="20"/>
+        </w:rPr>
+        <w:t>self.head</w:t>
+      </w:r>
+      <w:proofErr w:type="spellEnd"/>
+      <w:proofErr w:type="gramEnd"/>
+    </w:p>
+    <w:p>
+      <w:pPr>
+        <w:rPr>
+          <w:rFonts w:ascii="Consolas" w:hAnsi="Consolas" w:cs="Consolas"/>
+          <w:sz w:val="20"/>
+          <w:szCs w:val="20"/>
+        </w:rPr>
+      </w:pPr>
+      <w:r>
+        <w:rPr>
+          <w:rFonts w:ascii="Consolas" w:hAnsi="Consolas" w:cs="Consolas"/>
+          <w:sz w:val="20"/>
+          <w:szCs w:val="20"/>
+        </w:rPr>
+        <w:t xml:space="preserve">        while cur:</w:t>
+      </w:r>
+    </w:p>
+    <w:p>
+      <w:pPr>
+        <w:rPr>
+          <w:rFonts w:ascii="Consolas" w:hAnsi="Consolas" w:cs="Consolas"/>
+          <w:sz w:val="20"/>
+          <w:szCs w:val="20"/>
+        </w:rPr>
+      </w:pPr>
+      <w:r>
+        <w:rPr>
+          <w:rFonts w:ascii="Consolas" w:hAnsi="Consolas" w:cs="Consolas"/>
+          <w:sz w:val="20"/>
+          <w:szCs w:val="20"/>
+        </w:rPr>
+        <w:t xml:space="preserve">            </w:t>
+      </w:r>
+      <w:proofErr w:type="gramStart"/>
+      <w:r>
+        <w:rPr>
+          <w:rFonts w:ascii="Consolas" w:hAnsi="Consolas" w:cs="Consolas"/>
+          <w:sz w:val="20"/>
+          <w:szCs w:val="20"/>
+        </w:rPr>
+        <w:t>print(</w:t>
+      </w:r>
+      <w:proofErr w:type="spellStart"/>
+      <w:proofErr w:type="gramEnd"/>
+      <w:r>
+        <w:rPr>
+          <w:rFonts w:ascii="Consolas" w:hAnsi="Consolas" w:cs="Consolas"/>
+          <w:sz w:val="20"/>
+          <w:szCs w:val="20"/>
+        </w:rPr>
+        <w:t>cur.data</w:t>
+      </w:r>
+      <w:proofErr w:type="spellEnd"/>
+      <w:r>
+        <w:rPr>
+          <w:rFonts w:ascii="Consolas" w:hAnsi="Consolas" w:cs="Consolas"/>
+          <w:sz w:val="20"/>
+          <w:szCs w:val="20"/>
+        </w:rPr>
+        <w:t>, end=" -&gt; ")</w:t>
+      </w:r>
+    </w:p>
+    <w:p>
+      <w:pPr>
+        <w:rPr>
+          <w:rFonts w:ascii="Consolas" w:hAnsi="Consolas" w:cs="Consolas"/>
+          <w:sz w:val="20"/>
+          <w:szCs w:val="20"/>
+        </w:rPr>
+      </w:pPr>
+      <w:r>
+        <w:rPr>
+          <w:rFonts w:ascii="Consolas" w:hAnsi="Consolas" w:cs="Consolas"/>
+          <w:sz w:val="20"/>
+          <w:szCs w:val="20"/>
+        </w:rPr>
+        <w:t xml:space="preserve">            cur = </w:t>
+      </w:r>
+      <w:proofErr w:type="spellStart"/>
+      <w:proofErr w:type="gramStart"/>
+      <w:r>
+        <w:rPr>
+          <w:rFonts w:ascii="Consolas" w:hAnsi="Consolas" w:cs="Consolas"/>
+          <w:sz w:val="20"/>
+          <w:szCs w:val="20"/>
+        </w:rPr>
+        <w:t>cur.next</w:t>
+      </w:r>
+      <w:proofErr w:type="spellEnd"/>
+      <w:proofErr w:type="gramEnd"/>
+    </w:p>
+    <w:p>
+      <w:pPr>
+        <w:rPr>
+          <w:rFonts w:ascii="Consolas" w:hAnsi="Consolas" w:cs="Consolas"/>
+          <w:sz w:val="20"/>
+          <w:szCs w:val="20"/>
+        </w:rPr>
+      </w:pPr>
+    </w:p>
+    <w:p>
+      <w:pPr>
+        <w:rPr>
+          <w:rFonts w:ascii="Consolas" w:hAnsi="Consolas" w:cs="Consolas"/>
+          <w:sz w:val="20"/>
+          <w:szCs w:val="20"/>
+        </w:rPr>
+      </w:pPr>
+      <w:r>
+        <w:rPr>
+          <w:rFonts w:ascii="Consolas" w:hAnsi="Consolas" w:cs="Consolas"/>
+          <w:sz w:val="20"/>
+          <w:szCs w:val="20"/>
+        </w:rPr>
+        <w:t xml:space="preserve">        print("None")</w:t>
+      </w:r>
+    </w:p>
+    <w:p>
+      <w:pPr>
+        <w:rPr>
+          <w:rFonts w:ascii="Consolas" w:hAnsi="Consolas" w:cs="Consolas"/>
+          <w:sz w:val="20"/>
+          <w:szCs w:val="20"/>
+          <w:lang w:val="ru-RU"/>
+        </w:rPr>
+      </w:pPr>
+      <w:r>
+        <w:rPr>
+          <w:rFonts w:ascii="Consolas" w:hAnsi="Consolas" w:cs="Consolas"/>
+          <w:sz w:val="20"/>
+          <w:szCs w:val="20"/>
+          <w:lang w:val="ru-RU"/>
+        </w:rPr>
+        <w:t>#</w:t>
+      </w:r>
+      <w:r>
+        <w:rPr>
+          <w:rFonts w:ascii="Consolas" w:hAnsi="Consolas" w:cs="Consolas"/>
+          <w:sz w:val="20"/>
+          <w:szCs w:val="20"/>
+        </w:rPr>
+        <w:t>E</w:t>
+      </w:r>
+      <w:r>
+        <w:rPr>
+          <w:rFonts w:ascii="Consolas" w:hAnsi="Consolas" w:cs="Consolas"/>
+          <w:sz w:val="20"/>
+          <w:szCs w:val="20"/>
+          <w:lang w:val="ru-RU"/>
+        </w:rPr>
+        <w:t>5. Сложение полиномов</w:t>
+      </w:r>
+    </w:p>
+    <w:p>
+      <w:pPr>
+        <w:rPr>
+          <w:rFonts w:ascii="Consolas" w:hAnsi="Consolas" w:cs="Consolas"/>
+          <w:sz w:val="20"/>
+          <w:szCs w:val="20"/>
+          <w:lang w:val="ru-RU"/>
+        </w:rPr>
+      </w:pPr>
+      <w:r>
+        <w:rPr>
+          <w:rFonts w:ascii="Consolas" w:hAnsi="Consolas" w:cs="Consolas"/>
+          <w:sz w:val="20"/>
+          <w:szCs w:val="20"/>
+        </w:rPr>
+        <w:t>class</w:t>
+      </w:r>
+      <w:r>
+        <w:rPr>
+          <w:rFonts w:ascii="Consolas" w:hAnsi="Consolas" w:cs="Consolas"/>
+          <w:sz w:val="20"/>
+          <w:szCs w:val="20"/>
+          <w:lang w:val="ru-RU"/>
+        </w:rPr>
+        <w:t xml:space="preserve"> </w:t>
+      </w:r>
+      <w:proofErr w:type="spellStart"/>
+      <w:r>
+        <w:rPr>
+          <w:rFonts w:ascii="Consolas" w:hAnsi="Consolas" w:cs="Consolas"/>
+          <w:sz w:val="20"/>
+          <w:szCs w:val="20"/>
+        </w:rPr>
+        <w:t>PolyNode</w:t>
+      </w:r>
+      <w:proofErr w:type="spellEnd"/>
+      <w:r>
+        <w:rPr>
+          <w:rFonts w:ascii="Consolas" w:hAnsi="Consolas" w:cs="Consolas"/>
+          <w:sz w:val="20"/>
+          <w:szCs w:val="20"/>
+          <w:lang w:val="ru-RU"/>
+        </w:rPr>
+        <w:t>:</w:t>
+      </w:r>
+    </w:p>
+    <w:p>
+      <w:pPr>
+        <w:rPr>
+          <w:rFonts w:ascii="Consolas" w:hAnsi="Consolas" w:cs="Consolas"/>
+          <w:sz w:val="20"/>
+          <w:szCs w:val="20"/>
+        </w:rPr>
+      </w:pPr>
+      <w:r>
+        <w:rPr>
+          <w:rFonts w:ascii="Consolas" w:hAnsi="Consolas" w:cs="Consolas"/>
+          <w:sz w:val="20"/>
+          <w:szCs w:val="20"/>
+          <w:lang w:val="ru-RU"/>
+        </w:rPr>
+        <w:t xml:space="preserve">    </w:t>
+      </w:r>
+      <w:r>
+        <w:rPr>
+          <w:rFonts w:ascii="Consolas" w:hAnsi="Consolas" w:cs="Consolas"/>
+          <w:sz w:val="20"/>
+          <w:szCs w:val="20"/>
+        </w:rPr>
+        <w:t>def __</w:t>
+      </w:r>
+      <w:proofErr w:type="spellStart"/>
+      <w:r>
+        <w:rPr>
+          <w:rFonts w:ascii="Consolas" w:hAnsi="Consolas" w:cs="Consolas"/>
+          <w:sz w:val="20"/>
+          <w:szCs w:val="20"/>
+        </w:rPr>
+        <w:t>init</w:t>
+      </w:r>
+      <w:proofErr w:type="spellEnd"/>
+      <w:r>
+        <w:rPr>
+          <w:rFonts w:ascii="Consolas" w:hAnsi="Consolas" w:cs="Consolas"/>
+          <w:sz w:val="20"/>
+          <w:szCs w:val="20"/>
+        </w:rPr>
+        <w:t>_</w:t>
+      </w:r>
+      <w:proofErr w:type="gramStart"/>
+      <w:r>
+        <w:rPr>
+          <w:rFonts w:ascii="Consolas" w:hAnsi="Consolas" w:cs="Consolas"/>
+          <w:sz w:val="20"/>
+          <w:szCs w:val="20"/>
+        </w:rPr>
+        <w:t>_(</w:t>
+      </w:r>
+      <w:proofErr w:type="gramEnd"/>
+      <w:r>
+        <w:rPr>
+          <w:rFonts w:ascii="Consolas" w:hAnsi="Consolas" w:cs="Consolas"/>
+          <w:sz w:val="20"/>
+          <w:szCs w:val="20"/>
+        </w:rPr>
+        <w:t xml:space="preserve">self, </w:t>
+      </w:r>
+      <w:proofErr w:type="spellStart"/>
+      <w:r>
+        <w:rPr>
+          <w:rFonts w:ascii="Consolas" w:hAnsi="Consolas" w:cs="Consolas"/>
+          <w:sz w:val="20"/>
+          <w:szCs w:val="20"/>
+        </w:rPr>
+        <w:t>coeff</w:t>
+      </w:r>
+      <w:proofErr w:type="spellEnd"/>
+      <w:r>
+        <w:rPr>
+          <w:rFonts w:ascii="Consolas" w:hAnsi="Consolas" w:cs="Consolas"/>
+          <w:sz w:val="20"/>
+          <w:szCs w:val="20"/>
+        </w:rPr>
+        <w:t>, exp, next=None):</w:t>
+      </w:r>
+    </w:p>
+    <w:p>
+      <w:pPr>
+        <w:rPr>
+          <w:rFonts w:ascii="Consolas" w:hAnsi="Consolas" w:cs="Consolas"/>
+          <w:sz w:val="20"/>
+          <w:szCs w:val="20"/>
+        </w:rPr>
+      </w:pPr>
+      <w:r>
+        <w:rPr>
+          <w:rFonts w:ascii="Consolas" w:hAnsi="Consolas" w:cs="Consolas"/>
+          <w:sz w:val="20"/>
+          <w:szCs w:val="20"/>
+        </w:rPr>
+        <w:t xml:space="preserve">        </w:t>
+      </w:r>
+      <w:proofErr w:type="spellStart"/>
+      <w:proofErr w:type="gramStart"/>
+      <w:r>
+        <w:rPr>
+          <w:rFonts w:ascii="Consolas" w:hAnsi="Consolas" w:cs="Consolas"/>
+          <w:sz w:val="20"/>
+          <w:szCs w:val="20"/>
+        </w:rPr>
+        <w:t>self.coeff</w:t>
+      </w:r>
+      <w:proofErr w:type="spellEnd"/>
+      <w:proofErr w:type="gramEnd"/>
+      <w:r>
+        <w:rPr>
+          <w:rFonts w:ascii="Consolas" w:hAnsi="Consolas" w:cs="Consolas"/>
+          <w:sz w:val="20"/>
+          <w:szCs w:val="20"/>
+        </w:rPr>
+        <w:t xml:space="preserve"> = </w:t>
+      </w:r>
+      <w:proofErr w:type="spellStart"/>
+      <w:r>
+        <w:rPr>
+          <w:rFonts w:ascii="Consolas" w:hAnsi="Consolas" w:cs="Consolas"/>
+          <w:sz w:val="20"/>
+          <w:szCs w:val="20"/>
+        </w:rPr>
+        <w:t>coeff</w:t>
+      </w:r>
+      <w:proofErr w:type="spellEnd"/>
+    </w:p>
+    <w:p>
+      <w:pPr>
+        <w:rPr>
+          <w:rFonts w:ascii="Consolas" w:hAnsi="Consolas" w:cs="Consolas"/>
+          <w:sz w:val="20"/>
+          <w:szCs w:val="20"/>
+        </w:rPr>
+      </w:pPr>
+      <w:r>
+        <w:rPr>
+          <w:rFonts w:ascii="Consolas" w:hAnsi="Consolas" w:cs="Consolas"/>
+          <w:sz w:val="20"/>
+          <w:szCs w:val="20"/>
+        </w:rPr>
+        <w:t xml:space="preserve">        </w:t>
+      </w:r>
+      <w:proofErr w:type="spellStart"/>
+      <w:r>
+        <w:rPr>
+          <w:rFonts w:ascii="Consolas" w:hAnsi="Consolas" w:cs="Consolas"/>
+          <w:sz w:val="20"/>
+          <w:szCs w:val="20"/>
+        </w:rPr>
+        <w:t>self.exp</w:t>
+      </w:r>
+      <w:proofErr w:type="spellEnd"/>
+      <w:r>
+        <w:rPr>
+          <w:rFonts w:ascii="Consolas" w:hAnsi="Consolas" w:cs="Consolas"/>
+          <w:sz w:val="20"/>
+          <w:szCs w:val="20"/>
+        </w:rPr>
+        <w:t xml:space="preserve"> = exp</w:t>
+      </w:r>
+    </w:p>
+    <w:p>
+      <w:pPr>
+        <w:rPr>
+          <w:rFonts w:ascii="Consolas" w:hAnsi="Consolas" w:cs="Consolas"/>
+          <w:sz w:val="20"/>
+          <w:szCs w:val="20"/>
+        </w:rPr>
+      </w:pPr>
+      <w:r>
+        <w:rPr>
+          <w:rFonts w:ascii="Consolas" w:hAnsi="Consolas" w:cs="Consolas"/>
+          <w:sz w:val="20"/>
+          <w:szCs w:val="20"/>
+        </w:rPr>
+        <w:t xml:space="preserve">        </w:t>
+      </w:r>
+      <w:proofErr w:type="spellStart"/>
+      <w:proofErr w:type="gramStart"/>
+      <w:r>
+        <w:rPr>
+          <w:rFonts w:ascii="Consolas" w:hAnsi="Consolas" w:cs="Consolas"/>
+          <w:sz w:val="20"/>
+          <w:szCs w:val="20"/>
+        </w:rPr>
+        <w:t>self.next</w:t>
+      </w:r>
+      <w:proofErr w:type="spellEnd"/>
+      <w:proofErr w:type="gramEnd"/>
+      <w:r>
+        <w:rPr>
+          <w:rFonts w:ascii="Consolas" w:hAnsi="Consolas" w:cs="Consolas"/>
+          <w:sz w:val="20"/>
+          <w:szCs w:val="20"/>
+        </w:rPr>
+        <w:t xml:space="preserve"> = next</w:t>
+      </w:r>
+    </w:p>
+    <w:p>
+      <w:pPr>
+        <w:rPr>
+          <w:rFonts w:ascii="Consolas" w:hAnsi="Consolas" w:cs="Consolas"/>
+          <w:sz w:val="20"/>
+          <w:szCs w:val="20"/>
+        </w:rPr>
+      </w:pPr>
+      <w:r>
+        <w:rPr>
+          <w:rFonts w:ascii="Consolas" w:hAnsi="Consolas" w:cs="Consolas"/>
+          <w:sz w:val="20"/>
+          <w:szCs w:val="20"/>
+        </w:rPr>
+        <w:t xml:space="preserve">def </w:t>
+      </w:r>
+      <w:proofErr w:type="spellStart"/>
+      <w:r>
+        <w:rPr>
+          <w:rFonts w:ascii="Consolas" w:hAnsi="Consolas" w:cs="Consolas"/>
+          <w:sz w:val="20"/>
+          <w:szCs w:val="20"/>
+        </w:rPr>
+        <w:t>add_</w:t>
+      </w:r>
+      <w:proofErr w:type="gramStart"/>
+      <w:r>
+        <w:rPr>
+          <w:rFonts w:ascii="Consolas" w:hAnsi="Consolas" w:cs="Consolas"/>
+          <w:sz w:val="20"/>
+          <w:szCs w:val="20"/>
+        </w:rPr>
+        <w:t>polynomials</w:t>
+      </w:r>
+      <w:proofErr w:type="spellEnd"/>
+      <w:r>
+        <w:rPr>
+          <w:rFonts w:ascii="Consolas" w:hAnsi="Consolas" w:cs="Consolas"/>
+          <w:sz w:val="20"/>
+          <w:szCs w:val="20"/>
+        </w:rPr>
+        <w:t>(</w:t>
+      </w:r>
+      <w:proofErr w:type="gramEnd"/>
+      <w:r>
+        <w:rPr>
+          <w:rFonts w:ascii="Consolas" w:hAnsi="Consolas" w:cs="Consolas"/>
+          <w:sz w:val="20"/>
+          <w:szCs w:val="20"/>
+        </w:rPr>
+        <w:t>p1, p2):</w:t>
+      </w:r>
+    </w:p>
+    <w:p>
+      <w:pPr>
+        <w:rPr>
+          <w:rFonts w:ascii="Consolas" w:hAnsi="Consolas" w:cs="Consolas"/>
+          <w:sz w:val="20"/>
+          <w:szCs w:val="20"/>
+        </w:rPr>
+      </w:pPr>
+      <w:r>
+        <w:rPr>
+          <w:rFonts w:ascii="Consolas" w:hAnsi="Consolas" w:cs="Consolas"/>
+          <w:sz w:val="20"/>
+          <w:szCs w:val="20"/>
+        </w:rPr>
+        <w:t xml:space="preserve">    dummy = </w:t>
+      </w:r>
+      <w:proofErr w:type="spellStart"/>
+      <w:proofErr w:type="gramStart"/>
+      <w:r>
+        <w:rPr>
+          <w:rFonts w:ascii="Consolas" w:hAnsi="Consolas" w:cs="Consolas"/>
+          <w:sz w:val="20"/>
+          <w:szCs w:val="20"/>
+        </w:rPr>
+        <w:t>PolyNode</w:t>
+      </w:r>
+      <w:proofErr w:type="spellEnd"/>
+      <w:r>
+        <w:rPr>
+          <w:rFonts w:ascii="Consolas" w:hAnsi="Consolas" w:cs="Consolas"/>
+          <w:sz w:val="20"/>
+          <w:szCs w:val="20"/>
+        </w:rPr>
+        <w:t>(</w:t>
+      </w:r>
+      <w:proofErr w:type="gramEnd"/>
+      <w:r>
+        <w:rPr>
+          <w:rFonts w:ascii="Consolas" w:hAnsi="Consolas" w:cs="Consolas"/>
+          <w:sz w:val="20"/>
+          <w:szCs w:val="20"/>
+        </w:rPr>
+        <w:t>0, 0)</w:t>
+      </w:r>
+    </w:p>
+    <w:p>
+      <w:pPr>
+        <w:rPr>
+          <w:rFonts w:ascii="Consolas" w:hAnsi="Consolas" w:cs="Consolas"/>
+          <w:sz w:val="20"/>
+          <w:szCs w:val="20"/>
+        </w:rPr>
+      </w:pPr>
+      <w:r>
+        <w:rPr>
+          <w:rFonts w:ascii="Consolas" w:hAnsi="Consolas" w:cs="Consolas"/>
+          <w:sz w:val="20"/>
+          <w:szCs w:val="20"/>
+        </w:rPr>
+        <w:t xml:space="preserve">    cur = dummy</w:t>
+      </w:r>
+    </w:p>
+    <w:p>
+      <w:pPr>
+        <w:rPr>
+          <w:rFonts w:ascii="Consolas" w:hAnsi="Consolas" w:cs="Consolas"/>
+          <w:sz w:val="20"/>
+          <w:szCs w:val="20"/>
+        </w:rPr>
+      </w:pPr>
+    </w:p>
+    <w:p>
+      <w:pPr>
+        <w:rPr>
+          <w:rFonts w:ascii="Consolas" w:hAnsi="Consolas" w:cs="Consolas"/>
+          <w:sz w:val="20"/>
+          <w:szCs w:val="20"/>
+        </w:rPr>
+      </w:pPr>
+      <w:r>
+        <w:rPr>
+          <w:rFonts w:ascii="Consolas" w:hAnsi="Consolas" w:cs="Consolas"/>
+          <w:sz w:val="20"/>
+          <w:szCs w:val="20"/>
+        </w:rPr>
+        <w:t xml:space="preserve">    while p1 and p2:</w:t>
+      </w:r>
+    </w:p>
+    <w:p>
+      <w:pPr>
+        <w:rPr>
+          <w:rFonts w:ascii="Consolas" w:hAnsi="Consolas" w:cs="Consolas"/>
+          <w:sz w:val="20"/>
+          <w:szCs w:val="20"/>
+        </w:rPr>
+      </w:pPr>
+    </w:p>
+    <w:p>
+      <w:pPr>
+        <w:rPr>
+          <w:rFonts w:ascii="Consolas" w:hAnsi="Consolas" w:cs="Consolas"/>
+          <w:sz w:val="20"/>
+          <w:szCs w:val="20"/>
+        </w:rPr>
+      </w:pPr>
+      <w:r>
+        <w:rPr>
+          <w:rFonts w:ascii="Consolas" w:hAnsi="Consolas" w:cs="Consolas"/>
+          <w:sz w:val="20"/>
+          <w:szCs w:val="20"/>
+        </w:rPr>
+        <w:t xml:space="preserve">        if p1.exp &gt; p2.exp:</w:t>
+      </w:r>
+    </w:p>
+    <w:p>
+      <w:pPr>
+        <w:rPr>
+          <w:rFonts w:ascii="Consolas" w:hAnsi="Consolas" w:cs="Consolas"/>
+          <w:sz w:val="20"/>
+          <w:szCs w:val="20"/>
+        </w:rPr>
+      </w:pPr>
+      <w:r>
+        <w:rPr>
+          <w:rFonts w:ascii="Consolas" w:hAnsi="Consolas" w:cs="Consolas"/>
+          <w:sz w:val="20"/>
+          <w:szCs w:val="20"/>
+        </w:rPr>
+        <w:t xml:space="preserve">            </w:t>
+      </w:r>
+      <w:proofErr w:type="spellStart"/>
+      <w:proofErr w:type="gramStart"/>
+      <w:r>
+        <w:rPr>
+          <w:rFonts w:ascii="Consolas" w:hAnsi="Consolas" w:cs="Consolas"/>
+          <w:sz w:val="20"/>
+          <w:szCs w:val="20"/>
+        </w:rPr>
+        <w:t>cur.next</w:t>
+      </w:r>
+      <w:proofErr w:type="spellEnd"/>
+      <w:proofErr w:type="gramEnd"/>
+      <w:r>
+        <w:rPr>
+          <w:rFonts w:ascii="Consolas" w:hAnsi="Consolas" w:cs="Consolas"/>
+          <w:sz w:val="20"/>
+          <w:szCs w:val="20"/>
+        </w:rPr>
+        <w:t xml:space="preserve"> = </w:t>
+      </w:r>
+      <w:proofErr w:type="spellStart"/>
+      <w:r>
+        <w:rPr>
+          <w:rFonts w:ascii="Consolas" w:hAnsi="Consolas" w:cs="Consolas"/>
+          <w:sz w:val="20"/>
+          <w:szCs w:val="20"/>
+        </w:rPr>
+        <w:t>PolyNode</w:t>
+      </w:r>
+      <w:proofErr w:type="spellEnd"/>
+      <w:r>
+        <w:rPr>
+          <w:rFonts w:ascii="Consolas" w:hAnsi="Consolas" w:cs="Consolas"/>
+          <w:sz w:val="20"/>
+          <w:szCs w:val="20"/>
+        </w:rPr>
+        <w:t>(p1.coeff, p1.exp)</w:t>
+      </w:r>
+    </w:p>
+    <w:p>
+      <w:pPr>
+        <w:rPr>
+          <w:rFonts w:ascii="Consolas" w:hAnsi="Consolas" w:cs="Consolas"/>
+          <w:sz w:val="20"/>
+          <w:szCs w:val="20"/>
+        </w:rPr>
+      </w:pPr>
+      <w:r>
+        <w:rPr>
+          <w:rFonts w:ascii="Consolas" w:hAnsi="Consolas" w:cs="Consolas"/>
+          <w:sz w:val="20"/>
+          <w:szCs w:val="20"/>
+        </w:rPr>
+        <w:t xml:space="preserve">            p1 = p</w:t>
+      </w:r>
+      <w:proofErr w:type="gramStart"/>
+      <w:r>
+        <w:rPr>
+          <w:rFonts w:ascii="Consolas" w:hAnsi="Consolas" w:cs="Consolas"/>
+          <w:sz w:val="20"/>
+          <w:szCs w:val="20"/>
+        </w:rPr>
+        <w:t>1.next</w:t>
+      </w:r>
+      <w:proofErr w:type="gramEnd"/>
+    </w:p>
+    <w:p>
+      <w:pPr>
+        <w:rPr>
+          <w:rFonts w:ascii="Consolas" w:hAnsi="Consolas" w:cs="Consolas"/>
+          <w:sz w:val="20"/>
+          <w:szCs w:val="20"/>
+        </w:rPr>
+      </w:pPr>
+    </w:p>
+    <w:p>
+      <w:pPr>
+        <w:rPr>
+          <w:rFonts w:ascii="Consolas" w:hAnsi="Consolas" w:cs="Consolas"/>
+          <w:sz w:val="20"/>
+          <w:szCs w:val="20"/>
+        </w:rPr>
+      </w:pPr>
+      <w:r>
+        <w:rPr>
+          <w:rFonts w:ascii="Consolas" w:hAnsi="Consolas" w:cs="Consolas"/>
+          <w:sz w:val="20"/>
+          <w:szCs w:val="20"/>
+        </w:rPr>
+        <w:t xml:space="preserve">        </w:t>
+      </w:r>
+      <w:proofErr w:type="spellStart"/>
+      <w:r>
+        <w:rPr>
+          <w:rFonts w:ascii="Consolas" w:hAnsi="Consolas" w:cs="Consolas"/>
+          <w:sz w:val="20"/>
+          <w:szCs w:val="20"/>
+        </w:rPr>
+        <w:t>elif</w:t>
+      </w:r>
+      <w:proofErr w:type="spellEnd"/>
+      <w:r>
+        <w:rPr>
+          <w:rFonts w:ascii="Consolas" w:hAnsi="Consolas" w:cs="Consolas"/>
+          <w:sz w:val="20"/>
+          <w:szCs w:val="20"/>
+        </w:rPr>
+        <w:t xml:space="preserve"> p2.exp &gt; p1.exp:</w:t>
+      </w:r>
+    </w:p>
+    <w:p>
+      <w:pPr>
+        <w:rPr>
+          <w:rFonts w:ascii="Consolas" w:hAnsi="Consolas" w:cs="Consolas"/>
+          <w:sz w:val="20"/>
+          <w:szCs w:val="20"/>
+        </w:rPr>
+      </w:pPr>
+      <w:r>
+        <w:rPr>
+          <w:rFonts w:ascii="Consolas" w:hAnsi="Consolas" w:cs="Consolas"/>
+          <w:sz w:val="20"/>
+          <w:szCs w:val="20"/>
+        </w:rPr>
+        <w:t xml:space="preserve">            </w:t>
+      </w:r>
+      <w:proofErr w:type="spellStart"/>
+      <w:proofErr w:type="gramStart"/>
+      <w:r>
+        <w:rPr>
+          <w:rFonts w:ascii="Consolas" w:hAnsi="Consolas" w:cs="Consolas"/>
+          <w:sz w:val="20"/>
+          <w:szCs w:val="20"/>
+        </w:rPr>
+        <w:t>cur.next</w:t>
+      </w:r>
+      <w:proofErr w:type="spellEnd"/>
+      <w:proofErr w:type="gramEnd"/>
+      <w:r>
+        <w:rPr>
+          <w:rFonts w:ascii="Consolas" w:hAnsi="Consolas" w:cs="Consolas"/>
+          <w:sz w:val="20"/>
+          <w:szCs w:val="20"/>
+        </w:rPr>
+        <w:t xml:space="preserve"> = </w:t>
+      </w:r>
+      <w:proofErr w:type="spellStart"/>
+      <w:r>
+        <w:rPr>
+          <w:rFonts w:ascii="Consolas" w:hAnsi="Consolas" w:cs="Consolas"/>
+          <w:sz w:val="20"/>
+          <w:szCs w:val="20"/>
+        </w:rPr>
+        <w:t>PolyNode</w:t>
+      </w:r>
+      <w:proofErr w:type="spellEnd"/>
+      <w:r>
+        <w:rPr>
+          <w:rFonts w:ascii="Consolas" w:hAnsi="Consolas" w:cs="Consolas"/>
+          <w:sz w:val="20"/>
+          <w:szCs w:val="20"/>
+        </w:rPr>
+        <w:t>(p2.coeff, p2.exp)</w:t>
+      </w:r>
+    </w:p>
+    <w:p>
+      <w:pPr>
+        <w:rPr>
+          <w:rFonts w:ascii="Consolas" w:hAnsi="Consolas" w:cs="Consolas"/>
+          <w:sz w:val="20"/>
+          <w:szCs w:val="20"/>
+          <w:lang w:val="ru-RU"/>
+        </w:rPr>
+      </w:pPr>
+      <w:r>
+        <w:rPr>
+          <w:rFonts w:ascii="Consolas" w:hAnsi="Consolas" w:cs="Consolas"/>
+          <w:sz w:val="20"/>
+          <w:szCs w:val="20"/>
+        </w:rPr>
+        <w:t xml:space="preserve">            p</w:t>
+      </w:r>
+      <w:r>
+        <w:rPr>
+          <w:rFonts w:ascii="Consolas" w:hAnsi="Consolas" w:cs="Consolas"/>
+          <w:sz w:val="20"/>
+          <w:szCs w:val="20"/>
+          <w:lang w:val="ru-RU"/>
+        </w:rPr>
+        <w:t xml:space="preserve">2 = </w:t>
+      </w:r>
+      <w:r>
+        <w:rPr>
+          <w:rFonts w:ascii="Consolas" w:hAnsi="Consolas" w:cs="Consolas"/>
+          <w:sz w:val="20"/>
+          <w:szCs w:val="20"/>
+        </w:rPr>
+        <w:t>p</w:t>
+      </w:r>
+      <w:proofErr w:type="gramStart"/>
+      <w:r>
+        <w:rPr>
+          <w:rFonts w:ascii="Consolas" w:hAnsi="Consolas" w:cs="Consolas"/>
+          <w:sz w:val="20"/>
+          <w:szCs w:val="20"/>
+          <w:lang w:val="ru-RU"/>
+        </w:rPr>
+        <w:t>2.</w:t>
+      </w:r>
+      <w:r>
+        <w:rPr>
+          <w:rFonts w:ascii="Consolas" w:hAnsi="Consolas" w:cs="Consolas"/>
+          <w:sz w:val="20"/>
+          <w:szCs w:val="20"/>
+        </w:rPr>
+        <w:t>next</w:t>
+      </w:r>
+      <w:proofErr w:type="gramEnd"/>
+    </w:p>
+    <w:p>
+      <w:pPr>
+        <w:rPr>
+          <w:rFonts w:ascii="Consolas" w:hAnsi="Consolas" w:cs="Consolas"/>
+          <w:sz w:val="20"/>
+          <w:szCs w:val="20"/>
+          <w:lang w:val="ru-RU"/>
+        </w:rPr>
+      </w:pPr>
+    </w:p>
+    <w:p>
+      <w:pPr>
+        <w:rPr>
+          <w:rFonts w:ascii="Consolas" w:hAnsi="Consolas" w:cs="Consolas"/>
+          <w:sz w:val="20"/>
+          <w:szCs w:val="20"/>
+          <w:lang w:val="ru-RU"/>
+        </w:rPr>
+      </w:pPr>
+      <w:r>
+        <w:rPr>
+          <w:rFonts w:ascii="Consolas" w:hAnsi="Consolas" w:cs="Consolas"/>
+          <w:sz w:val="20"/>
+          <w:szCs w:val="20"/>
+          <w:lang w:val="ru-RU"/>
+        </w:rPr>
+        <w:t xml:space="preserve">        </w:t>
+      </w:r>
+      <w:r>
+        <w:rPr>
+          <w:rFonts w:ascii="Consolas" w:hAnsi="Consolas" w:cs="Consolas"/>
+          <w:sz w:val="20"/>
+          <w:szCs w:val="20"/>
+        </w:rPr>
+        <w:t>else</w:t>
+      </w:r>
+      <w:r>
+        <w:rPr>
+          <w:rFonts w:ascii="Consolas" w:hAnsi="Consolas" w:cs="Consolas"/>
+          <w:sz w:val="20"/>
+          <w:szCs w:val="20"/>
+          <w:lang w:val="ru-RU"/>
+        </w:rPr>
+        <w:t>:</w:t>
+      </w:r>
+    </w:p>
+    <w:p>
+      <w:pPr>
+        <w:rPr>
+          <w:rFonts w:ascii="Consolas" w:hAnsi="Consolas" w:cs="Consolas"/>
+          <w:sz w:val="20"/>
+          <w:szCs w:val="20"/>
+          <w:lang w:val="ru-RU"/>
+        </w:rPr>
+      </w:pPr>
+      <w:r>
+        <w:rPr>
+          <w:rFonts w:ascii="Consolas" w:hAnsi="Consolas" w:cs="Consolas"/>
+          <w:sz w:val="20"/>
+          <w:szCs w:val="20"/>
+          <w:lang w:val="ru-RU"/>
+        </w:rPr>
+        <w:t xml:space="preserve">            # одинаковые степени складываем</w:t>
+      </w:r>
+    </w:p>
+    <w:p>
+      <w:pPr>
+        <w:rPr>
+          <w:rFonts w:ascii="Consolas" w:hAnsi="Consolas" w:cs="Consolas"/>
+          <w:sz w:val="20"/>
+          <w:szCs w:val="20"/>
+        </w:rPr>
+      </w:pPr>
+      <w:r>
+        <w:rPr>
+          <w:rFonts w:ascii="Consolas" w:hAnsi="Consolas" w:cs="Consolas"/>
+          <w:sz w:val="20"/>
+          <w:szCs w:val="20"/>
+          <w:lang w:val="ru-RU"/>
+        </w:rPr>
+        <w:t xml:space="preserve">            </w:t>
+      </w:r>
+      <w:proofErr w:type="spellStart"/>
+      <w:r>
+        <w:rPr>
+          <w:rFonts w:ascii="Consolas" w:hAnsi="Consolas" w:cs="Consolas"/>
+          <w:sz w:val="20"/>
+          <w:szCs w:val="20"/>
+        </w:rPr>
+        <w:t>new_coeff</w:t>
+      </w:r>
+      <w:proofErr w:type="spellEnd"/>
+      <w:r>
+        <w:rPr>
+          <w:rFonts w:ascii="Consolas" w:hAnsi="Consolas" w:cs="Consolas"/>
+          <w:sz w:val="20"/>
+          <w:szCs w:val="20"/>
+        </w:rPr>
+        <w:t xml:space="preserve"> = p</w:t>
+      </w:r>
+      <w:proofErr w:type="gramStart"/>
+      <w:r>
+        <w:rPr>
+          <w:rFonts w:ascii="Consolas" w:hAnsi="Consolas" w:cs="Consolas"/>
+          <w:sz w:val="20"/>
+          <w:szCs w:val="20"/>
+        </w:rPr>
+        <w:t>1.coeff</w:t>
+      </w:r>
+      <w:proofErr w:type="gramEnd"/>
+      <w:r>
+        <w:rPr>
+          <w:rFonts w:ascii="Consolas" w:hAnsi="Consolas" w:cs="Consolas"/>
+          <w:sz w:val="20"/>
+          <w:szCs w:val="20"/>
+        </w:rPr>
+        <w:t xml:space="preserve"> + p2.coeff</w:t>
+      </w:r>
+    </w:p>
+    <w:p>
+      <w:pPr>
+        <w:rPr>
+          <w:rFonts w:ascii="Consolas" w:hAnsi="Consolas" w:cs="Consolas"/>
+          <w:sz w:val="20"/>
+          <w:szCs w:val="20"/>
+        </w:rPr>
+      </w:pPr>
+    </w:p>
+    <w:p>
+      <w:pPr>
+        <w:rPr>
+          <w:rFonts w:ascii="Consolas" w:hAnsi="Consolas" w:cs="Consolas"/>
+          <w:sz w:val="20"/>
+          <w:szCs w:val="20"/>
+        </w:rPr>
+      </w:pPr>
+      <w:r>
+        <w:rPr>
+          <w:rFonts w:ascii="Consolas" w:hAnsi="Consolas" w:cs="Consolas"/>
+          <w:sz w:val="20"/>
+          <w:szCs w:val="20"/>
+        </w:rPr>
+        <w:t xml:space="preserve">            if </w:t>
+      </w:r>
+      <w:proofErr w:type="spellStart"/>
+      <w:r>
+        <w:rPr>
+          <w:rFonts w:ascii="Consolas" w:hAnsi="Consolas" w:cs="Consolas"/>
+          <w:sz w:val="20"/>
+          <w:szCs w:val="20"/>
+        </w:rPr>
+        <w:t>new_</w:t>
+      </w:r>
+      <w:proofErr w:type="gramStart"/>
+      <w:r>
+        <w:rPr>
+          <w:rFonts w:ascii="Consolas" w:hAnsi="Consolas" w:cs="Consolas"/>
+          <w:sz w:val="20"/>
+          <w:szCs w:val="20"/>
+        </w:rPr>
+        <w:t>coeff</w:t>
+      </w:r>
+      <w:proofErr w:type="spellEnd"/>
+      <w:r>
+        <w:rPr>
+          <w:rFonts w:ascii="Consolas" w:hAnsi="Consolas" w:cs="Consolas"/>
+          <w:sz w:val="20"/>
+          <w:szCs w:val="20"/>
+        </w:rPr>
+        <w:t xml:space="preserve"> !</w:t>
+      </w:r>
+      <w:proofErr w:type="gramEnd"/>
+      <w:r>
+        <w:rPr>
+          <w:rFonts w:ascii="Consolas" w:hAnsi="Consolas" w:cs="Consolas"/>
+          <w:sz w:val="20"/>
+          <w:szCs w:val="20"/>
+        </w:rPr>
+        <w:t>= 0:</w:t>
+      </w:r>
+    </w:p>
+    <w:p>
+      <w:pPr>
+        <w:rPr>
+          <w:rFonts w:ascii="Consolas" w:hAnsi="Consolas" w:cs="Consolas"/>
+          <w:sz w:val="20"/>
+          <w:szCs w:val="20"/>
+        </w:rPr>
+      </w:pPr>
+      <w:r>
+        <w:rPr>
+          <w:rFonts w:ascii="Consolas" w:hAnsi="Consolas" w:cs="Consolas"/>
+          <w:sz w:val="20"/>
+          <w:szCs w:val="20"/>
+        </w:rPr>
+        <w:t xml:space="preserve">                </w:t>
+      </w:r>
+      <w:proofErr w:type="spellStart"/>
+      <w:proofErr w:type="gramStart"/>
+      <w:r>
+        <w:rPr>
+          <w:rFonts w:ascii="Consolas" w:hAnsi="Consolas" w:cs="Consolas"/>
+          <w:sz w:val="20"/>
+          <w:szCs w:val="20"/>
+        </w:rPr>
+        <w:t>cur.next</w:t>
+      </w:r>
+      <w:proofErr w:type="spellEnd"/>
+      <w:proofErr w:type="gramEnd"/>
+      <w:r>
+        <w:rPr>
+          <w:rFonts w:ascii="Consolas" w:hAnsi="Consolas" w:cs="Consolas"/>
+          <w:sz w:val="20"/>
+          <w:szCs w:val="20"/>
+        </w:rPr>
+        <w:t xml:space="preserve"> = </w:t>
+      </w:r>
+      <w:proofErr w:type="spellStart"/>
+      <w:r>
+        <w:rPr>
+          <w:rFonts w:ascii="Consolas" w:hAnsi="Consolas" w:cs="Consolas"/>
+          <w:sz w:val="20"/>
+          <w:szCs w:val="20"/>
+        </w:rPr>
+        <w:t>PolyNode</w:t>
+      </w:r>
+      <w:proofErr w:type="spellEnd"/>
+      <w:r>
+        <w:rPr>
+          <w:rFonts w:ascii="Consolas" w:hAnsi="Consolas" w:cs="Consolas"/>
+          <w:sz w:val="20"/>
+          <w:szCs w:val="20"/>
+        </w:rPr>
+        <w:t>(</w:t>
+      </w:r>
+      <w:proofErr w:type="spellStart"/>
+      <w:r>
+        <w:rPr>
+          <w:rFonts w:ascii="Consolas" w:hAnsi="Consolas" w:cs="Consolas"/>
+          <w:sz w:val="20"/>
+          <w:szCs w:val="20"/>
+        </w:rPr>
+        <w:t>new_coeff</w:t>
+      </w:r>
+      <w:proofErr w:type="spellEnd"/>
+      <w:r>
+        <w:rPr>
+          <w:rFonts w:ascii="Consolas" w:hAnsi="Consolas" w:cs="Consolas"/>
+          <w:sz w:val="20"/>
+          <w:szCs w:val="20"/>
+        </w:rPr>
+        <w:t>, p1.exp)</w:t>
+      </w:r>
+    </w:p>
+    <w:p>
+      <w:pPr>
+        <w:rPr>
+          <w:rFonts w:ascii="Consolas" w:hAnsi="Consolas" w:cs="Consolas"/>
+          <w:sz w:val="20"/>
+          <w:szCs w:val="20"/>
+        </w:rPr>
+      </w:pPr>
+    </w:p>
+    <w:p>
+      <w:pPr>
+        <w:rPr>
+          <w:rFonts w:ascii="Consolas" w:hAnsi="Consolas" w:cs="Consolas"/>
+          <w:sz w:val="20"/>
+          <w:szCs w:val="20"/>
+        </w:rPr>
+      </w:pPr>
+      <w:r>
+        <w:rPr>
+          <w:rFonts w:ascii="Consolas" w:hAnsi="Consolas" w:cs="Consolas"/>
+          <w:sz w:val="20"/>
+          <w:szCs w:val="20"/>
+        </w:rPr>
+        <w:t xml:space="preserve">            p1 = p</w:t>
+      </w:r>
+      <w:proofErr w:type="gramStart"/>
+      <w:r>
+        <w:rPr>
+          <w:rFonts w:ascii="Consolas" w:hAnsi="Consolas" w:cs="Consolas"/>
+          <w:sz w:val="20"/>
+          <w:szCs w:val="20"/>
+        </w:rPr>
+        <w:t>1.next</w:t>
+      </w:r>
+      <w:proofErr w:type="gramEnd"/>
+    </w:p>
+    <w:p>
+      <w:pPr>
+        <w:rPr>
+          <w:rFonts w:ascii="Consolas" w:hAnsi="Consolas" w:cs="Consolas"/>
+          <w:sz w:val="20"/>
+          <w:szCs w:val="20"/>
+        </w:rPr>
+      </w:pPr>
+      <w:r>
+        <w:rPr>
+          <w:rFonts w:ascii="Consolas" w:hAnsi="Consolas" w:cs="Consolas"/>
+          <w:sz w:val="20"/>
+          <w:szCs w:val="20"/>
+        </w:rPr>
+        <w:t xml:space="preserve">            p2 = p</w:t>
+      </w:r>
+      <w:proofErr w:type="gramStart"/>
+      <w:r>
+        <w:rPr>
+          <w:rFonts w:ascii="Consolas" w:hAnsi="Consolas" w:cs="Consolas"/>
+          <w:sz w:val="20"/>
+          <w:szCs w:val="20"/>
+        </w:rPr>
+        <w:t>2.next</w:t>
+      </w:r>
+      <w:proofErr w:type="gramEnd"/>
+    </w:p>
+    <w:p>
+      <w:pPr>
+        <w:rPr>
+          <w:rFonts w:ascii="Consolas" w:hAnsi="Consolas" w:cs="Consolas"/>
+          <w:sz w:val="20"/>
+          <w:szCs w:val="20"/>
+        </w:rPr>
+      </w:pPr>
+    </w:p>
+    <w:p>
+      <w:pPr>
+        <w:rPr>
+          <w:rFonts w:ascii="Consolas" w:hAnsi="Consolas" w:cs="Consolas"/>
+          <w:sz w:val="20"/>
+          <w:szCs w:val="20"/>
+        </w:rPr>
+      </w:pPr>
+      <w:r>
+        <w:rPr>
+          <w:rFonts w:ascii="Consolas" w:hAnsi="Consolas" w:cs="Consolas"/>
+          <w:sz w:val="20"/>
+          <w:szCs w:val="20"/>
+        </w:rPr>
+        <w:t xml:space="preserve">        if </w:t>
+      </w:r>
+      <w:proofErr w:type="spellStart"/>
+      <w:proofErr w:type="gramStart"/>
+      <w:r>
+        <w:rPr>
+          <w:rFonts w:ascii="Consolas" w:hAnsi="Consolas" w:cs="Consolas"/>
+          <w:sz w:val="20"/>
+          <w:szCs w:val="20"/>
+        </w:rPr>
+        <w:t>cur.next</w:t>
+      </w:r>
+      <w:proofErr w:type="spellEnd"/>
+      <w:proofErr w:type="gramEnd"/>
+      <w:r>
+        <w:rPr>
+          <w:rFonts w:ascii="Consolas" w:hAnsi="Consolas" w:cs="Consolas"/>
+          <w:sz w:val="20"/>
+          <w:szCs w:val="20"/>
+        </w:rPr>
+        <w:t>:</w:t>
+      </w:r>
+    </w:p>
+    <w:p>
+      <w:pPr>
+        <w:rPr>
+          <w:rFonts w:ascii="Consolas" w:hAnsi="Consolas" w:cs="Consolas"/>
+          <w:sz w:val="20"/>
+          <w:szCs w:val="20"/>
+        </w:rPr>
+      </w:pPr>
+      <w:r>
+        <w:rPr>
+          <w:rFonts w:ascii="Consolas" w:hAnsi="Consolas" w:cs="Consolas"/>
+          <w:sz w:val="20"/>
+          <w:szCs w:val="20"/>
+        </w:rPr>
+        <w:t xml:space="preserve">            cur = </w:t>
+      </w:r>
+      <w:proofErr w:type="spellStart"/>
+      <w:proofErr w:type="gramStart"/>
+      <w:r>
+        <w:rPr>
+          <w:rFonts w:ascii="Consolas" w:hAnsi="Consolas" w:cs="Consolas"/>
+          <w:sz w:val="20"/>
+          <w:szCs w:val="20"/>
+        </w:rPr>
+        <w:t>cur.next</w:t>
+      </w:r>
+      <w:proofErr w:type="spellEnd"/>
+      <w:proofErr w:type="gramEnd"/>
+    </w:p>
+    <w:p>
+      <w:pPr>
+        <w:rPr>
+          <w:rFonts w:ascii="Consolas" w:hAnsi="Consolas" w:cs="Consolas"/>
+          <w:sz w:val="20"/>
+          <w:szCs w:val="20"/>
+        </w:rPr>
+      </w:pPr>
+    </w:p>
+    <w:p>
+      <w:pPr>
+        <w:rPr>
+          <w:rFonts w:ascii="Consolas" w:hAnsi="Consolas" w:cs="Consolas"/>
+          <w:sz w:val="20"/>
+          <w:szCs w:val="20"/>
+        </w:rPr>
+      </w:pPr>
+      <w:r>
+        <w:rPr>
+          <w:rFonts w:ascii="Consolas" w:hAnsi="Consolas" w:cs="Consolas"/>
+          <w:sz w:val="20"/>
+          <w:szCs w:val="20"/>
+        </w:rPr>
+        <w:t xml:space="preserve">    # </w:t>
+      </w:r>
+      <w:proofErr w:type="spellStart"/>
+      <w:r>
+        <w:rPr>
+          <w:rFonts w:ascii="Consolas" w:hAnsi="Consolas" w:cs="Consolas"/>
+          <w:sz w:val="20"/>
+          <w:szCs w:val="20"/>
+        </w:rPr>
+        <w:t>остатки</w:t>
+      </w:r>
+      <w:proofErr w:type="spellEnd"/>
+    </w:p>
+    <w:p>
+      <w:pPr>
+        <w:rPr>
+          <w:rFonts w:ascii="Consolas" w:hAnsi="Consolas" w:cs="Consolas"/>
+          <w:sz w:val="20"/>
+          <w:szCs w:val="20"/>
+        </w:rPr>
+      </w:pPr>
+      <w:r>
+        <w:rPr>
+          <w:rFonts w:ascii="Consolas" w:hAnsi="Consolas" w:cs="Consolas"/>
+          <w:sz w:val="20"/>
+          <w:szCs w:val="20"/>
+        </w:rPr>
+        <w:t xml:space="preserve">    while p1:</w:t>
+      </w:r>
+    </w:p>
+    <w:p>
+      <w:pPr>
+        <w:rPr>
+          <w:rFonts w:ascii="Consolas" w:hAnsi="Consolas" w:cs="Consolas"/>
+          <w:sz w:val="20"/>
+          <w:szCs w:val="20"/>
+        </w:rPr>
+      </w:pPr>
+      <w:r>
+        <w:rPr>
+          <w:rFonts w:ascii="Consolas" w:hAnsi="Consolas" w:cs="Consolas"/>
+          <w:sz w:val="20"/>
+          <w:szCs w:val="20"/>
+        </w:rPr>
+        <w:t xml:space="preserve">        </w:t>
+      </w:r>
+      <w:proofErr w:type="spellStart"/>
+      <w:proofErr w:type="gramStart"/>
+      <w:r>
+        <w:rPr>
+          <w:rFonts w:ascii="Consolas" w:hAnsi="Consolas" w:cs="Consolas"/>
+          <w:sz w:val="20"/>
+          <w:szCs w:val="20"/>
+        </w:rPr>
+        <w:t>cur.next</w:t>
+      </w:r>
+      <w:proofErr w:type="spellEnd"/>
+      <w:proofErr w:type="gramEnd"/>
+      <w:r>
+        <w:rPr>
+          <w:rFonts w:ascii="Consolas" w:hAnsi="Consolas" w:cs="Consolas"/>
+          <w:sz w:val="20"/>
+          <w:szCs w:val="20"/>
+        </w:rPr>
+        <w:t xml:space="preserve"> = </w:t>
+      </w:r>
+      <w:proofErr w:type="spellStart"/>
+      <w:r>
+        <w:rPr>
+          <w:rFonts w:ascii="Consolas" w:hAnsi="Consolas" w:cs="Consolas"/>
+          <w:sz w:val="20"/>
+          <w:szCs w:val="20"/>
+        </w:rPr>
+        <w:t>PolyNode</w:t>
+      </w:r>
+      <w:proofErr w:type="spellEnd"/>
+      <w:r>
+        <w:rPr>
+          <w:rFonts w:ascii="Consolas" w:hAnsi="Consolas" w:cs="Consolas"/>
+          <w:sz w:val="20"/>
+          <w:szCs w:val="20"/>
+        </w:rPr>
+        <w:t>(p1.coeff, p1.exp)</w:t>
+      </w:r>
+    </w:p>
+    <w:p>
+      <w:pPr>
+        <w:rPr>
+          <w:rFonts w:ascii="Consolas" w:hAnsi="Consolas" w:cs="Consolas"/>
+          <w:sz w:val="20"/>
+          <w:szCs w:val="20"/>
+        </w:rPr>
+      </w:pPr>
+      <w:r>
+        <w:rPr>
+          <w:rFonts w:ascii="Consolas" w:hAnsi="Consolas" w:cs="Consolas"/>
+          <w:sz w:val="20"/>
+          <w:szCs w:val="20"/>
+        </w:rPr>
+        <w:t xml:space="preserve">        cur = </w:t>
+      </w:r>
+      <w:proofErr w:type="spellStart"/>
+      <w:proofErr w:type="gramStart"/>
+      <w:r>
+        <w:rPr>
+          <w:rFonts w:ascii="Consolas" w:hAnsi="Consolas" w:cs="Consolas"/>
+          <w:sz w:val="20"/>
+          <w:szCs w:val="20"/>
+        </w:rPr>
+        <w:t>cur.next</w:t>
+      </w:r>
+      <w:proofErr w:type="spellEnd"/>
+      <w:proofErr w:type="gramEnd"/>
+    </w:p>
+    <w:p>
+      <w:pPr>
+        <w:rPr>
+          <w:rFonts w:ascii="Consolas" w:hAnsi="Consolas" w:cs="Consolas"/>
+          <w:sz w:val="20"/>
+          <w:szCs w:val="20"/>
+        </w:rPr>
+      </w:pPr>
+      <w:r>
+        <w:rPr>
+          <w:rFonts w:ascii="Consolas" w:hAnsi="Consolas" w:cs="Consolas"/>
+          <w:sz w:val="20"/>
+          <w:szCs w:val="20"/>
+        </w:rPr>
+        <w:t xml:space="preserve">        p1 = p</w:t>
+      </w:r>
+      <w:proofErr w:type="gramStart"/>
+      <w:r>
+        <w:rPr>
+          <w:rFonts w:ascii="Consolas" w:hAnsi="Consolas" w:cs="Consolas"/>
+          <w:sz w:val="20"/>
+          <w:szCs w:val="20"/>
+        </w:rPr>
+        <w:t>1.next</w:t>
+      </w:r>
+      <w:proofErr w:type="gramEnd"/>
+    </w:p>
+    <w:p>
+      <w:pPr>
+        <w:rPr>
+          <w:rFonts w:ascii="Consolas" w:hAnsi="Consolas" w:cs="Consolas"/>
+          <w:sz w:val="20"/>
+          <w:szCs w:val="20"/>
+        </w:rPr>
+      </w:pPr>
+    </w:p>
+    <w:p>
+      <w:pPr>
+        <w:rPr>
+          <w:rFonts w:ascii="Consolas" w:hAnsi="Consolas" w:cs="Consolas"/>
+          <w:sz w:val="20"/>
+          <w:szCs w:val="20"/>
+        </w:rPr>
+      </w:pPr>
+      <w:r>
+        <w:rPr>
+          <w:rFonts w:ascii="Consolas" w:hAnsi="Consolas" w:cs="Consolas"/>
+          <w:sz w:val="20"/>
+          <w:szCs w:val="20"/>
+        </w:rPr>
+        <w:t xml:space="preserve">    while p2:</w:t>
+      </w:r>
+    </w:p>
+    <w:p>
+      <w:pPr>
+        <w:rPr>
+          <w:rFonts w:ascii="Consolas" w:hAnsi="Consolas" w:cs="Consolas"/>
+          <w:sz w:val="20"/>
+          <w:szCs w:val="20"/>
+        </w:rPr>
+      </w:pPr>
+      <w:r>
+        <w:rPr>
+          <w:rFonts w:ascii="Consolas" w:hAnsi="Consolas" w:cs="Consolas"/>
+          <w:sz w:val="20"/>
+          <w:szCs w:val="20"/>
+        </w:rPr>
+        <w:t xml:space="preserve">        </w:t>
+      </w:r>
+      <w:proofErr w:type="spellStart"/>
+      <w:proofErr w:type="gramStart"/>
+      <w:r>
+        <w:rPr>
+          <w:rFonts w:ascii="Consolas" w:hAnsi="Consolas" w:cs="Consolas"/>
+          <w:sz w:val="20"/>
+          <w:szCs w:val="20"/>
+        </w:rPr>
+        <w:t>cur.next</w:t>
+      </w:r>
+      <w:proofErr w:type="spellEnd"/>
+      <w:proofErr w:type="gramEnd"/>
+      <w:r>
+        <w:rPr>
+          <w:rFonts w:ascii="Consolas" w:hAnsi="Consolas" w:cs="Consolas"/>
+          <w:sz w:val="20"/>
+          <w:szCs w:val="20"/>
+        </w:rPr>
+        <w:t xml:space="preserve"> = </w:t>
+      </w:r>
+      <w:proofErr w:type="spellStart"/>
+      <w:r>
+        <w:rPr>
+          <w:rFonts w:ascii="Consolas" w:hAnsi="Consolas" w:cs="Consolas"/>
+          <w:sz w:val="20"/>
+          <w:szCs w:val="20"/>
+        </w:rPr>
+        <w:t>PolyNode</w:t>
+      </w:r>
+      <w:proofErr w:type="spellEnd"/>
+      <w:r>
+        <w:rPr>
+          <w:rFonts w:ascii="Consolas" w:hAnsi="Consolas" w:cs="Consolas"/>
+          <w:sz w:val="20"/>
+          <w:szCs w:val="20"/>
+        </w:rPr>
+        <w:t>(p2.coeff, p2.exp)</w:t>
+      </w:r>
+    </w:p>
+    <w:p>
+      <w:pPr>
+        <w:rPr>
+          <w:rFonts w:ascii="Consolas" w:hAnsi="Consolas" w:cs="Consolas"/>
+          <w:sz w:val="20"/>
+          <w:szCs w:val="20"/>
+        </w:rPr>
+      </w:pPr>
+      <w:r>
+        <w:rPr>
+          <w:rFonts w:ascii="Consolas" w:hAnsi="Consolas" w:cs="Consolas"/>
+          <w:sz w:val="20"/>
+          <w:szCs w:val="20"/>
+        </w:rPr>
+        <w:t xml:space="preserve">        cur = </w:t>
+      </w:r>
+      <w:proofErr w:type="spellStart"/>
+      <w:proofErr w:type="gramStart"/>
+      <w:r>
+        <w:rPr>
+          <w:rFonts w:ascii="Consolas" w:hAnsi="Consolas" w:cs="Consolas"/>
+          <w:sz w:val="20"/>
+          <w:szCs w:val="20"/>
+        </w:rPr>
+        <w:t>cur.next</w:t>
+      </w:r>
+      <w:proofErr w:type="spellEnd"/>
+      <w:proofErr w:type="gramEnd"/>
+    </w:p>
+    <w:p>
+      <w:pPr>
+        <w:rPr>
+          <w:rFonts w:ascii="Consolas" w:hAnsi="Consolas" w:cs="Consolas"/>
+          <w:sz w:val="20"/>
+          <w:szCs w:val="20"/>
+        </w:rPr>
+      </w:pPr>
+      <w:r>
+        <w:rPr>
+          <w:rFonts w:ascii="Consolas" w:hAnsi="Consolas" w:cs="Consolas"/>
+          <w:sz w:val="20"/>
+          <w:szCs w:val="20"/>
+        </w:rPr>
+        <w:t xml:space="preserve">        p2 = p</w:t>
+      </w:r>
+      <w:proofErr w:type="gramStart"/>
+      <w:r>
+        <w:rPr>
+          <w:rFonts w:ascii="Consolas" w:hAnsi="Consolas" w:cs="Consolas"/>
+          <w:sz w:val="20"/>
+          <w:szCs w:val="20"/>
+        </w:rPr>
+        <w:t>2.next</w:t>
+      </w:r>
+      <w:proofErr w:type="gramEnd"/>
+    </w:p>
+    <w:p>
+      <w:pPr>
+        <w:rPr>
+          <w:rFonts w:ascii="Consolas" w:hAnsi="Consolas" w:cs="Consolas"/>
+          <w:sz w:val="20"/>
+          <w:szCs w:val="20"/>
+        </w:rPr>
+      </w:pPr>
+    </w:p>
+    <w:p>
+      <w:pPr>
+        <w:rPr>
+          <w:rFonts w:ascii="Consolas" w:hAnsi="Consolas" w:cs="Consolas"/>
+          <w:sz w:val="20"/>
+          <w:szCs w:val="20"/>
+        </w:rPr>
+      </w:pPr>
+      <w:r>
+        <w:rPr>
+          <w:rFonts w:ascii="Consolas" w:hAnsi="Consolas" w:cs="Consolas"/>
+          <w:sz w:val="20"/>
+          <w:szCs w:val="20"/>
+        </w:rPr>
+        <w:t xml:space="preserve">    return </w:t>
+      </w:r>
+      <w:proofErr w:type="spellStart"/>
+      <w:proofErr w:type="gramStart"/>
+      <w:r>
+        <w:rPr>
+          <w:rFonts w:ascii="Consolas" w:hAnsi="Consolas" w:cs="Consolas"/>
+          <w:sz w:val="20"/>
+          <w:szCs w:val="20"/>
+        </w:rPr>
+        <w:t>dummy.next</w:t>
+      </w:r>
+      <w:proofErr w:type="spellEnd"/>
+      <w:proofErr w:type="gramEnd"/>
+    </w:p>
+    <w:p>
+      <w:pPr>
+        <w:rPr>
+          <w:rFonts w:ascii="Consolas" w:hAnsi="Consolas" w:cs="Consolas"/>
+          <w:sz w:val="20"/>
+          <w:szCs w:val="20"/>
+        </w:rPr>
+      </w:pPr>
+      <w:r>
+        <w:rPr>
+          <w:rFonts w:ascii="Consolas" w:hAnsi="Consolas" w:cs="Consolas"/>
+          <w:sz w:val="20"/>
+          <w:szCs w:val="20"/>
+        </w:rPr>
+        <w:t xml:space="preserve">def </w:t>
+      </w:r>
+      <w:proofErr w:type="spellStart"/>
+      <w:r>
+        <w:rPr>
+          <w:rFonts w:ascii="Consolas" w:hAnsi="Consolas" w:cs="Consolas"/>
+          <w:sz w:val="20"/>
+          <w:szCs w:val="20"/>
+        </w:rPr>
+        <w:t>print_poly</w:t>
+      </w:r>
+      <w:proofErr w:type="spellEnd"/>
+      <w:r>
+        <w:rPr>
+          <w:rFonts w:ascii="Consolas" w:hAnsi="Consolas" w:cs="Consolas"/>
+          <w:sz w:val="20"/>
+          <w:szCs w:val="20"/>
+        </w:rPr>
+        <w:t>(head) -&gt; None:</w:t>
+      </w:r>
+    </w:p>
+    <w:p>
+      <w:pPr>
+        <w:rPr>
+          <w:rFonts w:ascii="Consolas" w:hAnsi="Consolas" w:cs="Consolas"/>
+          <w:sz w:val="20"/>
+          <w:szCs w:val="20"/>
+        </w:rPr>
+      </w:pPr>
+      <w:r>
+        <w:rPr>
+          <w:rFonts w:ascii="Consolas" w:hAnsi="Consolas" w:cs="Consolas"/>
+          <w:sz w:val="20"/>
+          <w:szCs w:val="20"/>
+        </w:rPr>
+        <w:t xml:space="preserve">    cur = head</w:t>
+      </w:r>
+    </w:p>
+    <w:p>
+      <w:pPr>
+        <w:rPr>
+          <w:rFonts w:ascii="Consolas" w:hAnsi="Consolas" w:cs="Consolas"/>
+          <w:sz w:val="20"/>
+          <w:szCs w:val="20"/>
+        </w:rPr>
+      </w:pPr>
+      <w:r>
+        <w:rPr>
+          <w:rFonts w:ascii="Consolas" w:hAnsi="Consolas" w:cs="Consolas"/>
+          <w:sz w:val="20"/>
+          <w:szCs w:val="20"/>
+        </w:rPr>
+        <w:t xml:space="preserve">    parts = []</w:t>
+      </w:r>
+    </w:p>
+    <w:p>
+      <w:pPr>
+        <w:rPr>
+          <w:rFonts w:ascii="Consolas" w:hAnsi="Consolas" w:cs="Consolas"/>
+          <w:sz w:val="20"/>
+          <w:szCs w:val="20"/>
+        </w:rPr>
+      </w:pPr>
+    </w:p>
+    <w:p>
+      <w:pPr>
+        <w:rPr>
+          <w:rFonts w:ascii="Consolas" w:hAnsi="Consolas" w:cs="Consolas"/>
+          <w:sz w:val="20"/>
+          <w:szCs w:val="20"/>
+        </w:rPr>
+      </w:pPr>
+      <w:r>
+        <w:rPr>
+          <w:rFonts w:ascii="Consolas" w:hAnsi="Consolas" w:cs="Consolas"/>
+          <w:sz w:val="20"/>
+          <w:szCs w:val="20"/>
+        </w:rPr>
+        <w:t xml:space="preserve">    while cur:</w:t>
+      </w:r>
+    </w:p>
+    <w:p>
+      <w:pPr>
+        <w:rPr>
+          <w:rFonts w:ascii="Consolas" w:hAnsi="Consolas" w:cs="Consolas"/>
+          <w:sz w:val="20"/>
+          <w:szCs w:val="20"/>
+        </w:rPr>
+      </w:pPr>
+      <w:r>
+        <w:rPr>
+          <w:rFonts w:ascii="Consolas" w:hAnsi="Consolas" w:cs="Consolas"/>
+          <w:sz w:val="20"/>
+          <w:szCs w:val="20"/>
+        </w:rPr>
+        <w:t xml:space="preserve">        </w:t>
+      </w:r>
+      <w:proofErr w:type="spellStart"/>
+      <w:proofErr w:type="gramStart"/>
+      <w:r>
+        <w:rPr>
+          <w:rFonts w:ascii="Consolas" w:hAnsi="Consolas" w:cs="Consolas"/>
+          <w:sz w:val="20"/>
+          <w:szCs w:val="20"/>
+        </w:rPr>
+        <w:t>parts.append</w:t>
+      </w:r>
+      <w:proofErr w:type="spellEnd"/>
+      <w:proofErr w:type="gramEnd"/>
+      <w:r>
+        <w:rPr>
+          <w:rFonts w:ascii="Consolas" w:hAnsi="Consolas" w:cs="Consolas"/>
+          <w:sz w:val="20"/>
+          <w:szCs w:val="20"/>
+        </w:rPr>
+        <w:t>(f"{</w:t>
+      </w:r>
+      <w:proofErr w:type="spellStart"/>
+      <w:r>
+        <w:rPr>
+          <w:rFonts w:ascii="Consolas" w:hAnsi="Consolas" w:cs="Consolas"/>
+          <w:sz w:val="20"/>
+          <w:szCs w:val="20"/>
+        </w:rPr>
+        <w:t>cur.coeff</w:t>
+      </w:r>
+      <w:proofErr w:type="spellEnd"/>
+      <w:r>
+        <w:rPr>
+          <w:rFonts w:ascii="Consolas" w:hAnsi="Consolas" w:cs="Consolas"/>
+          <w:sz w:val="20"/>
+          <w:szCs w:val="20"/>
+        </w:rPr>
+        <w:t>}x^{</w:t>
+      </w:r>
+      <w:proofErr w:type="spellStart"/>
+      <w:r>
+        <w:rPr>
+          <w:rFonts w:ascii="Consolas" w:hAnsi="Consolas" w:cs="Consolas"/>
+          <w:sz w:val="20"/>
+          <w:szCs w:val="20"/>
+        </w:rPr>
+        <w:t>cur.exp</w:t>
+      </w:r>
+      <w:proofErr w:type="spellEnd"/>
+      <w:r>
+        <w:rPr>
+          <w:rFonts w:ascii="Consolas" w:hAnsi="Consolas" w:cs="Consolas"/>
+          <w:sz w:val="20"/>
+          <w:szCs w:val="20"/>
+        </w:rPr>
+        <w:t>}")</w:t>
+      </w:r>
+    </w:p>
+    <w:p>
+      <w:pPr>
+        <w:rPr>
+          <w:rFonts w:ascii="Consolas" w:hAnsi="Consolas" w:cs="Consolas"/>
+          <w:sz w:val="20"/>
+          <w:szCs w:val="20"/>
+        </w:rPr>
+      </w:pPr>
+      <w:r>
+        <w:rPr>
+          <w:rFonts w:ascii="Consolas" w:hAnsi="Consolas" w:cs="Consolas"/>
+          <w:sz w:val="20"/>
+          <w:szCs w:val="20"/>
+        </w:rPr>
+        <w:t xml:space="preserve">        cur = </w:t>
+      </w:r>
+      <w:proofErr w:type="spellStart"/>
+      <w:proofErr w:type="gramStart"/>
+      <w:r>
+        <w:rPr>
+          <w:rFonts w:ascii="Consolas" w:hAnsi="Consolas" w:cs="Consolas"/>
+          <w:sz w:val="20"/>
+          <w:szCs w:val="20"/>
+        </w:rPr>
+        <w:t>cur.next</w:t>
+      </w:r>
+      <w:proofErr w:type="spellEnd"/>
+      <w:proofErr w:type="gramEnd"/>
+    </w:p>
+    <w:p>
+      <w:pPr>
+        <w:rPr>
+          <w:rFonts w:ascii="Consolas" w:hAnsi="Consolas" w:cs="Consolas"/>
+          <w:sz w:val="20"/>
+          <w:szCs w:val="20"/>
+        </w:rPr>
+      </w:pPr>
+    </w:p>
+    <w:p>
+      <w:pPr>
+        <w:rPr>
+          <w:rFonts w:ascii="Consolas" w:hAnsi="Consolas" w:cs="Consolas"/>
+          <w:sz w:val="20"/>
+          <w:szCs w:val="20"/>
+        </w:rPr>
+      </w:pPr>
+      <w:r>
+        <w:rPr>
+          <w:rFonts w:ascii="Consolas" w:hAnsi="Consolas" w:cs="Consolas"/>
+          <w:sz w:val="20"/>
+          <w:szCs w:val="20"/>
+        </w:rPr>
+        <w:t xml:space="preserve">    </w:t>
+      </w:r>
+      <w:proofErr w:type="gramStart"/>
+      <w:r>
+        <w:rPr>
+          <w:rFonts w:ascii="Consolas" w:hAnsi="Consolas" w:cs="Consolas"/>
+          <w:sz w:val="20"/>
+          <w:szCs w:val="20"/>
+        </w:rPr>
+        <w:t>print(</w:t>
+      </w:r>
+      <w:proofErr w:type="gramEnd"/>
+      <w:r>
+        <w:rPr>
+          <w:rFonts w:ascii="Consolas" w:hAnsi="Consolas" w:cs="Consolas"/>
+          <w:sz w:val="20"/>
+          <w:szCs w:val="20"/>
+        </w:rPr>
+        <w:t>" + ".join(parts))</w:t>
+      </w:r>
+    </w:p>
+    <w:p>
+      <w:pPr>
+        <w:rPr>
+          <w:rFonts w:ascii="Consolas" w:hAnsi="Consolas" w:cs="Consolas"/>
+          <w:sz w:val="20"/>
+          <w:szCs w:val="20"/>
+        </w:rPr>
+      </w:pPr>
+      <w:r>
+        <w:rPr>
+          <w:rFonts w:ascii="Consolas" w:hAnsi="Consolas" w:cs="Consolas"/>
+          <w:sz w:val="20"/>
+          <w:szCs w:val="20"/>
+        </w:rPr>
+        <w:br/>
+      </w:r>
+    </w:p>
+    <w:p>
+      <w:pPr>
+        <w:rPr>
+          <w:rFonts w:ascii="Consolas" w:hAnsi="Consolas" w:cs="Consolas"/>
+          <w:sz w:val="20"/>
+          <w:szCs w:val="20"/>
+        </w:rPr>
+      </w:pPr>
+      <w:r>
+        <w:rPr>
+          <w:rFonts w:ascii="Consolas" w:hAnsi="Consolas" w:cs="Consolas"/>
+          <w:sz w:val="20"/>
+          <w:szCs w:val="20"/>
+        </w:rPr>
+        <w:lastRenderedPageBreak/>
+        <w:t xml:space="preserve">def </w:t>
+      </w:r>
+      <w:proofErr w:type="spellStart"/>
+      <w:r>
+        <w:rPr>
+          <w:rFonts w:ascii="Consolas" w:hAnsi="Consolas" w:cs="Consolas"/>
+          <w:sz w:val="20"/>
+          <w:szCs w:val="20"/>
+        </w:rPr>
+        <w:t>create_ll</w:t>
+      </w:r>
+      <w:proofErr w:type="spellEnd"/>
+      <w:r>
+        <w:rPr>
+          <w:rFonts w:ascii="Consolas" w:hAnsi="Consolas" w:cs="Consolas"/>
+          <w:sz w:val="20"/>
+          <w:szCs w:val="20"/>
+        </w:rPr>
+        <w:t>(size):</w:t>
+      </w:r>
+    </w:p>
+    <w:p>
+      <w:pPr>
+        <w:rPr>
+          <w:rFonts w:ascii="Consolas" w:hAnsi="Consolas" w:cs="Consolas"/>
+          <w:sz w:val="20"/>
+          <w:szCs w:val="20"/>
+        </w:rPr>
+      </w:pPr>
+      <w:r>
+        <w:rPr>
+          <w:rFonts w:ascii="Consolas" w:hAnsi="Consolas" w:cs="Consolas"/>
+          <w:sz w:val="20"/>
+          <w:szCs w:val="20"/>
+        </w:rPr>
+        <w:t xml:space="preserve">    </w:t>
+      </w:r>
+      <w:proofErr w:type="spellStart"/>
+      <w:r>
+        <w:rPr>
+          <w:rFonts w:ascii="Consolas" w:hAnsi="Consolas" w:cs="Consolas"/>
+          <w:sz w:val="20"/>
+          <w:szCs w:val="20"/>
+        </w:rPr>
+        <w:t>ll</w:t>
+      </w:r>
+      <w:proofErr w:type="spellEnd"/>
+      <w:r>
+        <w:rPr>
+          <w:rFonts w:ascii="Consolas" w:hAnsi="Consolas" w:cs="Consolas"/>
+          <w:sz w:val="20"/>
+          <w:szCs w:val="20"/>
+        </w:rPr>
+        <w:t xml:space="preserve"> = </w:t>
+      </w:r>
+      <w:proofErr w:type="gramStart"/>
+      <w:r>
+        <w:rPr>
+          <w:rFonts w:ascii="Consolas" w:hAnsi="Consolas" w:cs="Consolas"/>
+          <w:sz w:val="20"/>
+          <w:szCs w:val="20"/>
+        </w:rPr>
+        <w:t>LinkedList(</w:t>
+      </w:r>
+      <w:proofErr w:type="gramEnd"/>
+      <w:r>
+        <w:rPr>
+          <w:rFonts w:ascii="Consolas" w:hAnsi="Consolas" w:cs="Consolas"/>
+          <w:sz w:val="20"/>
+          <w:szCs w:val="20"/>
+        </w:rPr>
+        <w:t>)</w:t>
+      </w:r>
+    </w:p>
+    <w:p>
+      <w:pPr>
+        <w:rPr>
+          <w:rFonts w:ascii="Consolas" w:hAnsi="Consolas" w:cs="Consolas"/>
+          <w:sz w:val="20"/>
+          <w:szCs w:val="20"/>
+        </w:rPr>
+      </w:pPr>
+      <w:r>
+        <w:rPr>
+          <w:rFonts w:ascii="Consolas" w:hAnsi="Consolas" w:cs="Consolas"/>
+          <w:sz w:val="20"/>
+          <w:szCs w:val="20"/>
+        </w:rPr>
+        <w:t xml:space="preserve">    for </w:t>
+      </w:r>
+      <w:proofErr w:type="spellStart"/>
+      <w:r>
+        <w:rPr>
+          <w:rFonts w:ascii="Consolas" w:hAnsi="Consolas" w:cs="Consolas"/>
+          <w:sz w:val="20"/>
+          <w:szCs w:val="20"/>
+        </w:rPr>
+        <w:t>i</w:t>
+      </w:r>
+      <w:proofErr w:type="spellEnd"/>
+      <w:r>
+        <w:rPr>
+          <w:rFonts w:ascii="Consolas" w:hAnsi="Consolas" w:cs="Consolas"/>
+          <w:sz w:val="20"/>
+          <w:szCs w:val="20"/>
+        </w:rPr>
+        <w:t xml:space="preserve"> in range(size):</w:t>
+      </w:r>
+    </w:p>
+    <w:p>
+      <w:pPr>
+        <w:rPr>
+          <w:rFonts w:ascii="Consolas" w:hAnsi="Consolas" w:cs="Consolas"/>
+          <w:sz w:val="20"/>
+          <w:szCs w:val="20"/>
+        </w:rPr>
+      </w:pPr>
+      <w:r>
+        <w:rPr>
+          <w:rFonts w:ascii="Consolas" w:hAnsi="Consolas" w:cs="Consolas"/>
+          <w:sz w:val="20"/>
+          <w:szCs w:val="20"/>
+        </w:rPr>
+        <w:t xml:space="preserve">        </w:t>
+      </w:r>
+      <w:proofErr w:type="spellStart"/>
+      <w:proofErr w:type="gramStart"/>
+      <w:r>
+        <w:rPr>
+          <w:rFonts w:ascii="Consolas" w:hAnsi="Consolas" w:cs="Consolas"/>
+          <w:sz w:val="20"/>
+          <w:szCs w:val="20"/>
+        </w:rPr>
+        <w:t>ll.push</w:t>
+      </w:r>
+      <w:proofErr w:type="gramEnd"/>
+      <w:r>
+        <w:rPr>
+          <w:rFonts w:ascii="Consolas" w:hAnsi="Consolas" w:cs="Consolas"/>
+          <w:sz w:val="20"/>
+          <w:szCs w:val="20"/>
+        </w:rPr>
+        <w:t>_front</w:t>
+      </w:r>
+      <w:proofErr w:type="spellEnd"/>
+      <w:r>
+        <w:rPr>
+          <w:rFonts w:ascii="Consolas" w:hAnsi="Consolas" w:cs="Consolas"/>
+          <w:sz w:val="20"/>
+          <w:szCs w:val="20"/>
+        </w:rPr>
+        <w:t>(int(input()))</w:t>
+      </w:r>
+    </w:p>
+    <w:p>
+      <w:pPr>
+        <w:rPr>
+          <w:rFonts w:ascii="Consolas" w:hAnsi="Consolas" w:cs="Consolas"/>
+          <w:sz w:val="20"/>
+          <w:szCs w:val="20"/>
+        </w:rPr>
+      </w:pPr>
+      <w:r>
+        <w:rPr>
+          <w:rFonts w:ascii="Consolas" w:hAnsi="Consolas" w:cs="Consolas"/>
+          <w:sz w:val="20"/>
+          <w:szCs w:val="20"/>
+        </w:rPr>
+        <w:t xml:space="preserve">    return </w:t>
+      </w:r>
+      <w:proofErr w:type="spellStart"/>
+      <w:r>
+        <w:rPr>
+          <w:rFonts w:ascii="Consolas" w:hAnsi="Consolas" w:cs="Consolas"/>
+          <w:sz w:val="20"/>
+          <w:szCs w:val="20"/>
+        </w:rPr>
+        <w:t>ll</w:t>
+      </w:r>
+      <w:proofErr w:type="spellEnd"/>
+    </w:p>
+    <w:p>
+      <w:pPr>
+        <w:rPr>
+          <w:rFonts w:ascii="Consolas" w:hAnsi="Consolas" w:cs="Consolas"/>
+          <w:sz w:val="20"/>
+          <w:szCs w:val="20"/>
+        </w:rPr>
+      </w:pPr>
+      <w:r>
+        <w:rPr>
+          <w:rFonts w:ascii="Consolas" w:hAnsi="Consolas" w:cs="Consolas"/>
+          <w:sz w:val="20"/>
+          <w:szCs w:val="20"/>
+        </w:rPr>
+        <w:t xml:space="preserve">def </w:t>
+      </w:r>
+      <w:proofErr w:type="spellStart"/>
+      <w:r>
+        <w:rPr>
+          <w:rFonts w:ascii="Consolas" w:hAnsi="Consolas" w:cs="Consolas"/>
+          <w:sz w:val="20"/>
+          <w:szCs w:val="20"/>
+        </w:rPr>
+        <w:t>create_ll_auto</w:t>
+      </w:r>
+      <w:proofErr w:type="spellEnd"/>
+      <w:r>
+        <w:rPr>
+          <w:rFonts w:ascii="Consolas" w:hAnsi="Consolas" w:cs="Consolas"/>
+          <w:sz w:val="20"/>
+          <w:szCs w:val="20"/>
+        </w:rPr>
+        <w:t>(size):</w:t>
+      </w:r>
+    </w:p>
+    <w:p>
+      <w:pPr>
+        <w:rPr>
+          <w:rFonts w:ascii="Consolas" w:hAnsi="Consolas" w:cs="Consolas"/>
+          <w:sz w:val="20"/>
+          <w:szCs w:val="20"/>
+        </w:rPr>
+      </w:pPr>
+      <w:r>
+        <w:rPr>
+          <w:rFonts w:ascii="Consolas" w:hAnsi="Consolas" w:cs="Consolas"/>
+          <w:sz w:val="20"/>
+          <w:szCs w:val="20"/>
+        </w:rPr>
+        <w:t xml:space="preserve">    </w:t>
+      </w:r>
+      <w:proofErr w:type="spellStart"/>
+      <w:r>
+        <w:rPr>
+          <w:rFonts w:ascii="Consolas" w:hAnsi="Consolas" w:cs="Consolas"/>
+          <w:sz w:val="20"/>
+          <w:szCs w:val="20"/>
+        </w:rPr>
+        <w:t>ll</w:t>
+      </w:r>
+      <w:proofErr w:type="spellEnd"/>
+      <w:r>
+        <w:rPr>
+          <w:rFonts w:ascii="Consolas" w:hAnsi="Consolas" w:cs="Consolas"/>
+          <w:sz w:val="20"/>
+          <w:szCs w:val="20"/>
+        </w:rPr>
+        <w:t xml:space="preserve"> = </w:t>
+      </w:r>
+      <w:proofErr w:type="gramStart"/>
+      <w:r>
+        <w:rPr>
+          <w:rFonts w:ascii="Consolas" w:hAnsi="Consolas" w:cs="Consolas"/>
+          <w:sz w:val="20"/>
+          <w:szCs w:val="20"/>
+        </w:rPr>
+        <w:t>LinkedList(</w:t>
+      </w:r>
+      <w:proofErr w:type="gramEnd"/>
+      <w:r>
+        <w:rPr>
+          <w:rFonts w:ascii="Consolas" w:hAnsi="Consolas" w:cs="Consolas"/>
+          <w:sz w:val="20"/>
+          <w:szCs w:val="20"/>
+        </w:rPr>
+        <w:t>)</w:t>
+      </w:r>
+    </w:p>
+    <w:p>
+      <w:pPr>
+        <w:rPr>
+          <w:rFonts w:ascii="Consolas" w:hAnsi="Consolas" w:cs="Consolas"/>
+          <w:sz w:val="20"/>
+          <w:szCs w:val="20"/>
+        </w:rPr>
+      </w:pPr>
+      <w:r>
+        <w:rPr>
+          <w:rFonts w:ascii="Consolas" w:hAnsi="Consolas" w:cs="Consolas"/>
+          <w:sz w:val="20"/>
+          <w:szCs w:val="20"/>
+        </w:rPr>
+        <w:t xml:space="preserve">    for </w:t>
+      </w:r>
+      <w:proofErr w:type="spellStart"/>
+      <w:r>
+        <w:rPr>
+          <w:rFonts w:ascii="Consolas" w:hAnsi="Consolas" w:cs="Consolas"/>
+          <w:sz w:val="20"/>
+          <w:szCs w:val="20"/>
+        </w:rPr>
+        <w:t>i</w:t>
+      </w:r>
+      <w:proofErr w:type="spellEnd"/>
+      <w:r>
+        <w:rPr>
+          <w:rFonts w:ascii="Consolas" w:hAnsi="Consolas" w:cs="Consolas"/>
+          <w:sz w:val="20"/>
+          <w:szCs w:val="20"/>
+        </w:rPr>
+        <w:t xml:space="preserve"> in range(size):</w:t>
+      </w:r>
+    </w:p>
+    <w:p>
+      <w:pPr>
+        <w:rPr>
+          <w:rFonts w:ascii="Consolas" w:hAnsi="Consolas" w:cs="Consolas"/>
+          <w:sz w:val="20"/>
+          <w:szCs w:val="20"/>
+        </w:rPr>
+      </w:pPr>
+      <w:r>
+        <w:rPr>
+          <w:rFonts w:ascii="Consolas" w:hAnsi="Consolas" w:cs="Consolas"/>
+          <w:sz w:val="20"/>
+          <w:szCs w:val="20"/>
+        </w:rPr>
+        <w:t xml:space="preserve">        </w:t>
+      </w:r>
+      <w:proofErr w:type="spellStart"/>
+      <w:proofErr w:type="gramStart"/>
+      <w:r>
+        <w:rPr>
+          <w:rFonts w:ascii="Consolas" w:hAnsi="Consolas" w:cs="Consolas"/>
+          <w:sz w:val="20"/>
+          <w:szCs w:val="20"/>
+        </w:rPr>
+        <w:t>ll.push</w:t>
+      </w:r>
+      <w:proofErr w:type="gramEnd"/>
+      <w:r>
+        <w:rPr>
+          <w:rFonts w:ascii="Consolas" w:hAnsi="Consolas" w:cs="Consolas"/>
+          <w:sz w:val="20"/>
+          <w:szCs w:val="20"/>
+        </w:rPr>
+        <w:t>_front</w:t>
+      </w:r>
+      <w:proofErr w:type="spellEnd"/>
+      <w:r>
+        <w:rPr>
+          <w:rFonts w:ascii="Consolas" w:hAnsi="Consolas" w:cs="Consolas"/>
+          <w:sz w:val="20"/>
+          <w:szCs w:val="20"/>
+        </w:rPr>
+        <w:t xml:space="preserve">(size - </w:t>
+      </w:r>
+      <w:proofErr w:type="spellStart"/>
+      <w:r>
+        <w:rPr>
+          <w:rFonts w:ascii="Consolas" w:hAnsi="Consolas" w:cs="Consolas"/>
+          <w:sz w:val="20"/>
+          <w:szCs w:val="20"/>
+        </w:rPr>
+        <w:t>i</w:t>
+      </w:r>
+      <w:proofErr w:type="spellEnd"/>
+      <w:r>
+        <w:rPr>
+          <w:rFonts w:ascii="Consolas" w:hAnsi="Consolas" w:cs="Consolas"/>
+          <w:sz w:val="20"/>
+          <w:szCs w:val="20"/>
+        </w:rPr>
+        <w:t>)</w:t>
+      </w:r>
+    </w:p>
+    <w:p>
+      <w:pPr>
+        <w:rPr>
+          <w:rFonts w:ascii="Consolas" w:hAnsi="Consolas" w:cs="Consolas"/>
+          <w:sz w:val="20"/>
+          <w:szCs w:val="20"/>
+          <w:lang w:val="ru-RU"/>
+        </w:rPr>
+      </w:pPr>
+      <w:r>
+        <w:rPr>
+          <w:rFonts w:ascii="Consolas" w:hAnsi="Consolas" w:cs="Consolas"/>
+          <w:sz w:val="20"/>
+          <w:szCs w:val="20"/>
+        </w:rPr>
+        <w:t xml:space="preserve">    return</w:t>
+      </w:r>
+      <w:r>
+        <w:rPr>
+          <w:rFonts w:ascii="Consolas" w:hAnsi="Consolas" w:cs="Consolas"/>
+          <w:sz w:val="20"/>
+          <w:szCs w:val="20"/>
+          <w:lang w:val="ru-RU"/>
+        </w:rPr>
+        <w:t xml:space="preserve"> </w:t>
+      </w:r>
+      <w:proofErr w:type="spellStart"/>
+      <w:r>
+        <w:rPr>
+          <w:rFonts w:ascii="Consolas" w:hAnsi="Consolas" w:cs="Consolas"/>
+          <w:sz w:val="20"/>
+          <w:szCs w:val="20"/>
+        </w:rPr>
+        <w:t>ll</w:t>
+      </w:r>
+      <w:proofErr w:type="spellEnd"/>
+    </w:p>
+    <w:p>
+      <w:pPr>
+        <w:rPr>
+          <w:rFonts w:ascii="Consolas" w:hAnsi="Consolas" w:cs="Consolas"/>
+          <w:sz w:val="20"/>
+          <w:szCs w:val="20"/>
+          <w:lang w:val="ru-RU"/>
+        </w:rPr>
+      </w:pPr>
+    </w:p>
+    <w:p>
+      <w:pPr>
+        <w:rPr>
+          <w:rFonts w:ascii="Consolas" w:hAnsi="Consolas" w:cs="Consolas"/>
+          <w:sz w:val="20"/>
+          <w:szCs w:val="20"/>
+          <w:lang w:val="ru-RU"/>
+        </w:rPr>
+      </w:pPr>
+      <w:r>
+        <w:rPr>
+          <w:rFonts w:ascii="Consolas" w:hAnsi="Consolas" w:cs="Consolas"/>
+          <w:sz w:val="20"/>
+          <w:szCs w:val="20"/>
+          <w:lang w:val="ru-RU"/>
+        </w:rPr>
+        <w:t>#</w:t>
+      </w:r>
+      <w:r>
+        <w:rPr>
+          <w:rFonts w:ascii="Consolas" w:hAnsi="Consolas" w:cs="Consolas"/>
+          <w:sz w:val="20"/>
+          <w:szCs w:val="20"/>
+        </w:rPr>
+        <w:t>A</w:t>
+      </w:r>
+      <w:r>
+        <w:rPr>
+          <w:rFonts w:ascii="Consolas" w:hAnsi="Consolas" w:cs="Consolas"/>
+          <w:sz w:val="20"/>
+          <w:szCs w:val="20"/>
+          <w:lang w:val="ru-RU"/>
+        </w:rPr>
+        <w:t>5. Перенос последнего элемента в начало</w:t>
+      </w:r>
+    </w:p>
+    <w:p>
+      <w:pPr>
+        <w:rPr>
+          <w:rFonts w:ascii="Consolas" w:hAnsi="Consolas" w:cs="Consolas"/>
+          <w:sz w:val="20"/>
+          <w:szCs w:val="20"/>
+        </w:rPr>
+      </w:pPr>
+      <w:r>
+        <w:rPr>
+          <w:rFonts w:ascii="Consolas" w:hAnsi="Consolas" w:cs="Consolas"/>
+          <w:sz w:val="20"/>
+          <w:szCs w:val="20"/>
+        </w:rPr>
+        <w:t xml:space="preserve">def </w:t>
+      </w:r>
+      <w:proofErr w:type="spellStart"/>
+      <w:r>
+        <w:rPr>
+          <w:rFonts w:ascii="Consolas" w:hAnsi="Consolas" w:cs="Consolas"/>
+          <w:sz w:val="20"/>
+          <w:szCs w:val="20"/>
+        </w:rPr>
+        <w:t>move_last_to_front</w:t>
+      </w:r>
+      <w:proofErr w:type="spellEnd"/>
+      <w:r>
+        <w:rPr>
+          <w:rFonts w:ascii="Consolas" w:hAnsi="Consolas" w:cs="Consolas"/>
+          <w:sz w:val="20"/>
+          <w:szCs w:val="20"/>
+        </w:rPr>
+        <w:t>(</w:t>
+      </w:r>
+      <w:proofErr w:type="spellStart"/>
+      <w:r>
+        <w:rPr>
+          <w:rFonts w:ascii="Consolas" w:hAnsi="Consolas" w:cs="Consolas"/>
+          <w:sz w:val="20"/>
+          <w:szCs w:val="20"/>
+        </w:rPr>
+        <w:t>ll</w:t>
+      </w:r>
+      <w:proofErr w:type="spellEnd"/>
+      <w:r>
+        <w:rPr>
+          <w:rFonts w:ascii="Consolas" w:hAnsi="Consolas" w:cs="Consolas"/>
+          <w:sz w:val="20"/>
+          <w:szCs w:val="20"/>
+        </w:rPr>
+        <w:t>):</w:t>
+      </w:r>
+    </w:p>
+    <w:p>
+      <w:pPr>
+        <w:rPr>
+          <w:rFonts w:ascii="Consolas" w:hAnsi="Consolas" w:cs="Consolas"/>
+          <w:sz w:val="20"/>
+          <w:szCs w:val="20"/>
+        </w:rPr>
+      </w:pPr>
+      <w:r>
+        <w:rPr>
+          <w:rFonts w:ascii="Consolas" w:hAnsi="Consolas" w:cs="Consolas"/>
+          <w:sz w:val="20"/>
+          <w:szCs w:val="20"/>
+        </w:rPr>
+        <w:t xml:space="preserve">    last = </w:t>
+      </w:r>
+      <w:proofErr w:type="spellStart"/>
+      <w:r>
+        <w:rPr>
+          <w:rFonts w:ascii="Consolas" w:hAnsi="Consolas" w:cs="Consolas"/>
+          <w:sz w:val="20"/>
+          <w:szCs w:val="20"/>
+        </w:rPr>
+        <w:t>ll.pop_</w:t>
+      </w:r>
+      <w:proofErr w:type="gramStart"/>
+      <w:r>
+        <w:rPr>
+          <w:rFonts w:ascii="Consolas" w:hAnsi="Consolas" w:cs="Consolas"/>
+          <w:sz w:val="20"/>
+          <w:szCs w:val="20"/>
+        </w:rPr>
+        <w:t>back</w:t>
+      </w:r>
+      <w:proofErr w:type="spellEnd"/>
+      <w:r>
+        <w:rPr>
+          <w:rFonts w:ascii="Consolas" w:hAnsi="Consolas" w:cs="Consolas"/>
+          <w:sz w:val="20"/>
+          <w:szCs w:val="20"/>
+        </w:rPr>
+        <w:t>(</w:t>
+      </w:r>
+      <w:proofErr w:type="gramEnd"/>
+      <w:r>
+        <w:rPr>
+          <w:rFonts w:ascii="Consolas" w:hAnsi="Consolas" w:cs="Consolas"/>
+          <w:sz w:val="20"/>
+          <w:szCs w:val="20"/>
+        </w:rPr>
+        <w:t>)</w:t>
+      </w:r>
+    </w:p>
+    <w:p>
+      <w:pPr>
+        <w:rPr>
+          <w:rFonts w:ascii="Consolas" w:hAnsi="Consolas" w:cs="Consolas"/>
+          <w:sz w:val="20"/>
+          <w:szCs w:val="20"/>
+        </w:rPr>
+      </w:pPr>
+      <w:r>
+        <w:rPr>
+          <w:rFonts w:ascii="Consolas" w:hAnsi="Consolas" w:cs="Consolas"/>
+          <w:sz w:val="20"/>
+          <w:szCs w:val="20"/>
+        </w:rPr>
+        <w:t xml:space="preserve">    </w:t>
+      </w:r>
+      <w:proofErr w:type="spellStart"/>
+      <w:proofErr w:type="gramStart"/>
+      <w:r>
+        <w:rPr>
+          <w:rFonts w:ascii="Consolas" w:hAnsi="Consolas" w:cs="Consolas"/>
+          <w:sz w:val="20"/>
+          <w:szCs w:val="20"/>
+        </w:rPr>
+        <w:t>ll.push</w:t>
+      </w:r>
+      <w:proofErr w:type="gramEnd"/>
+      <w:r>
+        <w:rPr>
+          <w:rFonts w:ascii="Consolas" w:hAnsi="Consolas" w:cs="Consolas"/>
+          <w:sz w:val="20"/>
+          <w:szCs w:val="20"/>
+        </w:rPr>
+        <w:t>_front</w:t>
+      </w:r>
+      <w:proofErr w:type="spellEnd"/>
+      <w:r>
+        <w:rPr>
+          <w:rFonts w:ascii="Consolas" w:hAnsi="Consolas" w:cs="Consolas"/>
+          <w:sz w:val="20"/>
+          <w:szCs w:val="20"/>
+        </w:rPr>
+        <w:t>(last)</w:t>
+      </w:r>
+    </w:p>
+    <w:p>
+      <w:pPr>
+        <w:rPr>
+          <w:rFonts w:ascii="Consolas" w:hAnsi="Consolas" w:cs="Consolas"/>
+          <w:sz w:val="20"/>
+          <w:szCs w:val="20"/>
+        </w:rPr>
+      </w:pPr>
+      <w:r>
+        <w:rPr>
+          <w:rFonts w:ascii="Consolas" w:hAnsi="Consolas" w:cs="Consolas"/>
+          <w:sz w:val="20"/>
+          <w:szCs w:val="20"/>
+        </w:rPr>
+        <w:t xml:space="preserve">    </w:t>
+      </w:r>
+    </w:p>
+    <w:p>
+      <w:pPr>
+        <w:rPr>
+          <w:rFonts w:ascii="Consolas" w:hAnsi="Consolas" w:cs="Consolas"/>
+          <w:sz w:val="20"/>
+          <w:szCs w:val="20"/>
+          <w:lang w:val="ru-RU"/>
+        </w:rPr>
+      </w:pPr>
+      <w:r>
+        <w:rPr>
+          <w:rFonts w:ascii="Consolas" w:hAnsi="Consolas" w:cs="Consolas"/>
+          <w:sz w:val="20"/>
+          <w:szCs w:val="20"/>
+          <w:lang w:val="ru-RU"/>
+        </w:rPr>
+        <w:t>#</w:t>
+      </w:r>
+      <w:r>
+        <w:rPr>
+          <w:rFonts w:ascii="Consolas" w:hAnsi="Consolas" w:cs="Consolas"/>
+          <w:sz w:val="20"/>
+          <w:szCs w:val="20"/>
+        </w:rPr>
+        <w:t>B</w:t>
+      </w:r>
+      <w:r>
+        <w:rPr>
+          <w:rFonts w:ascii="Consolas" w:hAnsi="Consolas" w:cs="Consolas"/>
+          <w:sz w:val="20"/>
+          <w:szCs w:val="20"/>
+          <w:lang w:val="ru-RU"/>
+        </w:rPr>
+        <w:t>5. Второй по величине элемент</w:t>
+      </w:r>
+    </w:p>
+    <w:p>
+      <w:pPr>
+        <w:rPr>
+          <w:rFonts w:ascii="Consolas" w:hAnsi="Consolas" w:cs="Consolas"/>
+          <w:sz w:val="20"/>
+          <w:szCs w:val="20"/>
+          <w:lang w:val="ru-RU"/>
+        </w:rPr>
+      </w:pPr>
+      <w:r>
+        <w:rPr>
+          <w:rFonts w:ascii="Consolas" w:hAnsi="Consolas" w:cs="Consolas"/>
+          <w:sz w:val="20"/>
+          <w:szCs w:val="20"/>
+        </w:rPr>
+        <w:t>def</w:t>
+      </w:r>
+      <w:r>
+        <w:rPr>
+          <w:rFonts w:ascii="Consolas" w:hAnsi="Consolas" w:cs="Consolas"/>
+          <w:sz w:val="20"/>
+          <w:szCs w:val="20"/>
+          <w:lang w:val="ru-RU"/>
+        </w:rPr>
+        <w:t xml:space="preserve"> </w:t>
+      </w:r>
+      <w:r>
+        <w:rPr>
+          <w:rFonts w:ascii="Consolas" w:hAnsi="Consolas" w:cs="Consolas"/>
+          <w:sz w:val="20"/>
+          <w:szCs w:val="20"/>
+        </w:rPr>
+        <w:t>second</w:t>
+      </w:r>
+      <w:r>
+        <w:rPr>
+          <w:rFonts w:ascii="Consolas" w:hAnsi="Consolas" w:cs="Consolas"/>
+          <w:sz w:val="20"/>
+          <w:szCs w:val="20"/>
+          <w:lang w:val="ru-RU"/>
+        </w:rPr>
+        <w:t>_</w:t>
+      </w:r>
+      <w:r>
+        <w:rPr>
+          <w:rFonts w:ascii="Consolas" w:hAnsi="Consolas" w:cs="Consolas"/>
+          <w:sz w:val="20"/>
+          <w:szCs w:val="20"/>
+        </w:rPr>
+        <w:t>max</w:t>
+      </w:r>
+      <w:r>
+        <w:rPr>
+          <w:rFonts w:ascii="Consolas" w:hAnsi="Consolas" w:cs="Consolas"/>
+          <w:sz w:val="20"/>
+          <w:szCs w:val="20"/>
+          <w:lang w:val="ru-RU"/>
+        </w:rPr>
+        <w:t>(</w:t>
+      </w:r>
+      <w:proofErr w:type="spellStart"/>
+      <w:r>
+        <w:rPr>
+          <w:rFonts w:ascii="Consolas" w:hAnsi="Consolas" w:cs="Consolas"/>
+          <w:sz w:val="20"/>
+          <w:szCs w:val="20"/>
+        </w:rPr>
+        <w:t>ll</w:t>
+      </w:r>
+      <w:proofErr w:type="spellEnd"/>
+      <w:r>
+        <w:rPr>
+          <w:rFonts w:ascii="Consolas" w:hAnsi="Consolas" w:cs="Consolas"/>
+          <w:sz w:val="20"/>
+          <w:szCs w:val="20"/>
+          <w:lang w:val="ru-RU"/>
+        </w:rPr>
+        <w:t>):</w:t>
+      </w:r>
+    </w:p>
+    <w:p>
+      <w:pPr>
+        <w:rPr>
+          <w:rFonts w:ascii="Consolas" w:hAnsi="Consolas" w:cs="Consolas"/>
+          <w:sz w:val="20"/>
+          <w:szCs w:val="20"/>
+        </w:rPr>
+      </w:pPr>
+      <w:r>
+        <w:rPr>
+          <w:rFonts w:ascii="Consolas" w:hAnsi="Consolas" w:cs="Consolas"/>
+          <w:sz w:val="20"/>
+          <w:szCs w:val="20"/>
+          <w:lang w:val="ru-RU"/>
+        </w:rPr>
+        <w:t xml:space="preserve">    </w:t>
+      </w:r>
+      <w:r>
+        <w:rPr>
+          <w:rFonts w:ascii="Consolas" w:hAnsi="Consolas" w:cs="Consolas"/>
+          <w:sz w:val="20"/>
+          <w:szCs w:val="20"/>
+        </w:rPr>
+        <w:t>first = None</w:t>
+      </w:r>
+    </w:p>
+    <w:p>
+      <w:pPr>
+        <w:rPr>
+          <w:rFonts w:ascii="Consolas" w:hAnsi="Consolas" w:cs="Consolas"/>
+          <w:sz w:val="20"/>
+          <w:szCs w:val="20"/>
+        </w:rPr>
+      </w:pPr>
+      <w:r>
+        <w:rPr>
+          <w:rFonts w:ascii="Consolas" w:hAnsi="Consolas" w:cs="Consolas"/>
+          <w:sz w:val="20"/>
+          <w:szCs w:val="20"/>
+        </w:rPr>
+        <w:t xml:space="preserve">    second = None</w:t>
+      </w:r>
+    </w:p>
+    <w:p>
+      <w:pPr>
+        <w:rPr>
+          <w:rFonts w:ascii="Consolas" w:hAnsi="Consolas" w:cs="Consolas"/>
+          <w:sz w:val="20"/>
+          <w:szCs w:val="20"/>
+        </w:rPr>
+      </w:pPr>
+      <w:r>
+        <w:rPr>
+          <w:rFonts w:ascii="Consolas" w:hAnsi="Consolas" w:cs="Consolas"/>
+          <w:sz w:val="20"/>
+          <w:szCs w:val="20"/>
+        </w:rPr>
+        <w:t xml:space="preserve">    cur = </w:t>
+      </w:r>
+      <w:proofErr w:type="spellStart"/>
+      <w:proofErr w:type="gramStart"/>
+      <w:r>
+        <w:rPr>
+          <w:rFonts w:ascii="Consolas" w:hAnsi="Consolas" w:cs="Consolas"/>
+          <w:sz w:val="20"/>
+          <w:szCs w:val="20"/>
+        </w:rPr>
+        <w:t>ll.head</w:t>
+      </w:r>
+      <w:proofErr w:type="spellEnd"/>
+      <w:proofErr w:type="gramEnd"/>
+    </w:p>
+    <w:p>
+      <w:pPr>
+        <w:rPr>
+          <w:rFonts w:ascii="Consolas" w:hAnsi="Consolas" w:cs="Consolas"/>
+          <w:sz w:val="20"/>
+          <w:szCs w:val="20"/>
+        </w:rPr>
+      </w:pPr>
+      <w:r>
+        <w:rPr>
+          <w:rFonts w:ascii="Consolas" w:hAnsi="Consolas" w:cs="Consolas"/>
+          <w:sz w:val="20"/>
+          <w:szCs w:val="20"/>
+        </w:rPr>
+        <w:t xml:space="preserve">    while cur:</w:t>
+      </w:r>
+    </w:p>
+    <w:p>
+      <w:pPr>
+        <w:rPr>
+          <w:rFonts w:ascii="Consolas" w:hAnsi="Consolas" w:cs="Consolas"/>
+          <w:sz w:val="20"/>
+          <w:szCs w:val="20"/>
+        </w:rPr>
+      </w:pPr>
+      <w:r>
+        <w:rPr>
+          <w:rFonts w:ascii="Consolas" w:hAnsi="Consolas" w:cs="Consolas"/>
+          <w:sz w:val="20"/>
+          <w:szCs w:val="20"/>
+        </w:rPr>
+        <w:t xml:space="preserve">        x = </w:t>
+      </w:r>
+      <w:proofErr w:type="spellStart"/>
+      <w:r>
+        <w:rPr>
+          <w:rFonts w:ascii="Consolas" w:hAnsi="Consolas" w:cs="Consolas"/>
+          <w:sz w:val="20"/>
+          <w:szCs w:val="20"/>
+        </w:rPr>
+        <w:t>cur.data</w:t>
+      </w:r>
+      <w:proofErr w:type="spellEnd"/>
+    </w:p>
+    <w:p>
+      <w:pPr>
+        <w:rPr>
+          <w:rFonts w:ascii="Consolas" w:hAnsi="Consolas" w:cs="Consolas"/>
+          <w:sz w:val="20"/>
+          <w:szCs w:val="20"/>
+        </w:rPr>
+      </w:pPr>
+      <w:r>
+        <w:rPr>
+          <w:rFonts w:ascii="Consolas" w:hAnsi="Consolas" w:cs="Consolas"/>
+          <w:sz w:val="20"/>
+          <w:szCs w:val="20"/>
+        </w:rPr>
+        <w:t xml:space="preserve">        if first is None or x &gt; first:</w:t>
+      </w:r>
+    </w:p>
+    <w:p>
+      <w:pPr>
+        <w:rPr>
+          <w:rFonts w:ascii="Consolas" w:hAnsi="Consolas" w:cs="Consolas"/>
+          <w:sz w:val="20"/>
+          <w:szCs w:val="20"/>
+        </w:rPr>
+      </w:pPr>
+      <w:r>
+        <w:rPr>
+          <w:rFonts w:ascii="Consolas" w:hAnsi="Consolas" w:cs="Consolas"/>
+          <w:sz w:val="20"/>
+          <w:szCs w:val="20"/>
+        </w:rPr>
+        <w:t xml:space="preserve">            if </w:t>
+      </w:r>
+      <w:proofErr w:type="gramStart"/>
+      <w:r>
+        <w:rPr>
+          <w:rFonts w:ascii="Consolas" w:hAnsi="Consolas" w:cs="Consolas"/>
+          <w:sz w:val="20"/>
+          <w:szCs w:val="20"/>
+        </w:rPr>
+        <w:t>x !</w:t>
+      </w:r>
+      <w:proofErr w:type="gramEnd"/>
+      <w:r>
+        <w:rPr>
+          <w:rFonts w:ascii="Consolas" w:hAnsi="Consolas" w:cs="Consolas"/>
+          <w:sz w:val="20"/>
+          <w:szCs w:val="20"/>
+        </w:rPr>
+        <w:t>= first:</w:t>
+      </w:r>
+    </w:p>
+    <w:p>
+      <w:pPr>
+        <w:rPr>
+          <w:rFonts w:ascii="Consolas" w:hAnsi="Consolas" w:cs="Consolas"/>
+          <w:sz w:val="20"/>
+          <w:szCs w:val="20"/>
+        </w:rPr>
+      </w:pPr>
+      <w:r>
+        <w:rPr>
+          <w:rFonts w:ascii="Consolas" w:hAnsi="Consolas" w:cs="Consolas"/>
+          <w:sz w:val="20"/>
+          <w:szCs w:val="20"/>
+        </w:rPr>
+        <w:t xml:space="preserve">                second = first</w:t>
+      </w:r>
+    </w:p>
+    <w:p>
+      <w:pPr>
+        <w:rPr>
+          <w:rFonts w:ascii="Consolas" w:hAnsi="Consolas" w:cs="Consolas"/>
+          <w:sz w:val="20"/>
+          <w:szCs w:val="20"/>
+        </w:rPr>
+      </w:pPr>
+      <w:r>
+        <w:rPr>
+          <w:rFonts w:ascii="Consolas" w:hAnsi="Consolas" w:cs="Consolas"/>
+          <w:sz w:val="20"/>
+          <w:szCs w:val="20"/>
+        </w:rPr>
+        <w:t xml:space="preserve">                first = x</w:t>
+      </w:r>
+    </w:p>
+    <w:p>
+      <w:pPr>
+        <w:rPr>
+          <w:rFonts w:ascii="Consolas" w:hAnsi="Consolas" w:cs="Consolas"/>
+          <w:sz w:val="20"/>
+          <w:szCs w:val="20"/>
+        </w:rPr>
+      </w:pPr>
+      <w:r>
+        <w:rPr>
+          <w:rFonts w:ascii="Consolas" w:hAnsi="Consolas" w:cs="Consolas"/>
+          <w:sz w:val="20"/>
+          <w:szCs w:val="20"/>
+        </w:rPr>
+        <w:t xml:space="preserve">        </w:t>
+      </w:r>
+      <w:proofErr w:type="spellStart"/>
+      <w:r>
+        <w:rPr>
+          <w:rFonts w:ascii="Consolas" w:hAnsi="Consolas" w:cs="Consolas"/>
+          <w:sz w:val="20"/>
+          <w:szCs w:val="20"/>
+        </w:rPr>
+        <w:t>elif</w:t>
+      </w:r>
+      <w:proofErr w:type="spellEnd"/>
+      <w:r>
+        <w:rPr>
+          <w:rFonts w:ascii="Consolas" w:hAnsi="Consolas" w:cs="Consolas"/>
+          <w:sz w:val="20"/>
+          <w:szCs w:val="20"/>
+        </w:rPr>
+        <w:t xml:space="preserve"> </w:t>
+      </w:r>
+      <w:proofErr w:type="gramStart"/>
+      <w:r>
+        <w:rPr>
+          <w:rFonts w:ascii="Consolas" w:hAnsi="Consolas" w:cs="Consolas"/>
+          <w:sz w:val="20"/>
+          <w:szCs w:val="20"/>
+        </w:rPr>
+        <w:t>x !</w:t>
+      </w:r>
+      <w:proofErr w:type="gramEnd"/>
+      <w:r>
+        <w:rPr>
+          <w:rFonts w:ascii="Consolas" w:hAnsi="Consolas" w:cs="Consolas"/>
+          <w:sz w:val="20"/>
+          <w:szCs w:val="20"/>
+        </w:rPr>
+        <w:t>= first and (second is None or x &gt; second):</w:t>
+      </w:r>
+    </w:p>
+    <w:p>
+      <w:pPr>
+        <w:rPr>
+          <w:rFonts w:ascii="Consolas" w:hAnsi="Consolas" w:cs="Consolas"/>
+          <w:sz w:val="20"/>
+          <w:szCs w:val="20"/>
+        </w:rPr>
+      </w:pPr>
+      <w:r>
+        <w:rPr>
+          <w:rFonts w:ascii="Consolas" w:hAnsi="Consolas" w:cs="Consolas"/>
+          <w:sz w:val="20"/>
+          <w:szCs w:val="20"/>
+        </w:rPr>
+        <w:t xml:space="preserve">            second = x</w:t>
+      </w:r>
+    </w:p>
+    <w:p>
+      <w:pPr>
+        <w:rPr>
+          <w:rFonts w:ascii="Consolas" w:hAnsi="Consolas" w:cs="Consolas"/>
+          <w:sz w:val="20"/>
+          <w:szCs w:val="20"/>
+        </w:rPr>
+      </w:pPr>
+      <w:r>
+        <w:rPr>
+          <w:rFonts w:ascii="Consolas" w:hAnsi="Consolas" w:cs="Consolas"/>
+          <w:sz w:val="20"/>
+          <w:szCs w:val="20"/>
+        </w:rPr>
+        <w:t xml:space="preserve">        cur = </w:t>
+      </w:r>
+      <w:proofErr w:type="spellStart"/>
+      <w:proofErr w:type="gramStart"/>
+      <w:r>
+        <w:rPr>
+          <w:rFonts w:ascii="Consolas" w:hAnsi="Consolas" w:cs="Consolas"/>
+          <w:sz w:val="20"/>
+          <w:szCs w:val="20"/>
+        </w:rPr>
+        <w:t>cur.next</w:t>
+      </w:r>
+      <w:proofErr w:type="spellEnd"/>
+      <w:proofErr w:type="gramEnd"/>
+    </w:p>
+    <w:p>
+      <w:pPr>
+        <w:rPr>
+          <w:rFonts w:ascii="Consolas" w:hAnsi="Consolas" w:cs="Consolas"/>
+          <w:sz w:val="20"/>
+          <w:szCs w:val="20"/>
+        </w:rPr>
+      </w:pPr>
+      <w:r>
+        <w:rPr>
+          <w:rFonts w:ascii="Consolas" w:hAnsi="Consolas" w:cs="Consolas"/>
+          <w:sz w:val="20"/>
+          <w:szCs w:val="20"/>
+        </w:rPr>
+        <w:t xml:space="preserve">    return second</w:t>
+      </w:r>
+    </w:p>
+    <w:p>
+      <w:pPr>
+        <w:rPr>
+          <w:rFonts w:ascii="Consolas" w:hAnsi="Consolas" w:cs="Consolas"/>
+          <w:sz w:val="20"/>
+          <w:szCs w:val="20"/>
+        </w:rPr>
+      </w:pPr>
+    </w:p>
+    <w:p>
+      <w:pPr>
+        <w:rPr>
+          <w:rFonts w:ascii="Consolas" w:hAnsi="Consolas" w:cs="Consolas"/>
+          <w:sz w:val="20"/>
+          <w:szCs w:val="20"/>
+          <w:lang w:val="ru-RU"/>
+        </w:rPr>
+      </w:pPr>
+      <w:r>
+        <w:rPr>
+          <w:rFonts w:ascii="Consolas" w:hAnsi="Consolas" w:cs="Consolas"/>
+          <w:sz w:val="20"/>
+          <w:szCs w:val="20"/>
+          <w:lang w:val="ru-RU"/>
+        </w:rPr>
+        <w:t>#</w:t>
+      </w:r>
+      <w:r>
+        <w:rPr>
+          <w:rFonts w:ascii="Consolas" w:hAnsi="Consolas" w:cs="Consolas"/>
+          <w:sz w:val="20"/>
+          <w:szCs w:val="20"/>
+        </w:rPr>
+        <w:t>C</w:t>
+      </w:r>
+      <w:r>
+        <w:rPr>
+          <w:rFonts w:ascii="Consolas" w:hAnsi="Consolas" w:cs="Consolas"/>
+          <w:sz w:val="20"/>
+          <w:szCs w:val="20"/>
+          <w:lang w:val="ru-RU"/>
+        </w:rPr>
+        <w:t>5. Поменять местами попарно</w:t>
+      </w:r>
+    </w:p>
+    <w:p>
+      <w:pPr>
+        <w:rPr>
+          <w:rFonts w:ascii="Consolas" w:hAnsi="Consolas" w:cs="Consolas"/>
+          <w:sz w:val="20"/>
+          <w:szCs w:val="20"/>
+          <w:lang w:val="ru-RU"/>
+        </w:rPr>
+      </w:pPr>
+      <w:r>
+        <w:rPr>
+          <w:rFonts w:ascii="Consolas" w:hAnsi="Consolas" w:cs="Consolas"/>
+          <w:sz w:val="20"/>
+          <w:szCs w:val="20"/>
+        </w:rPr>
+        <w:t>def</w:t>
+      </w:r>
+      <w:r>
+        <w:rPr>
+          <w:rFonts w:ascii="Consolas" w:hAnsi="Consolas" w:cs="Consolas"/>
+          <w:sz w:val="20"/>
+          <w:szCs w:val="20"/>
+          <w:lang w:val="ru-RU"/>
+        </w:rPr>
+        <w:t xml:space="preserve"> </w:t>
+      </w:r>
+      <w:r>
+        <w:rPr>
+          <w:rFonts w:ascii="Consolas" w:hAnsi="Consolas" w:cs="Consolas"/>
+          <w:sz w:val="20"/>
+          <w:szCs w:val="20"/>
+        </w:rPr>
+        <w:t>swap</w:t>
+      </w:r>
+      <w:r>
+        <w:rPr>
+          <w:rFonts w:ascii="Consolas" w:hAnsi="Consolas" w:cs="Consolas"/>
+          <w:sz w:val="20"/>
+          <w:szCs w:val="20"/>
+          <w:lang w:val="ru-RU"/>
+        </w:rPr>
+        <w:t>_</w:t>
+      </w:r>
+      <w:r>
+        <w:rPr>
+          <w:rFonts w:ascii="Consolas" w:hAnsi="Consolas" w:cs="Consolas"/>
+          <w:sz w:val="20"/>
+          <w:szCs w:val="20"/>
+        </w:rPr>
+        <w:t>pairs</w:t>
+      </w:r>
+      <w:r>
+        <w:rPr>
+          <w:rFonts w:ascii="Consolas" w:hAnsi="Consolas" w:cs="Consolas"/>
+          <w:sz w:val="20"/>
+          <w:szCs w:val="20"/>
+          <w:lang w:val="ru-RU"/>
+        </w:rPr>
+        <w:t>(</w:t>
+      </w:r>
+      <w:proofErr w:type="spellStart"/>
+      <w:r>
+        <w:rPr>
+          <w:rFonts w:ascii="Consolas" w:hAnsi="Consolas" w:cs="Consolas"/>
+          <w:sz w:val="20"/>
+          <w:szCs w:val="20"/>
+        </w:rPr>
+        <w:t>ll</w:t>
+      </w:r>
+      <w:proofErr w:type="spellEnd"/>
+      <w:r>
+        <w:rPr>
+          <w:rFonts w:ascii="Consolas" w:hAnsi="Consolas" w:cs="Consolas"/>
+          <w:sz w:val="20"/>
+          <w:szCs w:val="20"/>
+          <w:lang w:val="ru-RU"/>
+        </w:rPr>
+        <w:t>):</w:t>
+      </w:r>
+    </w:p>
+    <w:p>
+      <w:pPr>
+        <w:rPr>
+          <w:rFonts w:ascii="Consolas" w:hAnsi="Consolas" w:cs="Consolas"/>
+          <w:sz w:val="20"/>
+          <w:szCs w:val="20"/>
+        </w:rPr>
+      </w:pPr>
+      <w:r>
+        <w:rPr>
+          <w:rFonts w:ascii="Consolas" w:hAnsi="Consolas" w:cs="Consolas"/>
+          <w:sz w:val="20"/>
+          <w:szCs w:val="20"/>
+          <w:lang w:val="ru-RU"/>
+        </w:rPr>
+        <w:t xml:space="preserve">    </w:t>
+      </w:r>
+      <w:r>
+        <w:rPr>
+          <w:rFonts w:ascii="Consolas" w:hAnsi="Consolas" w:cs="Consolas"/>
+          <w:sz w:val="20"/>
+          <w:szCs w:val="20"/>
+        </w:rPr>
+        <w:t xml:space="preserve">cur = </w:t>
+      </w:r>
+      <w:proofErr w:type="spellStart"/>
+      <w:proofErr w:type="gramStart"/>
+      <w:r>
+        <w:rPr>
+          <w:rFonts w:ascii="Consolas" w:hAnsi="Consolas" w:cs="Consolas"/>
+          <w:sz w:val="20"/>
+          <w:szCs w:val="20"/>
+        </w:rPr>
+        <w:t>ll.head</w:t>
+      </w:r>
+      <w:proofErr w:type="spellEnd"/>
+      <w:proofErr w:type="gramEnd"/>
+    </w:p>
+    <w:p>
+      <w:pPr>
+        <w:rPr>
+          <w:rFonts w:ascii="Consolas" w:hAnsi="Consolas" w:cs="Consolas"/>
+          <w:sz w:val="20"/>
+          <w:szCs w:val="20"/>
+        </w:rPr>
+      </w:pPr>
+      <w:r>
+        <w:rPr>
+          <w:rFonts w:ascii="Consolas" w:hAnsi="Consolas" w:cs="Consolas"/>
+          <w:sz w:val="20"/>
+          <w:szCs w:val="20"/>
+        </w:rPr>
+        <w:t xml:space="preserve">    while cur and </w:t>
+      </w:r>
+      <w:proofErr w:type="spellStart"/>
+      <w:proofErr w:type="gramStart"/>
+      <w:r>
+        <w:rPr>
+          <w:rFonts w:ascii="Consolas" w:hAnsi="Consolas" w:cs="Consolas"/>
+          <w:sz w:val="20"/>
+          <w:szCs w:val="20"/>
+        </w:rPr>
+        <w:t>cur.next</w:t>
+      </w:r>
+      <w:proofErr w:type="spellEnd"/>
+      <w:proofErr w:type="gramEnd"/>
+      <w:r>
+        <w:rPr>
+          <w:rFonts w:ascii="Consolas" w:hAnsi="Consolas" w:cs="Consolas"/>
+          <w:sz w:val="20"/>
+          <w:szCs w:val="20"/>
+        </w:rPr>
+        <w:t>:</w:t>
+      </w:r>
+    </w:p>
+    <w:p>
+      <w:pPr>
+        <w:rPr>
+          <w:rFonts w:ascii="Consolas" w:hAnsi="Consolas" w:cs="Consolas"/>
+          <w:sz w:val="20"/>
+          <w:szCs w:val="20"/>
+        </w:rPr>
+      </w:pPr>
+      <w:r>
+        <w:rPr>
+          <w:rFonts w:ascii="Consolas" w:hAnsi="Consolas" w:cs="Consolas"/>
+          <w:sz w:val="20"/>
+          <w:szCs w:val="20"/>
+        </w:rPr>
+        <w:t xml:space="preserve">        </w:t>
+      </w:r>
+      <w:proofErr w:type="spellStart"/>
+      <w:r>
+        <w:rPr>
+          <w:rFonts w:ascii="Consolas" w:hAnsi="Consolas" w:cs="Consolas"/>
+          <w:sz w:val="20"/>
+          <w:szCs w:val="20"/>
+        </w:rPr>
+        <w:t>cur.data</w:t>
+      </w:r>
+      <w:proofErr w:type="spellEnd"/>
+      <w:r>
+        <w:rPr>
+          <w:rFonts w:ascii="Consolas" w:hAnsi="Consolas" w:cs="Consolas"/>
+          <w:sz w:val="20"/>
+          <w:szCs w:val="20"/>
+        </w:rPr>
+        <w:t xml:space="preserve">, </w:t>
+      </w:r>
+      <w:proofErr w:type="spellStart"/>
+      <w:proofErr w:type="gramStart"/>
+      <w:r>
+        <w:rPr>
+          <w:rFonts w:ascii="Consolas" w:hAnsi="Consolas" w:cs="Consolas"/>
+          <w:sz w:val="20"/>
+          <w:szCs w:val="20"/>
+        </w:rPr>
+        <w:t>cur.next</w:t>
+      </w:r>
+      <w:proofErr w:type="gramEnd"/>
+      <w:r>
+        <w:rPr>
+          <w:rFonts w:ascii="Consolas" w:hAnsi="Consolas" w:cs="Consolas"/>
+          <w:sz w:val="20"/>
+          <w:szCs w:val="20"/>
+        </w:rPr>
+        <w:t>.data</w:t>
+      </w:r>
+      <w:proofErr w:type="spellEnd"/>
+      <w:r>
+        <w:rPr>
+          <w:rFonts w:ascii="Consolas" w:hAnsi="Consolas" w:cs="Consolas"/>
+          <w:sz w:val="20"/>
+          <w:szCs w:val="20"/>
+        </w:rPr>
+        <w:t xml:space="preserve"> = </w:t>
+      </w:r>
+      <w:proofErr w:type="spellStart"/>
+      <w:r>
+        <w:rPr>
+          <w:rFonts w:ascii="Consolas" w:hAnsi="Consolas" w:cs="Consolas"/>
+          <w:sz w:val="20"/>
+          <w:szCs w:val="20"/>
+        </w:rPr>
+        <w:t>cur.next.data</w:t>
+      </w:r>
+      <w:proofErr w:type="spellEnd"/>
+      <w:r>
+        <w:rPr>
+          <w:rFonts w:ascii="Consolas" w:hAnsi="Consolas" w:cs="Consolas"/>
+          <w:sz w:val="20"/>
+          <w:szCs w:val="20"/>
+        </w:rPr>
+        <w:t xml:space="preserve">, </w:t>
+      </w:r>
+      <w:proofErr w:type="spellStart"/>
+      <w:r>
+        <w:rPr>
+          <w:rFonts w:ascii="Consolas" w:hAnsi="Consolas" w:cs="Consolas"/>
+          <w:sz w:val="20"/>
+          <w:szCs w:val="20"/>
+        </w:rPr>
+        <w:t>cur.data</w:t>
+      </w:r>
+      <w:proofErr w:type="spellEnd"/>
+    </w:p>
+    <w:p>
+      <w:pPr>
+        <w:rPr>
+          <w:rFonts w:ascii="Consolas" w:hAnsi="Consolas" w:cs="Consolas"/>
+          <w:sz w:val="20"/>
+          <w:szCs w:val="20"/>
+        </w:rPr>
+      </w:pPr>
+      <w:r>
+        <w:rPr>
+          <w:rFonts w:ascii="Consolas" w:hAnsi="Consolas" w:cs="Consolas"/>
+          <w:sz w:val="20"/>
+          <w:szCs w:val="20"/>
+        </w:rPr>
+        <w:t xml:space="preserve">        cur = </w:t>
+      </w:r>
+      <w:proofErr w:type="spellStart"/>
+      <w:proofErr w:type="gramStart"/>
+      <w:r>
+        <w:rPr>
+          <w:rFonts w:ascii="Consolas" w:hAnsi="Consolas" w:cs="Consolas"/>
+          <w:sz w:val="20"/>
+          <w:szCs w:val="20"/>
+        </w:rPr>
+        <w:t>cur.next</w:t>
+      </w:r>
+      <w:proofErr w:type="gramEnd"/>
+      <w:r>
+        <w:rPr>
+          <w:rFonts w:ascii="Consolas" w:hAnsi="Consolas" w:cs="Consolas"/>
+          <w:sz w:val="20"/>
+          <w:szCs w:val="20"/>
+        </w:rPr>
+        <w:t>.next</w:t>
+      </w:r>
+      <w:proofErr w:type="spellEnd"/>
+    </w:p>
+    <w:p>
+      <w:pPr>
+        <w:rPr>
+          <w:rFonts w:ascii="Consolas" w:hAnsi="Consolas" w:cs="Consolas"/>
+          <w:sz w:val="20"/>
+          <w:szCs w:val="20"/>
+        </w:rPr>
+      </w:pPr>
+      <w:r>
+        <w:rPr>
+          <w:rFonts w:ascii="Consolas" w:hAnsi="Consolas" w:cs="Consolas"/>
+          <w:sz w:val="20"/>
+          <w:szCs w:val="20"/>
+        </w:rPr>
+        <w:t xml:space="preserve">    return </w:t>
+      </w:r>
+      <w:proofErr w:type="spellStart"/>
+      <w:r>
+        <w:rPr>
+          <w:rFonts w:ascii="Consolas" w:hAnsi="Consolas" w:cs="Consolas"/>
+          <w:sz w:val="20"/>
+          <w:szCs w:val="20"/>
+        </w:rPr>
+        <w:t>ll</w:t>
+      </w:r>
+      <w:proofErr w:type="spellEnd"/>
+    </w:p>
+    <w:p>
+      <w:pPr>
+        <w:rPr>
+          <w:rFonts w:ascii="Consolas" w:hAnsi="Consolas" w:cs="Consolas"/>
+          <w:sz w:val="20"/>
+          <w:szCs w:val="20"/>
+          <w:lang w:val="ru-RU"/>
+        </w:rPr>
+      </w:pPr>
+      <w:r>
+        <w:rPr>
+          <w:rFonts w:ascii="Consolas" w:hAnsi="Consolas" w:cs="Consolas"/>
+          <w:sz w:val="20"/>
+          <w:szCs w:val="20"/>
+          <w:lang w:val="ru-RU"/>
+        </w:rPr>
+        <w:t>#</w:t>
+      </w:r>
+      <w:r>
+        <w:rPr>
+          <w:rFonts w:ascii="Consolas" w:hAnsi="Consolas" w:cs="Consolas"/>
+          <w:sz w:val="20"/>
+          <w:szCs w:val="20"/>
+        </w:rPr>
+        <w:t>D</w:t>
+      </w:r>
+      <w:r>
+        <w:rPr>
+          <w:rFonts w:ascii="Consolas" w:hAnsi="Consolas" w:cs="Consolas"/>
+          <w:sz w:val="20"/>
+          <w:szCs w:val="20"/>
+          <w:lang w:val="ru-RU"/>
+        </w:rPr>
+        <w:t>5. Середина списка за один проход</w:t>
+      </w:r>
+    </w:p>
+    <w:p>
+      <w:pPr>
+        <w:rPr>
+          <w:rFonts w:ascii="Consolas" w:hAnsi="Consolas" w:cs="Consolas"/>
+          <w:sz w:val="20"/>
+          <w:szCs w:val="20"/>
+        </w:rPr>
+      </w:pPr>
+      <w:r>
+        <w:rPr>
+          <w:rFonts w:ascii="Consolas" w:hAnsi="Consolas" w:cs="Consolas"/>
+          <w:sz w:val="20"/>
+          <w:szCs w:val="20"/>
+        </w:rPr>
+        <w:t xml:space="preserve">def </w:t>
+      </w:r>
+      <w:proofErr w:type="spellStart"/>
+      <w:r>
+        <w:rPr>
+          <w:rFonts w:ascii="Consolas" w:hAnsi="Consolas" w:cs="Consolas"/>
+          <w:sz w:val="20"/>
+          <w:szCs w:val="20"/>
+        </w:rPr>
+        <w:t>middle_node</w:t>
+      </w:r>
+      <w:proofErr w:type="spellEnd"/>
+      <w:r>
+        <w:rPr>
+          <w:rFonts w:ascii="Consolas" w:hAnsi="Consolas" w:cs="Consolas"/>
+          <w:sz w:val="20"/>
+          <w:szCs w:val="20"/>
+        </w:rPr>
+        <w:t>(</w:t>
+      </w:r>
+      <w:proofErr w:type="spellStart"/>
+      <w:r>
+        <w:rPr>
+          <w:rFonts w:ascii="Consolas" w:hAnsi="Consolas" w:cs="Consolas"/>
+          <w:sz w:val="20"/>
+          <w:szCs w:val="20"/>
+        </w:rPr>
+        <w:t>ll</w:t>
+      </w:r>
+      <w:proofErr w:type="spellEnd"/>
+      <w:r>
+        <w:rPr>
+          <w:rFonts w:ascii="Consolas" w:hAnsi="Consolas" w:cs="Consolas"/>
+          <w:sz w:val="20"/>
+          <w:szCs w:val="20"/>
+        </w:rPr>
+        <w:t>):</w:t>
+      </w:r>
+    </w:p>
+    <w:p>
+      <w:pPr>
+        <w:rPr>
+          <w:rFonts w:ascii="Consolas" w:hAnsi="Consolas" w:cs="Consolas"/>
+          <w:sz w:val="20"/>
+          <w:szCs w:val="20"/>
+        </w:rPr>
+      </w:pPr>
+      <w:r>
+        <w:rPr>
+          <w:rFonts w:ascii="Consolas" w:hAnsi="Consolas" w:cs="Consolas"/>
+          <w:sz w:val="20"/>
+          <w:szCs w:val="20"/>
+        </w:rPr>
+        <w:t xml:space="preserve">    slow = </w:t>
+      </w:r>
+      <w:proofErr w:type="spellStart"/>
+      <w:proofErr w:type="gramStart"/>
+      <w:r>
+        <w:rPr>
+          <w:rFonts w:ascii="Consolas" w:hAnsi="Consolas" w:cs="Consolas"/>
+          <w:sz w:val="20"/>
+          <w:szCs w:val="20"/>
+        </w:rPr>
+        <w:t>ll.head</w:t>
+      </w:r>
+      <w:proofErr w:type="spellEnd"/>
+      <w:proofErr w:type="gramEnd"/>
+    </w:p>
+    <w:p>
+      <w:pPr>
+        <w:rPr>
+          <w:rFonts w:ascii="Consolas" w:hAnsi="Consolas" w:cs="Consolas"/>
+          <w:sz w:val="20"/>
+          <w:szCs w:val="20"/>
+        </w:rPr>
+      </w:pPr>
+      <w:r>
+        <w:rPr>
+          <w:rFonts w:ascii="Consolas" w:hAnsi="Consolas" w:cs="Consolas"/>
+          <w:sz w:val="20"/>
+          <w:szCs w:val="20"/>
+        </w:rPr>
+        <w:t xml:space="preserve">    fast = </w:t>
+      </w:r>
+      <w:proofErr w:type="spellStart"/>
+      <w:proofErr w:type="gramStart"/>
+      <w:r>
+        <w:rPr>
+          <w:rFonts w:ascii="Consolas" w:hAnsi="Consolas" w:cs="Consolas"/>
+          <w:sz w:val="20"/>
+          <w:szCs w:val="20"/>
+        </w:rPr>
+        <w:t>ll.head</w:t>
+      </w:r>
+      <w:proofErr w:type="spellEnd"/>
+      <w:proofErr w:type="gramEnd"/>
+    </w:p>
+    <w:p>
+      <w:pPr>
+        <w:rPr>
+          <w:rFonts w:ascii="Consolas" w:hAnsi="Consolas" w:cs="Consolas"/>
+          <w:sz w:val="20"/>
+          <w:szCs w:val="20"/>
+        </w:rPr>
+      </w:pPr>
+    </w:p>
+    <w:p>
+      <w:pPr>
+        <w:rPr>
+          <w:rFonts w:ascii="Consolas" w:hAnsi="Consolas" w:cs="Consolas"/>
+          <w:sz w:val="20"/>
+          <w:szCs w:val="20"/>
+        </w:rPr>
+      </w:pPr>
+      <w:r>
+        <w:rPr>
+          <w:rFonts w:ascii="Consolas" w:hAnsi="Consolas" w:cs="Consolas"/>
+          <w:sz w:val="20"/>
+          <w:szCs w:val="20"/>
+        </w:rPr>
+        <w:t xml:space="preserve">    while fast and </w:t>
+      </w:r>
+      <w:proofErr w:type="spellStart"/>
+      <w:proofErr w:type="gramStart"/>
+      <w:r>
+        <w:rPr>
+          <w:rFonts w:ascii="Consolas" w:hAnsi="Consolas" w:cs="Consolas"/>
+          <w:sz w:val="20"/>
+          <w:szCs w:val="20"/>
+        </w:rPr>
+        <w:t>fast.next</w:t>
+      </w:r>
+      <w:proofErr w:type="spellEnd"/>
+      <w:proofErr w:type="gramEnd"/>
+      <w:r>
+        <w:rPr>
+          <w:rFonts w:ascii="Consolas" w:hAnsi="Consolas" w:cs="Consolas"/>
+          <w:sz w:val="20"/>
+          <w:szCs w:val="20"/>
+        </w:rPr>
+        <w:t>:</w:t>
+      </w:r>
+    </w:p>
+    <w:p>
+      <w:pPr>
+        <w:rPr>
+          <w:rFonts w:ascii="Consolas" w:hAnsi="Consolas" w:cs="Consolas"/>
+          <w:sz w:val="20"/>
+          <w:szCs w:val="20"/>
+        </w:rPr>
+      </w:pPr>
+      <w:r>
+        <w:rPr>
+          <w:rFonts w:ascii="Consolas" w:hAnsi="Consolas" w:cs="Consolas"/>
+          <w:sz w:val="20"/>
+          <w:szCs w:val="20"/>
+        </w:rPr>
+        <w:t xml:space="preserve">        slow = </w:t>
+      </w:r>
+      <w:proofErr w:type="spellStart"/>
+      <w:proofErr w:type="gramStart"/>
+      <w:r>
+        <w:rPr>
+          <w:rFonts w:ascii="Consolas" w:hAnsi="Consolas" w:cs="Consolas"/>
+          <w:sz w:val="20"/>
+          <w:szCs w:val="20"/>
+        </w:rPr>
+        <w:t>slow.next</w:t>
+      </w:r>
+      <w:proofErr w:type="spellEnd"/>
+      <w:proofErr w:type="gramEnd"/>
+    </w:p>
+    <w:p>
+      <w:pPr>
+        <w:rPr>
+          <w:rFonts w:ascii="Consolas" w:hAnsi="Consolas" w:cs="Consolas"/>
+          <w:sz w:val="20"/>
+          <w:szCs w:val="20"/>
+        </w:rPr>
+      </w:pPr>
+      <w:r>
+        <w:rPr>
+          <w:rFonts w:ascii="Consolas" w:hAnsi="Consolas" w:cs="Consolas"/>
+          <w:sz w:val="20"/>
+          <w:szCs w:val="20"/>
+        </w:rPr>
+        <w:t xml:space="preserve">        fast = </w:t>
+      </w:r>
+      <w:proofErr w:type="spellStart"/>
+      <w:proofErr w:type="gramStart"/>
+      <w:r>
+        <w:rPr>
+          <w:rFonts w:ascii="Consolas" w:hAnsi="Consolas" w:cs="Consolas"/>
+          <w:sz w:val="20"/>
+          <w:szCs w:val="20"/>
+        </w:rPr>
+        <w:t>fast.next</w:t>
+      </w:r>
+      <w:proofErr w:type="gramEnd"/>
+      <w:r>
+        <w:rPr>
+          <w:rFonts w:ascii="Consolas" w:hAnsi="Consolas" w:cs="Consolas"/>
+          <w:sz w:val="20"/>
+          <w:szCs w:val="20"/>
+        </w:rPr>
+        <w:t>.next</w:t>
+      </w:r>
+      <w:proofErr w:type="spellEnd"/>
+    </w:p>
+    <w:p>
+      <w:pPr>
+        <w:rPr>
+          <w:rFonts w:ascii="Consolas" w:hAnsi="Consolas" w:cs="Consolas"/>
+          <w:sz w:val="20"/>
+          <w:szCs w:val="20"/>
+        </w:rPr>
+      </w:pPr>
+    </w:p>
+    <w:p>
+      <w:pPr>
+        <w:rPr>
+          <w:rFonts w:ascii="Consolas" w:hAnsi="Consolas" w:cs="Consolas"/>
+          <w:sz w:val="20"/>
+          <w:szCs w:val="20"/>
+        </w:rPr>
+      </w:pPr>
+      <w:r>
+        <w:rPr>
+          <w:rFonts w:ascii="Consolas" w:hAnsi="Consolas" w:cs="Consolas"/>
+          <w:sz w:val="20"/>
+          <w:szCs w:val="20"/>
+        </w:rPr>
+        <w:t xml:space="preserve">    return </w:t>
+      </w:r>
+      <w:proofErr w:type="spellStart"/>
+      <w:r>
+        <w:rPr>
+          <w:rFonts w:ascii="Consolas" w:hAnsi="Consolas" w:cs="Consolas"/>
+          <w:sz w:val="20"/>
+          <w:szCs w:val="20"/>
+        </w:rPr>
+        <w:t>slow.data</w:t>
+      </w:r>
+      <w:proofErr w:type="spellEnd"/>
+    </w:p>
+    <w:p>
+      <w:pPr>
+        <w:rPr>
+          <w:rFonts w:ascii="Consolas" w:hAnsi="Consolas" w:cs="Consolas"/>
+          <w:sz w:val="20"/>
+          <w:szCs w:val="20"/>
+        </w:rPr>
+      </w:pPr>
+    </w:p>
+    <w:p>
+      <w:pPr>
+        <w:rPr>
+          <w:rFonts w:ascii="Consolas" w:hAnsi="Consolas" w:cs="Consolas"/>
+          <w:sz w:val="20"/>
+          <w:szCs w:val="20"/>
+        </w:rPr>
+      </w:pPr>
+      <w:proofErr w:type="spellStart"/>
+      <w:r>
+        <w:rPr>
+          <w:rFonts w:ascii="Consolas" w:hAnsi="Consolas" w:cs="Consolas"/>
+          <w:sz w:val="20"/>
+          <w:szCs w:val="20"/>
+        </w:rPr>
+        <w:t>ll</w:t>
+      </w:r>
+      <w:proofErr w:type="spellEnd"/>
+      <w:r>
+        <w:rPr>
+          <w:rFonts w:ascii="Consolas" w:hAnsi="Consolas" w:cs="Consolas"/>
+          <w:sz w:val="20"/>
+          <w:szCs w:val="20"/>
+        </w:rPr>
+        <w:t xml:space="preserve"> = </w:t>
+      </w:r>
+      <w:proofErr w:type="spellStart"/>
+      <w:r>
+        <w:rPr>
+          <w:rFonts w:ascii="Consolas" w:hAnsi="Consolas" w:cs="Consolas"/>
+          <w:sz w:val="20"/>
+          <w:szCs w:val="20"/>
+        </w:rPr>
+        <w:t>create_ll_</w:t>
+      </w:r>
+      <w:proofErr w:type="gramStart"/>
+      <w:r>
+        <w:rPr>
+          <w:rFonts w:ascii="Consolas" w:hAnsi="Consolas" w:cs="Consolas"/>
+          <w:sz w:val="20"/>
+          <w:szCs w:val="20"/>
+        </w:rPr>
+        <w:t>auto</w:t>
+      </w:r>
+      <w:proofErr w:type="spellEnd"/>
+      <w:r>
+        <w:rPr>
+          <w:rFonts w:ascii="Consolas" w:hAnsi="Consolas" w:cs="Consolas"/>
+          <w:sz w:val="20"/>
+          <w:szCs w:val="20"/>
+        </w:rPr>
+        <w:t>(</w:t>
+      </w:r>
+      <w:proofErr w:type="gramEnd"/>
+      <w:r>
+        <w:rPr>
+          <w:rFonts w:ascii="Consolas" w:hAnsi="Consolas" w:cs="Consolas"/>
+          <w:sz w:val="20"/>
+          <w:szCs w:val="20"/>
+        </w:rPr>
+        <w:t>5)</w:t>
+      </w:r>
+    </w:p>
+    <w:p>
+      <w:pPr>
+        <w:rPr>
+          <w:rFonts w:ascii="Consolas" w:hAnsi="Consolas" w:cs="Consolas"/>
+          <w:sz w:val="20"/>
+          <w:szCs w:val="20"/>
+        </w:rPr>
+      </w:pPr>
+      <w:proofErr w:type="spellStart"/>
+      <w:r>
+        <w:rPr>
+          <w:rFonts w:ascii="Consolas" w:hAnsi="Consolas" w:cs="Consolas"/>
+          <w:sz w:val="20"/>
+          <w:szCs w:val="20"/>
+        </w:rPr>
+        <w:t>ll.print_</w:t>
+      </w:r>
+      <w:proofErr w:type="gramStart"/>
+      <w:r>
+        <w:rPr>
+          <w:rFonts w:ascii="Consolas" w:hAnsi="Consolas" w:cs="Consolas"/>
+          <w:sz w:val="20"/>
+          <w:szCs w:val="20"/>
+        </w:rPr>
+        <w:t>list</w:t>
+      </w:r>
+      <w:proofErr w:type="spellEnd"/>
+      <w:r>
+        <w:rPr>
+          <w:rFonts w:ascii="Consolas" w:hAnsi="Consolas" w:cs="Consolas"/>
+          <w:sz w:val="20"/>
+          <w:szCs w:val="20"/>
+        </w:rPr>
+        <w:t>(</w:t>
+      </w:r>
+      <w:proofErr w:type="gramEnd"/>
+      <w:r>
+        <w:rPr>
+          <w:rFonts w:ascii="Consolas" w:hAnsi="Consolas" w:cs="Consolas"/>
+          <w:sz w:val="20"/>
+          <w:szCs w:val="20"/>
+        </w:rPr>
+        <w:t>)</w:t>
+      </w:r>
+    </w:p>
+    <w:p>
+      <w:pPr>
+        <w:rPr>
+          <w:rFonts w:ascii="Consolas" w:hAnsi="Consolas" w:cs="Consolas"/>
+          <w:sz w:val="20"/>
+          <w:szCs w:val="20"/>
+        </w:rPr>
+      </w:pPr>
+    </w:p>
+    <w:p>
+      <w:pPr>
+        <w:rPr>
+          <w:rFonts w:ascii="Consolas" w:hAnsi="Consolas" w:cs="Consolas"/>
+          <w:sz w:val="20"/>
+          <w:szCs w:val="20"/>
+        </w:rPr>
+      </w:pPr>
+      <w:proofErr w:type="spellStart"/>
+      <w:r>
+        <w:rPr>
+          <w:rFonts w:ascii="Consolas" w:hAnsi="Consolas" w:cs="Consolas"/>
+          <w:sz w:val="20"/>
+          <w:szCs w:val="20"/>
+        </w:rPr>
+        <w:t>move_last_to_front</w:t>
+      </w:r>
+      <w:proofErr w:type="spellEnd"/>
+      <w:r>
+        <w:rPr>
+          <w:rFonts w:ascii="Consolas" w:hAnsi="Consolas" w:cs="Consolas"/>
+          <w:sz w:val="20"/>
+          <w:szCs w:val="20"/>
+        </w:rPr>
+        <w:t>(</w:t>
+      </w:r>
+      <w:proofErr w:type="spellStart"/>
+      <w:r>
+        <w:rPr>
+          <w:rFonts w:ascii="Consolas" w:hAnsi="Consolas" w:cs="Consolas"/>
+          <w:sz w:val="20"/>
+          <w:szCs w:val="20"/>
+        </w:rPr>
+        <w:t>ll</w:t>
+      </w:r>
+      <w:proofErr w:type="spellEnd"/>
+      <w:r>
+        <w:rPr>
+          <w:rFonts w:ascii="Consolas" w:hAnsi="Consolas" w:cs="Consolas"/>
+          <w:sz w:val="20"/>
+          <w:szCs w:val="20"/>
+        </w:rPr>
+        <w:t>)</w:t>
+      </w:r>
+    </w:p>
+    <w:p>
+      <w:pPr>
+        <w:rPr>
+          <w:rFonts w:ascii="Consolas" w:hAnsi="Consolas" w:cs="Consolas"/>
+          <w:sz w:val="20"/>
+          <w:szCs w:val="20"/>
+        </w:rPr>
+      </w:pPr>
+      <w:proofErr w:type="spellStart"/>
+      <w:r>
+        <w:rPr>
+          <w:rFonts w:ascii="Consolas" w:hAnsi="Consolas" w:cs="Consolas"/>
+          <w:sz w:val="20"/>
+          <w:szCs w:val="20"/>
+        </w:rPr>
+        <w:t>ll.print_</w:t>
+      </w:r>
+      <w:proofErr w:type="gramStart"/>
+      <w:r>
+        <w:rPr>
+          <w:rFonts w:ascii="Consolas" w:hAnsi="Consolas" w:cs="Consolas"/>
+          <w:sz w:val="20"/>
+          <w:szCs w:val="20"/>
+        </w:rPr>
+        <w:t>list</w:t>
+      </w:r>
+      <w:proofErr w:type="spellEnd"/>
+      <w:r>
+        <w:rPr>
+          <w:rFonts w:ascii="Consolas" w:hAnsi="Consolas" w:cs="Consolas"/>
+          <w:sz w:val="20"/>
+          <w:szCs w:val="20"/>
+        </w:rPr>
+        <w:t>(</w:t>
+      </w:r>
+      <w:proofErr w:type="gramEnd"/>
+      <w:r>
+        <w:rPr>
+          <w:rFonts w:ascii="Consolas" w:hAnsi="Consolas" w:cs="Consolas"/>
+          <w:sz w:val="20"/>
+          <w:szCs w:val="20"/>
+        </w:rPr>
+        <w:t>)</w:t>
+      </w:r>
+    </w:p>
+    <w:p>
+      <w:pPr>
+        <w:rPr>
+          <w:rFonts w:ascii="Consolas" w:hAnsi="Consolas" w:cs="Consolas"/>
+          <w:sz w:val="20"/>
+          <w:szCs w:val="20"/>
+        </w:rPr>
+      </w:pPr>
+    </w:p>
+    <w:p>
+      <w:pPr>
+        <w:rPr>
+          <w:rFonts w:ascii="Consolas" w:hAnsi="Consolas" w:cs="Consolas"/>
+          <w:sz w:val="20"/>
+          <w:szCs w:val="20"/>
+        </w:rPr>
+      </w:pPr>
+      <w:proofErr w:type="spellStart"/>
+      <w:r>
+        <w:rPr>
+          <w:rFonts w:ascii="Consolas" w:hAnsi="Consolas" w:cs="Consolas"/>
+          <w:sz w:val="20"/>
+          <w:szCs w:val="20"/>
+        </w:rPr>
+        <w:t>ll</w:t>
+      </w:r>
+      <w:proofErr w:type="spellEnd"/>
+      <w:r>
+        <w:rPr>
+          <w:rFonts w:ascii="Consolas" w:hAnsi="Consolas" w:cs="Consolas"/>
+          <w:sz w:val="20"/>
+          <w:szCs w:val="20"/>
+        </w:rPr>
+        <w:t xml:space="preserve"> = </w:t>
+      </w:r>
+      <w:proofErr w:type="spellStart"/>
+      <w:r>
+        <w:rPr>
+          <w:rFonts w:ascii="Consolas" w:hAnsi="Consolas" w:cs="Consolas"/>
+          <w:sz w:val="20"/>
+          <w:szCs w:val="20"/>
+        </w:rPr>
+        <w:t>create_ll_</w:t>
+      </w:r>
+      <w:proofErr w:type="gramStart"/>
+      <w:r>
+        <w:rPr>
+          <w:rFonts w:ascii="Consolas" w:hAnsi="Consolas" w:cs="Consolas"/>
+          <w:sz w:val="20"/>
+          <w:szCs w:val="20"/>
+        </w:rPr>
+        <w:t>auto</w:t>
+      </w:r>
+      <w:proofErr w:type="spellEnd"/>
+      <w:r>
+        <w:rPr>
+          <w:rFonts w:ascii="Consolas" w:hAnsi="Consolas" w:cs="Consolas"/>
+          <w:sz w:val="20"/>
+          <w:szCs w:val="20"/>
+        </w:rPr>
+        <w:t>(</w:t>
+      </w:r>
+      <w:proofErr w:type="gramEnd"/>
+      <w:r>
+        <w:rPr>
+          <w:rFonts w:ascii="Consolas" w:hAnsi="Consolas" w:cs="Consolas"/>
+          <w:sz w:val="20"/>
+          <w:szCs w:val="20"/>
+        </w:rPr>
+        <w:t>5)</w:t>
+      </w:r>
+    </w:p>
+    <w:p>
+      <w:pPr>
+        <w:rPr>
+          <w:rFonts w:ascii="Consolas" w:hAnsi="Consolas" w:cs="Consolas"/>
+          <w:sz w:val="20"/>
+          <w:szCs w:val="20"/>
+        </w:rPr>
+      </w:pPr>
+      <w:proofErr w:type="spellStart"/>
+      <w:r>
+        <w:rPr>
+          <w:rFonts w:ascii="Consolas" w:hAnsi="Consolas" w:cs="Consolas"/>
+          <w:sz w:val="20"/>
+          <w:szCs w:val="20"/>
+        </w:rPr>
+        <w:t>swap_pairs</w:t>
+      </w:r>
+      <w:proofErr w:type="spellEnd"/>
+      <w:r>
+        <w:rPr>
+          <w:rFonts w:ascii="Consolas" w:hAnsi="Consolas" w:cs="Consolas"/>
+          <w:sz w:val="20"/>
+          <w:szCs w:val="20"/>
+        </w:rPr>
+        <w:t>(</w:t>
+      </w:r>
+      <w:proofErr w:type="spellStart"/>
+      <w:r>
+        <w:rPr>
+          <w:rFonts w:ascii="Consolas" w:hAnsi="Consolas" w:cs="Consolas"/>
+          <w:sz w:val="20"/>
+          <w:szCs w:val="20"/>
+        </w:rPr>
+        <w:t>ll</w:t>
+      </w:r>
+      <w:proofErr w:type="spellEnd"/>
+      <w:r>
+        <w:rPr>
+          <w:rFonts w:ascii="Consolas" w:hAnsi="Consolas" w:cs="Consolas"/>
+          <w:sz w:val="20"/>
+          <w:szCs w:val="20"/>
+        </w:rPr>
+        <w:t>)</w:t>
+      </w:r>
+    </w:p>
+    <w:p>
+      <w:pPr>
+        <w:rPr>
+          <w:rFonts w:ascii="Consolas" w:hAnsi="Consolas" w:cs="Consolas"/>
+          <w:sz w:val="20"/>
+          <w:szCs w:val="20"/>
+        </w:rPr>
+      </w:pPr>
+      <w:proofErr w:type="spellStart"/>
+      <w:r>
+        <w:rPr>
+          <w:rFonts w:ascii="Consolas" w:hAnsi="Consolas" w:cs="Consolas"/>
+          <w:sz w:val="20"/>
+          <w:szCs w:val="20"/>
+        </w:rPr>
+        <w:t>ll.print_</w:t>
+      </w:r>
+      <w:proofErr w:type="gramStart"/>
+      <w:r>
+        <w:rPr>
+          <w:rFonts w:ascii="Consolas" w:hAnsi="Consolas" w:cs="Consolas"/>
+          <w:sz w:val="20"/>
+          <w:szCs w:val="20"/>
+        </w:rPr>
+        <w:t>list</w:t>
+      </w:r>
+      <w:proofErr w:type="spellEnd"/>
+      <w:r>
+        <w:rPr>
+          <w:rFonts w:ascii="Consolas" w:hAnsi="Consolas" w:cs="Consolas"/>
+          <w:sz w:val="20"/>
+          <w:szCs w:val="20"/>
+        </w:rPr>
+        <w:t>(</w:t>
+      </w:r>
+      <w:proofErr w:type="gramEnd"/>
+      <w:r>
+        <w:rPr>
+          <w:rFonts w:ascii="Consolas" w:hAnsi="Consolas" w:cs="Consolas"/>
+          <w:sz w:val="20"/>
+          <w:szCs w:val="20"/>
+        </w:rPr>
+        <w:t>)</w:t>
+      </w:r>
+    </w:p>
+    <w:p>
+      <w:pPr>
+        <w:rPr>
+          <w:rFonts w:ascii="Consolas" w:hAnsi="Consolas" w:cs="Consolas"/>
+          <w:sz w:val="20"/>
+          <w:szCs w:val="20"/>
+        </w:rPr>
+      </w:pPr>
+    </w:p>
+    <w:p>
+      <w:pPr>
+        <w:rPr>
+          <w:rFonts w:ascii="Consolas" w:hAnsi="Consolas" w:cs="Consolas"/>
+          <w:sz w:val="20"/>
+          <w:szCs w:val="20"/>
+        </w:rPr>
+      </w:pPr>
+      <w:proofErr w:type="spellStart"/>
+      <w:r>
+        <w:rPr>
+          <w:rFonts w:ascii="Consolas" w:hAnsi="Consolas" w:cs="Consolas"/>
+          <w:sz w:val="20"/>
+          <w:szCs w:val="20"/>
+        </w:rPr>
+        <w:t>ll</w:t>
+      </w:r>
+      <w:proofErr w:type="spellEnd"/>
+      <w:r>
+        <w:rPr>
+          <w:rFonts w:ascii="Consolas" w:hAnsi="Consolas" w:cs="Consolas"/>
+          <w:sz w:val="20"/>
+          <w:szCs w:val="20"/>
+        </w:rPr>
+        <w:t xml:space="preserve"> = </w:t>
+      </w:r>
+      <w:proofErr w:type="spellStart"/>
+      <w:r>
+        <w:rPr>
+          <w:rFonts w:ascii="Consolas" w:hAnsi="Consolas" w:cs="Consolas"/>
+          <w:sz w:val="20"/>
+          <w:szCs w:val="20"/>
+        </w:rPr>
+        <w:t>create_ll_</w:t>
+      </w:r>
+      <w:proofErr w:type="gramStart"/>
+      <w:r>
+        <w:rPr>
+          <w:rFonts w:ascii="Consolas" w:hAnsi="Consolas" w:cs="Consolas"/>
+          <w:sz w:val="20"/>
+          <w:szCs w:val="20"/>
+        </w:rPr>
+        <w:t>auto</w:t>
+      </w:r>
+      <w:proofErr w:type="spellEnd"/>
+      <w:r>
+        <w:rPr>
+          <w:rFonts w:ascii="Consolas" w:hAnsi="Consolas" w:cs="Consolas"/>
+          <w:sz w:val="20"/>
+          <w:szCs w:val="20"/>
+        </w:rPr>
+        <w:t>(</w:t>
+      </w:r>
+      <w:proofErr w:type="gramEnd"/>
+      <w:r>
+        <w:rPr>
+          <w:rFonts w:ascii="Consolas" w:hAnsi="Consolas" w:cs="Consolas"/>
+          <w:sz w:val="20"/>
+          <w:szCs w:val="20"/>
+        </w:rPr>
+        <w:t>5)</w:t>
+      </w:r>
+    </w:p>
+    <w:p>
+      <w:pPr>
+        <w:rPr>
+          <w:rFonts w:ascii="Consolas" w:hAnsi="Consolas" w:cs="Consolas"/>
+          <w:sz w:val="20"/>
+          <w:szCs w:val="20"/>
+        </w:rPr>
+      </w:pPr>
+      <w:proofErr w:type="spellStart"/>
+      <w:r>
+        <w:rPr>
+          <w:rFonts w:ascii="Consolas" w:hAnsi="Consolas" w:cs="Consolas"/>
+          <w:sz w:val="20"/>
+          <w:szCs w:val="20"/>
+        </w:rPr>
+        <w:t>ll.print_</w:t>
+      </w:r>
+      <w:proofErr w:type="gramStart"/>
+      <w:r>
+        <w:rPr>
+          <w:rFonts w:ascii="Consolas" w:hAnsi="Consolas" w:cs="Consolas"/>
+          <w:sz w:val="20"/>
+          <w:szCs w:val="20"/>
+        </w:rPr>
+        <w:t>list</w:t>
+      </w:r>
+      <w:proofErr w:type="spellEnd"/>
+      <w:r>
+        <w:rPr>
+          <w:rFonts w:ascii="Consolas" w:hAnsi="Consolas" w:cs="Consolas"/>
+          <w:sz w:val="20"/>
+          <w:szCs w:val="20"/>
+        </w:rPr>
+        <w:t>(</w:t>
+      </w:r>
+      <w:proofErr w:type="gramEnd"/>
+      <w:r>
+        <w:rPr>
+          <w:rFonts w:ascii="Consolas" w:hAnsi="Consolas" w:cs="Consolas"/>
+          <w:sz w:val="20"/>
+          <w:szCs w:val="20"/>
+        </w:rPr>
+        <w:t>)</w:t>
+      </w:r>
+    </w:p>
+    <w:p>
+      <w:pPr>
+        <w:rPr>
+          <w:rFonts w:ascii="Consolas" w:hAnsi="Consolas" w:cs="Consolas"/>
+          <w:sz w:val="20"/>
+          <w:szCs w:val="20"/>
+        </w:rPr>
+      </w:pPr>
+      <w:r>
+        <w:rPr>
+          <w:rFonts w:ascii="Consolas" w:hAnsi="Consolas" w:cs="Consolas"/>
+          <w:sz w:val="20"/>
+          <w:szCs w:val="20"/>
+        </w:rPr>
+        <w:lastRenderedPageBreak/>
+        <w:t>print(</w:t>
+      </w:r>
+      <w:proofErr w:type="spellStart"/>
+      <w:r>
+        <w:rPr>
+          <w:rFonts w:ascii="Consolas" w:hAnsi="Consolas" w:cs="Consolas"/>
+          <w:sz w:val="20"/>
+          <w:szCs w:val="20"/>
+        </w:rPr>
+        <w:t>second_max</w:t>
+      </w:r>
+      <w:proofErr w:type="spellEnd"/>
+      <w:r>
+        <w:rPr>
+          <w:rFonts w:ascii="Consolas" w:hAnsi="Consolas" w:cs="Consolas"/>
+          <w:sz w:val="20"/>
+          <w:szCs w:val="20"/>
+        </w:rPr>
+        <w:t>(</w:t>
+      </w:r>
+      <w:proofErr w:type="spellStart"/>
+      <w:r>
+        <w:rPr>
+          <w:rFonts w:ascii="Consolas" w:hAnsi="Consolas" w:cs="Consolas"/>
+          <w:sz w:val="20"/>
+          <w:szCs w:val="20"/>
+        </w:rPr>
+        <w:t>ll</w:t>
+      </w:r>
+      <w:proofErr w:type="spellEnd"/>
+      <w:r>
+        <w:rPr>
+          <w:rFonts w:ascii="Consolas" w:hAnsi="Consolas" w:cs="Consolas"/>
+          <w:sz w:val="20"/>
+          <w:szCs w:val="20"/>
+        </w:rPr>
+        <w:t>))</w:t>
+      </w:r>
+    </w:p>
+    <w:p>
+      <w:pPr>
+        <w:rPr>
+          <w:rFonts w:ascii="Consolas" w:hAnsi="Consolas" w:cs="Consolas"/>
+          <w:sz w:val="20"/>
+          <w:szCs w:val="20"/>
+        </w:rPr>
+      </w:pPr>
+      <w:r>
+        <w:rPr>
+          <w:rFonts w:ascii="Consolas" w:hAnsi="Consolas" w:cs="Consolas"/>
+          <w:sz w:val="20"/>
+          <w:szCs w:val="20"/>
+        </w:rPr>
+        <w:t>print(</w:t>
+      </w:r>
+      <w:proofErr w:type="spellStart"/>
+      <w:r>
+        <w:rPr>
+          <w:rFonts w:ascii="Consolas" w:hAnsi="Consolas" w:cs="Consolas"/>
+          <w:sz w:val="20"/>
+          <w:szCs w:val="20"/>
+        </w:rPr>
+        <w:t>middle_node</w:t>
+      </w:r>
+      <w:proofErr w:type="spellEnd"/>
+      <w:r>
+        <w:rPr>
+          <w:rFonts w:ascii="Consolas" w:hAnsi="Consolas" w:cs="Consolas"/>
+          <w:sz w:val="20"/>
+          <w:szCs w:val="20"/>
+        </w:rPr>
+        <w:t>(</w:t>
+      </w:r>
+      <w:proofErr w:type="spellStart"/>
+      <w:r>
+        <w:rPr>
+          <w:rFonts w:ascii="Consolas" w:hAnsi="Consolas" w:cs="Consolas"/>
+          <w:sz w:val="20"/>
+          <w:szCs w:val="20"/>
+        </w:rPr>
+        <w:t>ll</w:t>
+      </w:r>
+      <w:proofErr w:type="spellEnd"/>
+      <w:r>
+        <w:rPr>
+          <w:rFonts w:ascii="Consolas" w:hAnsi="Consolas" w:cs="Consolas"/>
+          <w:sz w:val="20"/>
+          <w:szCs w:val="20"/>
+        </w:rPr>
+        <w:t>))</w:t>
+      </w:r>
+    </w:p>
+    <w:p>
+      <w:pPr>
+        <w:rPr>
+          <w:rFonts w:ascii="Consolas" w:hAnsi="Consolas" w:cs="Consolas"/>
+          <w:sz w:val="20"/>
+          <w:szCs w:val="20"/>
+        </w:rPr>
+      </w:pPr>
+    </w:p>
+    <w:p>
+      <w:pPr>
+        <w:rPr>
+          <w:rFonts w:ascii="Consolas" w:hAnsi="Consolas" w:cs="Consolas"/>
+          <w:sz w:val="20"/>
+          <w:szCs w:val="20"/>
+        </w:rPr>
+      </w:pPr>
+      <w:r>
+        <w:rPr>
+          <w:rFonts w:ascii="Consolas" w:hAnsi="Consolas" w:cs="Consolas"/>
+          <w:sz w:val="20"/>
+          <w:szCs w:val="20"/>
+        </w:rPr>
+        <w:t xml:space="preserve">p1 = </w:t>
+      </w:r>
+      <w:proofErr w:type="spellStart"/>
+      <w:proofErr w:type="gramStart"/>
+      <w:r>
+        <w:rPr>
+          <w:rFonts w:ascii="Consolas" w:hAnsi="Consolas" w:cs="Consolas"/>
+          <w:sz w:val="20"/>
+          <w:szCs w:val="20"/>
+        </w:rPr>
+        <w:t>PolyNode</w:t>
+      </w:r>
+      <w:proofErr w:type="spellEnd"/>
+      <w:r>
+        <w:rPr>
+          <w:rFonts w:ascii="Consolas" w:hAnsi="Consolas" w:cs="Consolas"/>
+          <w:sz w:val="20"/>
+          <w:szCs w:val="20"/>
+        </w:rPr>
+        <w:t>(</w:t>
+      </w:r>
+      <w:proofErr w:type="gramEnd"/>
+      <w:r>
+        <w:rPr>
+          <w:rFonts w:ascii="Consolas" w:hAnsi="Consolas" w:cs="Consolas"/>
+          <w:sz w:val="20"/>
+          <w:szCs w:val="20"/>
+        </w:rPr>
+        <w:t xml:space="preserve">3,4, </w:t>
+      </w:r>
+      <w:proofErr w:type="spellStart"/>
+      <w:r>
+        <w:rPr>
+          <w:rFonts w:ascii="Consolas" w:hAnsi="Consolas" w:cs="Consolas"/>
+          <w:sz w:val="20"/>
+          <w:szCs w:val="20"/>
+        </w:rPr>
+        <w:t>PolyNode</w:t>
+      </w:r>
+      <w:proofErr w:type="spellEnd"/>
+      <w:r>
+        <w:rPr>
+          <w:rFonts w:ascii="Consolas" w:hAnsi="Consolas" w:cs="Consolas"/>
+          <w:sz w:val="20"/>
+          <w:szCs w:val="20"/>
+        </w:rPr>
+        <w:t xml:space="preserve">(2,2, </w:t>
+      </w:r>
+      <w:proofErr w:type="spellStart"/>
+      <w:r>
+        <w:rPr>
+          <w:rFonts w:ascii="Consolas" w:hAnsi="Consolas" w:cs="Consolas"/>
+          <w:sz w:val="20"/>
+          <w:szCs w:val="20"/>
+        </w:rPr>
+        <w:t>PolyNode</w:t>
+      </w:r>
+      <w:proofErr w:type="spellEnd"/>
+      <w:r>
+        <w:rPr>
+          <w:rFonts w:ascii="Consolas" w:hAnsi="Consolas" w:cs="Consolas"/>
+          <w:sz w:val="20"/>
+          <w:szCs w:val="20"/>
+        </w:rPr>
+        <w:t>(1,0)))</w:t>
+      </w:r>
+    </w:p>
+    <w:p>
+      <w:pPr>
+        <w:rPr>
+          <w:rFonts w:ascii="Consolas" w:hAnsi="Consolas" w:cs="Consolas"/>
+          <w:sz w:val="20"/>
+          <w:szCs w:val="20"/>
+        </w:rPr>
+      </w:pPr>
+      <w:r>
+        <w:rPr>
+          <w:rFonts w:ascii="Consolas" w:hAnsi="Consolas" w:cs="Consolas"/>
+          <w:sz w:val="20"/>
+          <w:szCs w:val="20"/>
+        </w:rPr>
+        <w:t xml:space="preserve">p2 = </w:t>
+      </w:r>
+      <w:proofErr w:type="spellStart"/>
+      <w:proofErr w:type="gramStart"/>
+      <w:r>
+        <w:rPr>
+          <w:rFonts w:ascii="Consolas" w:hAnsi="Consolas" w:cs="Consolas"/>
+          <w:sz w:val="20"/>
+          <w:szCs w:val="20"/>
+        </w:rPr>
+        <w:t>PolyNode</w:t>
+      </w:r>
+      <w:proofErr w:type="spellEnd"/>
+      <w:r>
+        <w:rPr>
+          <w:rFonts w:ascii="Consolas" w:hAnsi="Consolas" w:cs="Consolas"/>
+          <w:sz w:val="20"/>
+          <w:szCs w:val="20"/>
+        </w:rPr>
+        <w:t>(</w:t>
+      </w:r>
+      <w:proofErr w:type="gramEnd"/>
+      <w:r>
+        <w:rPr>
+          <w:rFonts w:ascii="Consolas" w:hAnsi="Consolas" w:cs="Consolas"/>
+          <w:sz w:val="20"/>
+          <w:szCs w:val="20"/>
+        </w:rPr>
+        <w:t xml:space="preserve">5,3, </w:t>
+      </w:r>
+      <w:proofErr w:type="spellStart"/>
+      <w:r>
+        <w:rPr>
+          <w:rFonts w:ascii="Consolas" w:hAnsi="Consolas" w:cs="Consolas"/>
+          <w:sz w:val="20"/>
+          <w:szCs w:val="20"/>
+        </w:rPr>
+        <w:t>PolyNode</w:t>
+      </w:r>
+      <w:proofErr w:type="spellEnd"/>
+      <w:r>
+        <w:rPr>
+          <w:rFonts w:ascii="Consolas" w:hAnsi="Consolas" w:cs="Consolas"/>
+          <w:sz w:val="20"/>
+          <w:szCs w:val="20"/>
+        </w:rPr>
+        <w:t xml:space="preserve">(2,2, </w:t>
+      </w:r>
+      <w:proofErr w:type="spellStart"/>
+      <w:r>
+        <w:rPr>
+          <w:rFonts w:ascii="Consolas" w:hAnsi="Consolas" w:cs="Consolas"/>
+          <w:sz w:val="20"/>
+          <w:szCs w:val="20"/>
+        </w:rPr>
+        <w:t>PolyNode</w:t>
+      </w:r>
+      <w:proofErr w:type="spellEnd"/>
+      <w:r>
+        <w:rPr>
+          <w:rFonts w:ascii="Consolas" w:hAnsi="Consolas" w:cs="Consolas"/>
+          <w:sz w:val="20"/>
+          <w:szCs w:val="20"/>
+        </w:rPr>
+        <w:t>(4,1)))</w:t>
+      </w:r>
+    </w:p>
+    <w:p>
+      <w:pPr>
+        <w:rPr>
+          <w:rFonts w:ascii="Consolas" w:hAnsi="Consolas" w:cs="Consolas"/>
+          <w:sz w:val="20"/>
+          <w:szCs w:val="20"/>
+        </w:rPr>
+      </w:pPr>
+      <w:r>
+        <w:rPr>
+          <w:rFonts w:ascii="Consolas" w:hAnsi="Consolas" w:cs="Consolas"/>
+          <w:sz w:val="20"/>
+          <w:szCs w:val="20"/>
+        </w:rPr>
+        <w:t xml:space="preserve">result = </w:t>
+      </w:r>
+      <w:proofErr w:type="spellStart"/>
+      <w:r>
+        <w:rPr>
+          <w:rFonts w:ascii="Consolas" w:hAnsi="Consolas" w:cs="Consolas"/>
+          <w:sz w:val="20"/>
+          <w:szCs w:val="20"/>
+        </w:rPr>
+        <w:t>add_</w:t>
+      </w:r>
+      <w:proofErr w:type="gramStart"/>
+      <w:r>
+        <w:rPr>
+          <w:rFonts w:ascii="Consolas" w:hAnsi="Consolas" w:cs="Consolas"/>
+          <w:sz w:val="20"/>
+          <w:szCs w:val="20"/>
+        </w:rPr>
+        <w:t>polynomials</w:t>
+      </w:r>
+      <w:proofErr w:type="spellEnd"/>
+      <w:r>
+        <w:rPr>
+          <w:rFonts w:ascii="Consolas" w:hAnsi="Consolas" w:cs="Consolas"/>
+          <w:sz w:val="20"/>
+          <w:szCs w:val="20"/>
+        </w:rPr>
+        <w:t>(</w:t>
+      </w:r>
+      <w:proofErr w:type="gramEnd"/>
+      <w:r>
+        <w:rPr>
+          <w:rFonts w:ascii="Consolas" w:hAnsi="Consolas" w:cs="Consolas"/>
+          <w:sz w:val="20"/>
+          <w:szCs w:val="20"/>
+        </w:rPr>
+        <w:t>p1, p2)</w:t>
+      </w:r>
+    </w:p>
+    <w:p>
+      <w:pPr>
+        <w:rPr>
+          <w:rFonts w:ascii="Consolas" w:hAnsi="Consolas" w:cs="Consolas"/>
+          <w:sz w:val="20"/>
+          <w:szCs w:val="20"/>
+        </w:rPr>
+      </w:pPr>
+      <w:proofErr w:type="spellStart"/>
+      <w:r>
+        <w:rPr>
+          <w:rFonts w:ascii="Consolas" w:hAnsi="Consolas" w:cs="Consolas"/>
+          <w:sz w:val="20"/>
+          <w:szCs w:val="20"/>
+        </w:rPr>
+        <w:t>print_poly</w:t>
+      </w:r>
+      <w:proofErr w:type="spellEnd"/>
+      <w:r>
+        <w:rPr>
+          <w:rFonts w:ascii="Consolas" w:hAnsi="Consolas" w:cs="Consolas"/>
+          <w:sz w:val="20"/>
+          <w:szCs w:val="20"/>
+        </w:rPr>
+        <w:t>(result)</w:t>
+      </w:r>
+    </w:p>
+    <w:p>
+      <w:pPr>
+        <w:rPr>
+          <w:rFonts w:ascii="Consolas" w:hAnsi="Consolas" w:cs="Consolas"/>
+          <w:sz w:val="20"/>
+          <w:szCs w:val="20"/>
+        </w:rPr>
+      </w:pPr>
+    </w:p>
+    <w:p>
+      <w:pPr>
+        <w:rPr>
+          <w:rFonts w:ascii="Consolas" w:hAnsi="Consolas" w:cs="Consolas"/>
+          <w:sz w:val="20"/>
+          <w:szCs w:val="20"/>
+        </w:rPr>
+      </w:pPr>
+      <w:r>
+        <w:rPr>
+          <w:rFonts w:ascii="Consolas" w:hAnsi="Consolas" w:cs="Consolas"/>
+          <w:sz w:val="20"/>
+          <w:szCs w:val="20"/>
+        </w:rPr>
+        <w:t xml:space="preserve">        </w:t>
+      </w:r>
+    </w:p>
+    <w:p>
+      <w:pPr>
+        <w:rPr>
+          <w:rFonts w:ascii="Consolas" w:hAnsi="Consolas" w:cs="Consolas"/>
+          <w:sz w:val="20"/>
+          <w:szCs w:val="20"/>
+        </w:rPr>
+      </w:pPr>
+    </w:p>
+    <w:p>
+      <w:pPr>
+        <w:rPr>
+          <w:rFonts w:ascii="Consolas" w:hAnsi="Consolas" w:cs="Consolas"/>
+          <w:sz w:val="20"/>
+          <w:szCs w:val="20"/>
+        </w:rPr>
+      </w:pPr>
+      <w:r>
+        <w:rPr>
+          <w:rFonts w:ascii="Consolas" w:hAnsi="Consolas" w:cs="Consolas"/>
+          <w:sz w:val="20"/>
+          <w:szCs w:val="20"/>
+        </w:rPr>
+        <w:t xml:space="preserve">    </w:t>
+      </w:r>
+    </w:p>
+    <w:p>
+      <w:pPr>
+        <w:rPr>
+          <w:sz w:val="28"/>
           <w:szCs w:val="28"/>
-        </w:rPr>
-      </w:pPr>
-      <w:bookmarkStart w:id="6" w:name="_Toc230013322"/>
+          <w:lang w:val="ru-RU"/>
+        </w:rPr>
+      </w:pPr>
+    </w:p>
+    <w:p>
+      <w:pPr>
+        <w:pStyle w:val="Heading1"/>
+        <w:numPr>
+          <w:ilvl w:val="0"/>
+          <w:numId w:val="0"/>
+        </w:numPr>
+        <w:rPr>
+          <w:szCs w:val="28"/>
+        </w:rPr>
+      </w:pPr>
+      <w:bookmarkStart w:id="7" w:name="_Toc230028557"/>
       <w:r>
         <w:rPr>
           <w:rFonts w:eastAsia="Times New Roman"/>
@@ -7014,7 +13343,7 @@
         <w:lastRenderedPageBreak/>
         <w:t>Заключение</w:t>
       </w:r>
-      <w:bookmarkEnd w:id="6"/>
+      <w:bookmarkEnd w:id="7"/>
     </w:p>
     <w:p>
       <w:pPr>

--- a/LAB_2/LAB2.docx
+++ b/LAB_2/LAB2.docx
@@ -7004,11 +7004,23 @@
           <w:ilvl w:val="0"/>
           <w:numId w:val="0"/>
         </w:numPr>
+        <w:rPr>
+          <w:lang w:val="en-US"/>
+        </w:rPr>
       </w:pPr>
       <w:bookmarkStart w:id="6" w:name="_Toc230028556"/>
       <w:r>
         <w:lastRenderedPageBreak/>
-        <w:t>ПОЛНЫЙ КОД</w:t>
+        <w:t>ПОЛНЫЙ</w:t>
+      </w:r>
+      <w:r>
+        <w:rPr>
+          <w:lang w:val="en-US"/>
+        </w:rPr>
+        <w:t xml:space="preserve"> </w:t>
+      </w:r>
+      <w:r>
+        <w:t>КОД</w:t>
       </w:r>
       <w:bookmarkEnd w:id="6"/>
     </w:p>
@@ -8404,25 +8416,7 @@
           <w:sz w:val="20"/>
           <w:szCs w:val="20"/>
         </w:rPr>
-        <w:t xml:space="preserve"> </w:t>
-      </w:r>
-      <w:proofErr w:type="spellStart"/>
-      <w:r>
-        <w:rPr>
-          <w:rFonts w:ascii="Consolas" w:hAnsi="Consolas" w:cs="Consolas"/>
-          <w:sz w:val="20"/>
-          <w:szCs w:val="20"/>
-        </w:rPr>
-        <w:t>один</w:t>
-      </w:r>
-      <w:proofErr w:type="spellEnd"/>
-      <w:r>
-        <w:rPr>
-          <w:rFonts w:ascii="Consolas" w:hAnsi="Consolas" w:cs="Consolas"/>
-          <w:sz w:val="20"/>
-          <w:szCs w:val="20"/>
-        </w:rPr>
-        <w:t xml:space="preserve"> </w:t>
+        <w:t xml:space="preserve"> один </w:t>
       </w:r>
       <w:proofErr w:type="spellStart"/>
       <w:r>
@@ -9026,15 +9020,13 @@
           <w:rFonts w:ascii="Consolas" w:hAnsi="Consolas" w:cs="Consolas"/>
           <w:sz w:val="20"/>
           <w:szCs w:val="20"/>
-          <w:lang w:val="ru-RU"/>
-        </w:rPr>
-      </w:pPr>
-      <w:r>
-        <w:rPr>
-          <w:rFonts w:ascii="Consolas" w:hAnsi="Consolas" w:cs="Consolas"/>
-          <w:sz w:val="20"/>
-          <w:szCs w:val="20"/>
-          <w:lang w:val="ru-RU"/>
+        </w:rPr>
+      </w:pPr>
+      <w:r>
+        <w:rPr>
+          <w:rFonts w:ascii="Consolas" w:hAnsi="Consolas" w:cs="Consolas"/>
+          <w:sz w:val="20"/>
+          <w:szCs w:val="20"/>
         </w:rPr>
         <w:t>#</w:t>
       </w:r>
@@ -9051,18 +9043,42 @@
           <w:rFonts w:ascii="Consolas" w:hAnsi="Consolas" w:cs="Consolas"/>
           <w:sz w:val="20"/>
           <w:szCs w:val="20"/>
-          <w:lang w:val="ru-RU"/>
-        </w:rPr>
-        <w:t>5. Сложение полиномов</w:t>
-      </w:r>
-    </w:p>
-    <w:p>
-      <w:pPr>
-        <w:rPr>
-          <w:rFonts w:ascii="Consolas" w:hAnsi="Consolas" w:cs="Consolas"/>
-          <w:sz w:val="20"/>
-          <w:szCs w:val="20"/>
-          <w:lang w:val="ru-RU"/>
+        </w:rPr>
+        <w:t xml:space="preserve">5. </w:t>
+      </w:r>
+      <w:r>
+        <w:rPr>
+          <w:rFonts w:ascii="Consolas" w:hAnsi="Consolas" w:cs="Consolas"/>
+          <w:sz w:val="20"/>
+          <w:szCs w:val="20"/>
+          <w:lang w:val="ru-RU"/>
+        </w:rPr>
+        <w:t>Сложение</w:t>
+      </w:r>
+      <w:r>
+        <w:rPr>
+          <w:rFonts w:ascii="Consolas" w:hAnsi="Consolas" w:cs="Consolas"/>
+          <w:sz w:val="20"/>
+          <w:szCs w:val="20"/>
+        </w:rPr>
+        <w:t xml:space="preserve"> </w:t>
+      </w:r>
+      <w:r>
+        <w:rPr>
+          <w:rFonts w:ascii="Consolas" w:hAnsi="Consolas" w:cs="Consolas"/>
+          <w:sz w:val="20"/>
+          <w:szCs w:val="20"/>
+          <w:lang w:val="ru-RU"/>
+        </w:rPr>
+        <w:t>полиномов</w:t>
+      </w:r>
+    </w:p>
+    <w:p>
+      <w:pPr>
+        <w:rPr>
+          <w:rFonts w:ascii="Consolas" w:hAnsi="Consolas" w:cs="Consolas"/>
+          <w:sz w:val="20"/>
+          <w:szCs w:val="20"/>
         </w:rPr>
       </w:pPr>
       <w:r>
@@ -9078,7 +9094,6 @@
           <w:rFonts w:ascii="Consolas" w:hAnsi="Consolas" w:cs="Consolas"/>
           <w:sz w:val="20"/>
           <w:szCs w:val="20"/>
-          <w:lang w:val="ru-RU"/>
         </w:rPr>
         <w:t xml:space="preserve"> </w:t>
       </w:r>
@@ -9097,7 +9112,6 @@
           <w:rFonts w:ascii="Consolas" w:hAnsi="Consolas" w:cs="Consolas"/>
           <w:sz w:val="20"/>
           <w:szCs w:val="20"/>
-          <w:lang w:val="ru-RU"/>
         </w:rPr>
         <w:t>:</w:t>
       </w:r>
@@ -9115,7 +9129,6 @@
           <w:rFonts w:ascii="Consolas" w:hAnsi="Consolas" w:cs="Consolas"/>
           <w:sz w:val="20"/>
           <w:szCs w:val="20"/>
-          <w:lang w:val="ru-RU"/>
         </w:rPr>
         <w:t xml:space="preserve">    </w:t>
       </w:r>
@@ -13241,49 +13254,90 @@
           <w:rFonts w:ascii="Consolas" w:hAnsi="Consolas" w:cs="Consolas"/>
           <w:sz w:val="20"/>
           <w:szCs w:val="20"/>
-        </w:rPr>
-      </w:pPr>
-      <w:proofErr w:type="spellStart"/>
-      <w:r>
-        <w:rPr>
-          <w:rFonts w:ascii="Consolas" w:hAnsi="Consolas" w:cs="Consolas"/>
-          <w:sz w:val="20"/>
-          <w:szCs w:val="20"/>
-        </w:rPr>
-        <w:t>print_poly</w:t>
-      </w:r>
-      <w:proofErr w:type="spellEnd"/>
-      <w:r>
-        <w:rPr>
-          <w:rFonts w:ascii="Consolas" w:hAnsi="Consolas" w:cs="Consolas"/>
-          <w:sz w:val="20"/>
-          <w:szCs w:val="20"/>
-        </w:rPr>
-        <w:t>(result)</w:t>
-      </w:r>
-    </w:p>
-    <w:p>
-      <w:pPr>
-        <w:rPr>
-          <w:rFonts w:ascii="Consolas" w:hAnsi="Consolas" w:cs="Consolas"/>
-          <w:sz w:val="20"/>
-          <w:szCs w:val="20"/>
-        </w:rPr>
-      </w:pPr>
-    </w:p>
-    <w:p>
-      <w:pPr>
-        <w:rPr>
-          <w:rFonts w:ascii="Consolas" w:hAnsi="Consolas" w:cs="Consolas"/>
-          <w:sz w:val="20"/>
-          <w:szCs w:val="20"/>
-        </w:rPr>
-      </w:pPr>
-      <w:r>
-        <w:rPr>
-          <w:rFonts w:ascii="Consolas" w:hAnsi="Consolas" w:cs="Consolas"/>
-          <w:sz w:val="20"/>
-          <w:szCs w:val="20"/>
+          <w:lang w:val="ru-RU"/>
+        </w:rPr>
+      </w:pPr>
+      <w:proofErr w:type="spellStart"/>
+      <w:r>
+        <w:rPr>
+          <w:rFonts w:ascii="Consolas" w:hAnsi="Consolas" w:cs="Consolas"/>
+          <w:sz w:val="20"/>
+          <w:szCs w:val="20"/>
+        </w:rPr>
+        <w:t>print</w:t>
+      </w:r>
+      <w:proofErr w:type="spellEnd"/>
+      <w:r>
+        <w:rPr>
+          <w:rFonts w:ascii="Consolas" w:hAnsi="Consolas" w:cs="Consolas"/>
+          <w:sz w:val="20"/>
+          <w:szCs w:val="20"/>
+          <w:lang w:val="ru-RU"/>
+        </w:rPr>
+        <w:t>_</w:t>
+      </w:r>
+      <w:proofErr w:type="spellStart"/>
+      <w:r>
+        <w:rPr>
+          <w:rFonts w:ascii="Consolas" w:hAnsi="Consolas" w:cs="Consolas"/>
+          <w:sz w:val="20"/>
+          <w:szCs w:val="20"/>
+        </w:rPr>
+        <w:t>poly</w:t>
+      </w:r>
+      <w:proofErr w:type="spellEnd"/>
+      <w:r>
+        <w:rPr>
+          <w:rFonts w:ascii="Consolas" w:hAnsi="Consolas" w:cs="Consolas"/>
+          <w:sz w:val="20"/>
+          <w:szCs w:val="20"/>
+          <w:lang w:val="ru-RU"/>
+        </w:rPr>
+        <w:t>(</w:t>
+      </w:r>
+      <w:r>
+        <w:rPr>
+          <w:rFonts w:ascii="Consolas" w:hAnsi="Consolas" w:cs="Consolas"/>
+          <w:sz w:val="20"/>
+          <w:szCs w:val="20"/>
+        </w:rPr>
+        <w:t>result</w:t>
+      </w:r>
+      <w:r>
+        <w:rPr>
+          <w:rFonts w:ascii="Consolas" w:hAnsi="Consolas" w:cs="Consolas"/>
+          <w:sz w:val="20"/>
+          <w:szCs w:val="20"/>
+          <w:lang w:val="ru-RU"/>
+        </w:rPr>
+        <w:t>)</w:t>
+      </w:r>
+    </w:p>
+    <w:p>
+      <w:pPr>
+        <w:rPr>
+          <w:rFonts w:ascii="Consolas" w:hAnsi="Consolas" w:cs="Consolas"/>
+          <w:sz w:val="20"/>
+          <w:szCs w:val="20"/>
+          <w:lang w:val="ru-RU"/>
+        </w:rPr>
+      </w:pPr>
+    </w:p>
+    <w:p>
+      <w:pPr>
+        <w:rPr>
+          <w:rFonts w:ascii="Consolas" w:hAnsi="Consolas" w:cs="Consolas"/>
+          <w:sz w:val="20"/>
+          <w:szCs w:val="20"/>
+          <w:lang w:val="ru-RU"/>
+        </w:rPr>
+      </w:pPr>
+      <w:r>
+        <w:rPr>
+          <w:rFonts w:ascii="Consolas" w:hAnsi="Consolas" w:cs="Consolas"/>
+          <w:sz w:val="20"/>
+          <w:szCs w:val="20"/>
+          <w:lang w:val="ru-RU"/>
         </w:rPr>
         <w:t xml:space="preserve">        </w:t>
       </w:r>
@@ -13294,22 +13348,25 @@
           <w:rFonts w:ascii="Consolas" w:hAnsi="Consolas" w:cs="Consolas"/>
           <w:sz w:val="20"/>
           <w:szCs w:val="20"/>
-        </w:rPr>
-      </w:pPr>
-    </w:p>
-    <w:p>
-      <w:pPr>
-        <w:rPr>
-          <w:rFonts w:ascii="Consolas" w:hAnsi="Consolas" w:cs="Consolas"/>
-          <w:sz w:val="20"/>
-          <w:szCs w:val="20"/>
-        </w:rPr>
-      </w:pPr>
-      <w:r>
-        <w:rPr>
-          <w:rFonts w:ascii="Consolas" w:hAnsi="Consolas" w:cs="Consolas"/>
-          <w:sz w:val="20"/>
-          <w:szCs w:val="20"/>
+          <w:lang w:val="ru-RU"/>
+        </w:rPr>
+      </w:pPr>
+    </w:p>
+    <w:p>
+      <w:pPr>
+        <w:rPr>
+          <w:rFonts w:ascii="Consolas" w:hAnsi="Consolas" w:cs="Consolas"/>
+          <w:sz w:val="20"/>
+          <w:szCs w:val="20"/>
+          <w:lang w:val="ru-RU"/>
+        </w:rPr>
+      </w:pPr>
+      <w:r>
+        <w:rPr>
+          <w:rFonts w:ascii="Consolas" w:hAnsi="Consolas" w:cs="Consolas"/>
+          <w:sz w:val="20"/>
+          <w:szCs w:val="20"/>
+          <w:lang w:val="ru-RU"/>
         </w:rPr>
         <w:t xml:space="preserve">    </w:t>
       </w:r>
@@ -19521,6 +19578,7 @@
   <w:style w:type="character" w:default="1" w:styleId="DefaultParagraphFont">
     <w:name w:val="Default Paragraph Font"/>
     <w:uiPriority w:val="1"/>
+    <w:semiHidden/>
     <w:unhideWhenUsed/>
   </w:style>
   <w:style w:type="table" w:default="1" w:styleId="TableNormal">

--- a/LAB_2/LAB2.docx
+++ b/LAB_2/LAB2.docx
@@ -579,7 +579,16 @@
                 <w:sz w:val="28"/>
                 <w:szCs w:val="28"/>
               </w:rPr>
-              <w:t xml:space="preserve"> №1</w:t>
+              <w:t xml:space="preserve"> №</w:t>
+            </w:r>
+            <w:r>
+              <w:rPr>
+                <w:b/>
+                <w:sz w:val="28"/>
+                <w:szCs w:val="28"/>
+                <w:lang w:val="ru-RU"/>
+              </w:rPr>
+              <w:t>2</w:t>
             </w:r>
             <w:r>
               <w:rPr>
@@ -9020,13 +9029,15 @@
           <w:rFonts w:ascii="Consolas" w:hAnsi="Consolas" w:cs="Consolas"/>
           <w:sz w:val="20"/>
           <w:szCs w:val="20"/>
-        </w:rPr>
-      </w:pPr>
-      <w:r>
-        <w:rPr>
-          <w:rFonts w:ascii="Consolas" w:hAnsi="Consolas" w:cs="Consolas"/>
-          <w:sz w:val="20"/>
-          <w:szCs w:val="20"/>
+          <w:lang w:val="ru-RU"/>
+        </w:rPr>
+      </w:pPr>
+      <w:r>
+        <w:rPr>
+          <w:rFonts w:ascii="Consolas" w:hAnsi="Consolas" w:cs="Consolas"/>
+          <w:sz w:val="20"/>
+          <w:szCs w:val="20"/>
+          <w:lang w:val="ru-RU"/>
         </w:rPr>
         <w:t>#</w:t>
       </w:r>
@@ -9043,6 +9054,7 @@
           <w:rFonts w:ascii="Consolas" w:hAnsi="Consolas" w:cs="Consolas"/>
           <w:sz w:val="20"/>
           <w:szCs w:val="20"/>
+          <w:lang w:val="ru-RU"/>
         </w:rPr>
         <w:t xml:space="preserve">5. </w:t>
       </w:r>
@@ -9060,6 +9072,7 @@
           <w:rFonts w:ascii="Consolas" w:hAnsi="Consolas" w:cs="Consolas"/>
           <w:sz w:val="20"/>
           <w:szCs w:val="20"/>
+          <w:lang w:val="ru-RU"/>
         </w:rPr>
         <w:t xml:space="preserve"> </w:t>
       </w:r>
@@ -9079,6 +9092,7 @@
           <w:rFonts w:ascii="Consolas" w:hAnsi="Consolas" w:cs="Consolas"/>
           <w:sz w:val="20"/>
           <w:szCs w:val="20"/>
+          <w:lang w:val="ru-RU"/>
         </w:rPr>
       </w:pPr>
       <w:r>
@@ -9094,6 +9108,7 @@
           <w:rFonts w:ascii="Consolas" w:hAnsi="Consolas" w:cs="Consolas"/>
           <w:sz w:val="20"/>
           <w:szCs w:val="20"/>
+          <w:lang w:val="ru-RU"/>
         </w:rPr>
         <w:t xml:space="preserve"> </w:t>
       </w:r>
@@ -9112,6 +9127,7 @@
           <w:rFonts w:ascii="Consolas" w:hAnsi="Consolas" w:cs="Consolas"/>
           <w:sz w:val="20"/>
           <w:szCs w:val="20"/>
+          <w:lang w:val="ru-RU"/>
         </w:rPr>
         <w:t>:</w:t>
       </w:r>
@@ -9129,6 +9145,7 @@
           <w:rFonts w:ascii="Consolas" w:hAnsi="Consolas" w:cs="Consolas"/>
           <w:sz w:val="20"/>
           <w:szCs w:val="20"/>
+          <w:lang w:val="ru-RU"/>
         </w:rPr>
         <w:t xml:space="preserve">    </w:t>
       </w:r>
@@ -13257,7 +13274,6 @@
           <w:lang w:val="ru-RU"/>
         </w:rPr>
       </w:pPr>
-      <w:proofErr w:type="spellStart"/>
       <w:r>
         <w:rPr>
           <w:rFonts w:ascii="Consolas" w:hAnsi="Consolas" w:cs="Consolas"/>
@@ -13266,7 +13282,6 @@
         </w:rPr>
         <w:t>print</w:t>
       </w:r>
-      <w:proofErr w:type="spellEnd"/>
       <w:r>
         <w:rPr>
           <w:rFonts w:ascii="Consolas" w:hAnsi="Consolas" w:cs="Consolas"/>
@@ -13276,7 +13291,6 @@
         </w:rPr>
         <w:t>_</w:t>
       </w:r>
-      <w:proofErr w:type="spellStart"/>
       <w:r>
         <w:rPr>
           <w:rFonts w:ascii="Consolas" w:hAnsi="Consolas" w:cs="Consolas"/>
@@ -13285,7 +13299,6 @@
         </w:rPr>
         <w:t>poly</w:t>
       </w:r>
-      <w:proofErr w:type="spellEnd"/>
       <w:r>
         <w:rPr>
           <w:rFonts w:ascii="Consolas" w:hAnsi="Consolas" w:cs="Consolas"/>
